--- a/docs/FYP-Interim-Report.docx
+++ b/docs/FYP-Interim-Report.docx
@@ -431,7 +431,16 @@
         <w:jc w:val="both"/>
       </w:pPr>
       <w:r>
-        <w:t xml:space="preserve">First, the feedback loop that is missing is the one that educational research says matters most. Feedback is most effective when it is specific, timely, and tells the learner what to do next rather than only how they did [3]; deliberate practice with immediate corrective feedback is the mechanism behind skill acquisition in effortful domains [4]. A tool that scores an answer at the end of a session gives feedback that is neither timely nor actionable during the session. A tool that changes the </w:t>
+        <w:t xml:space="preserve">First, the feedback loop that is missing is the one that educational research says matters most. Feedback is most effective when it is specific, timely, and tells the learner what to do next rather than only how they did [7]; practice with immediate corrective feedback is central to skill acquisition in effortful domains [8] — though the strength of that relationship is contested, and a later meta-analysis across music, games, sports, education and the professions found practice accounts for considerably less of the variance in performance than the original framework claimed [9]. The weaker reading is sufficient here: this project does not claim practice is </w:t>
+      </w:r>
+      <w:r>
+        <w:rPr>
+          <w:i/>
+        </w:rPr>
+        <w:t>all</w:t>
+      </w:r>
+      <w:r>
+        <w:t xml:space="preserve"> that matters, only that practice without feedback is the worse of the two options. A tool that scores an answer at the end of a session gives feedback that is neither timely nor actionable during the session. A tool that changes the </w:t>
       </w:r>
       <w:r>
         <w:rPr>
@@ -753,6 +762,84 @@
               <w:rPr>
                 <w:sz w:val="19"/>
               </w:rPr>
+              <w:t>O2b</w:t>
+            </w:r>
+          </w:p>
+        </w:tc>
+        <w:tc>
+          <w:tcPr>
+            <w:tcW w:type="dxa" w:w="3120"/>
+          </w:tcPr>
+          <w:p>
+            <w:pPr>
+              <w:spacing w:after="40" w:before="40"/>
+            </w:pPr>
+            <w:r>
+              <w:rPr>
+                <w:sz w:val="19"/>
+              </w:rPr>
+            </w:r>
+            <w:r>
+              <w:rPr>
+                <w:sz w:val="19"/>
+              </w:rPr>
+              <w:t>Detect unevidenced claims in an answer deterministically, and convert them into follow-up probes that quote the candidate's own words</w:t>
+            </w:r>
+          </w:p>
+        </w:tc>
+        <w:tc>
+          <w:tcPr>
+            <w:tcW w:type="dxa" w:w="3120"/>
+          </w:tcPr>
+          <w:p>
+            <w:pPr>
+              <w:spacing w:after="40" w:before="40"/>
+            </w:pPr>
+            <w:r>
+              <w:rPr>
+                <w:sz w:val="19"/>
+              </w:rPr>
+            </w:r>
+            <w:r>
+              <w:rPr>
+                <w:sz w:val="19"/>
+              </w:rPr>
+              <w:t xml:space="preserve">Signal lexicon unit tests; probe-rate sweep in </w:t>
+            </w:r>
+            <w:r>
+              <w:rPr>
+                <w:rFonts w:ascii="Consolas" w:hAnsi="Consolas"/>
+                <w:sz w:val="19"/>
+              </w:rPr>
+              <w:t>eval:persona</w:t>
+            </w:r>
+            <w:r>
+              <w:rPr>
+                <w:sz w:val="19"/>
+              </w:rPr>
+              <w:t>, measured against the 4.9% published baseline [15]</w:t>
+            </w:r>
+          </w:p>
+        </w:tc>
+      </w:tr>
+      <w:tr>
+        <w:tc>
+          <w:tcPr>
+            <w:tcW w:type="dxa" w:w="3120"/>
+          </w:tcPr>
+          <w:p>
+            <w:pPr>
+              <w:spacing w:after="40" w:before="40"/>
+            </w:pPr>
+            <w:r>
+              <w:rPr>
+                <w:sz w:val="19"/>
+              </w:rPr>
+            </w:r>
+            <w:r>
+              <w:rPr>
+                <w:sz w:val="19"/>
+              </w:rPr>
               <w:t>O3</w:t>
             </w:r>
           </w:p>
@@ -1877,7 +1964,24 @@
         <w:t>structure</w:t>
       </w:r>
       <w:r>
-        <w:t xml:space="preserve"> is what makes an interview predictive. Campion, Palmer and Campion's review identified fifteen distinct components of structure, which they grouped into those that standardise the questions and those that standardise the evaluation [1]. McDaniel et al.'s meta-analysis of 245 coefficients found structured interviews substantially more valid predictors of job performance than unstructured ones [2], and Huffcutt and Arthur reported that validity rises sharply with the degree of structure imposed [6].</w:t>
+        <w:t xml:space="preserve"> is what makes an interview predictive. Campion, Palmer and Campion's review identified fifteen distinct components of structure, which they grouped into those that standardise the questions and those that standardise the evaluation [1]. McDaniel et al.'s meta-analysis of 245 coefficients found structured interviews substantially more valid predictors of job performance than unstructured ones [2], and Huffcutt and Arthur reported that validity rises sharply with the degree of structure imposed [6]. Levashina et al.'s more recent review consolidated two decades of subsequent work, covering how structure is defined, how it reduces bias, and — directly relevant here — the role of probing and follow-up questions within a structured format [4].</w:t>
+      </w:r>
+    </w:p>
+    <w:p>
+      <w:pPr>
+        <w:jc w:val="both"/>
+      </w:pPr>
+      <w:r>
+        <w:t xml:space="preserve">These validity figures have since been revised, and the revision matters enough to state. Sackett et al. showed that decades of meta-analyses in personnel selection applied systematic overcorrections for range restriction, so the absolute coefficients in the older literature are inflated [3]. Their corrected estimates place structured interviews at a mean validity of .42 — the </w:t>
+      </w:r>
+      <w:r>
+        <w:rPr>
+          <w:i/>
+        </w:rPr>
+        <w:t>highest</w:t>
+      </w:r>
+      <w:r>
+        <w:t xml:space="preserve"> of the widely used predictors they examined, above general mental ability tests — with a wide 80% credibility interval of .18 to .66. So the older numbers should not be quoted at face value, while the conclusion this project relies on survives the correction intact, and is if anything strengthened: of the tools available for judging a candidate, a structured interview is the best-evidenced one.</w:t>
       </w:r>
     </w:p>
     <w:p>
@@ -1954,7 +2058,7 @@
         <w:jc w:val="both"/>
       </w:pPr>
       <w:r>
-        <w:t>Software engineering interviews have their own literature, and it is largely critical. Behroozi et al. instrumented candidates solving whiteboard problems while thinking aloud and found that the performative aspect — solving under observation — produced measurable stress responses and degraded performance, to the point that the format may be measuring stress tolerance as much as technical skill [8]. Their survey work found developers describing the process as arbitrary and poorly aligned with the work itself [9], and a follow-up study of the full hiring pipeline documented specific process failures that candidates and interviewers both recognised [10].</w:t>
+        <w:t>Software engineering interviews have their own literature, and it is largely critical. Behroozi et al. instrumented candidates solving whiteboard problems while thinking aloud and found that the performative aspect — solving under observation — produced measurable stress responses and degraded performance, to the point that the format may be measuring stress tolerance as much as technical skill [10]. Their survey work found developers describing the process as arbitrary and poorly aligned with the work itself [11], and a follow-up study of the full hiring pipeline documented specific process failures that candidates and interviewers both recognised [12].</w:t>
       </w:r>
     </w:p>
     <w:p>
@@ -2005,7 +2109,7 @@
         <w:jc w:val="both"/>
       </w:pPr>
       <w:r>
-        <w:t>Automated interviewing predates large language models. Asynchronous video interviewing, in which candidates record answers to fixed prompts and software scores them, has been in commercial use since the mid-2010s. Suen, Chen and Lu compared AI-scored asynchronous video interviews with synchronous human ones and found comparable ratings but different applicant attitudes [12]. Langer, König and Papathanasiou found that acceptance of highly automated interviews depends heavily on the stakes: candidates tolerate automation more readily when the outcome matters less [11].</w:t>
+        <w:t>Automated interviewing predates large language models. Asynchronous video interviewing, in which candidates record answers to fixed prompts and software scores them, has been in commercial use since the mid-2010s. Suen, Chen and Lu compared AI-scored asynchronous video interviews with synchronous human ones and found comparable ratings but different applicant attitudes [14]. Langer, König and Papathanasiou found that acceptance of highly automated interviews depends heavily on the stakes: candidates tolerate automation more readily when the outcome matters less [13].</w:t>
       </w:r>
     </w:p>
     <w:p>
@@ -2021,8 +2125,31 @@
         <w:jc w:val="both"/>
       </w:pPr>
       <w:r>
-        <w:t xml:space="preserve">The current generation of LLM-based interview products is mostly employer-facing and mostly proprietary, which makes rigorous comparison difficult — vendor claims about accuracy and bias mitigation are rarely accompanied by independently reproducible evidence, a point Raghavan et al. document systematically across the algorithmic hiring vendor landscape [13]. </w:t>
-      </w:r>
+        <w:t xml:space="preserve">The current generation of LLM-based interview products is mostly employer-facing and mostly proprietary, which makes rigorous comparison difficult — vendor claims about accuracy and bias mitigation are rarely accompanied by independently reproducible evidence, a point Raghavan et al. document systematically across the algorithmic hiring vendor landscape [16]. One recent empirical study is directly relevant, because it measures the specific failure this project's design targets. Zhang et al. instrumented an MLLM-led voice interview system across 428 conversational turns and characterised its behaviour as </w:t>
+      </w:r>
+      <w:r>
+        <w:rPr>
+          <w:i/>
+        </w:rPr>
+        <w:t>acknowledgment-heavy but probe-light</w:t>
+      </w:r>
+      <w:r>
+        <w:t xml:space="preserve">: detailed follow-up questions accounted for only </w:t>
+      </w:r>
+      <w:r>
+        <w:rPr>
+          <w:b/>
+        </w:rPr>
+        <w:t>4.9% of interviewer turns</w:t>
+      </w:r>
+      <w:r>
+        <w:t xml:space="preserve"> [15]. An interviewer that acknowledges rather than probes will accept an unevidenced claim and move on, which is precisely the behaviour a practising candidate needs to be protected from — the point of practice is to meet the follow-up here rather than in the real interview. That figure is the published baseline this project's evidence-probing mechanism (Sections 5.4 and 5.5) was built to beat, and Section 5.19 reports the measurement against it.</w:t>
+      </w:r>
+    </w:p>
+    <w:p>
+      <w:pPr>
+        <w:jc w:val="both"/>
+      </w:pPr>
       <w:r>
         <w:rPr>
           <w:b/>
@@ -2047,7 +2174,7 @@
         <w:jc w:val="both"/>
       </w:pPr>
       <w:r>
-        <w:t>The transformer architecture [15] and the demonstration that scaled language models perform tasks from instructions alone [16] are the technical foundation for everything in this project. Instruction tuning with human feedback [17] is what makes a system prompt like "you are an interviewer, ask exactly one question at a time" reliably control behaviour, rather than being merely suggestive.</w:t>
+        <w:t>The transformer architecture [18] and the demonstration that scaled language models perform tasks from instructions alone [19] are the technical foundation for everything in this project. Instruction tuning with human feedback [20] is what makes a system prompt like "you are an interviewer, ask exactly one question at a time" reliably control behaviour, rather than being merely suggestive.</w:t>
       </w:r>
     </w:p>
     <w:p>
@@ -2073,7 +2200,7 @@
         <w:t>structured output</w:t>
       </w:r>
       <w:r>
-        <w:t>: the scoring component requires a JSON object with a fixed schema, and modern APIs support constraining the response format to valid JSON [45]. The project relies on this and, correctly, does not trust it completely — Section 5.3 describes the repair and defaulting layer that exists because a constrained format guarantees syntax, not completeness.</w:t>
+        <w:t>: the scoring component requires a JSON object with a fixed schema, and modern APIs support constraining the response format to valid JSON [44]. The project relies on this and, correctly, does not trust it completely — Section 5.3 describes the repair and defaulting layer that exists because a constrained format guarantees syntax, not completeness.</w:t>
       </w:r>
     </w:p>
     <w:p>
@@ -2087,7 +2214,7 @@
         <w:t>Weakness.</w:t>
       </w:r>
       <w:r>
-        <w:t xml:space="preserve"> These models are next-token predictors trained on text, and fluency is not accuracy [44]. The project's own evaluation surfaces exactly this failure mode: its scoring component is measurably lenient toward answers that are confident, well-structured and wrong.</w:t>
+        <w:t xml:space="preserve"> These models are next-token predictors trained on text, and fluency is not accuracy [41]. The project's own evaluation surfaces exactly this failure mode: its scoring component is measurably lenient toward answers that are confident, well-structured and wrong.</w:t>
       </w:r>
     </w:p>
     <w:p>
@@ -2107,7 +2234,7 @@
         <w:jc w:val="both"/>
       </w:pPr>
       <w:r>
-        <w:t>Lewis et al. introduced retrieval-augmented generation as a way to combine a parametric model with a non-parametric memory, retrieving relevant passages at inference time and conditioning generation on them [19]. The pattern has become the standard method for grounding a general model in specific documents, and the survey by Gao et al. maps the design space — chunking strategy, embedding choice, retrieval granularity, and how retrieved context is fused into the prompt [20].</w:t>
+        <w:t>Lewis et al. introduced retrieval-augmented generation as a way to combine a parametric model with a non-parametric memory, retrieving relevant passages at inference time and conditioning generation on them [22]. The pattern has become the standard method for grounding a general model in specific documents, and the survey by Gao et al. maps the design space — chunking strategy, embedding choice, retrieval granularity, and how retrieved context is fused into the prompt [23].</w:t>
       </w:r>
     </w:p>
     <w:p>
@@ -2115,7 +2242,7 @@
         <w:jc w:val="both"/>
       </w:pPr>
       <w:r>
-        <w:t xml:space="preserve">This project uses the simplest useful form of it. A job description is split into overlapping character-bounded chunks, each chunk is embedded, and at each turn the chunks most similar to a query are retrieved and inserted into the prompt. Two choices depart from the default recipe and are argued in Section 5.6: the retrieval query is </w:t>
+        <w:t xml:space="preserve">This project uses the simplest useful form of it. A job description is split into overlapping character-bounded chunks, each chunk is embedded, and at each turn the chunks most similar to a query are retrieved and inserted into the prompt. Two choices depart from the default recipe and are argued in Section 5.8: the retrieval query is </w:t>
       </w:r>
       <w:r>
         <w:rPr>
@@ -2132,7 +2259,7 @@
         <w:jc w:val="both"/>
       </w:pPr>
       <w:r>
-        <w:t xml:space="preserve">On the storage side, the literature on approximate nearest-neighbour search — HNSW graphs [21] and the index families they inspired — explains why dedicated vector databases exist. This project deliberately does not use one, storing vectors in </w:t>
+        <w:t xml:space="preserve">On the storage side, the literature on approximate nearest-neighbour search — HNSW graphs [24] and the index families they inspired — explains why dedicated vector databases exist. This project deliberately does not use one, storing vectors in </w:t>
       </w:r>
       <w:r>
         <w:rPr>
@@ -2162,7 +2289,7 @@
         <w:jc w:val="both"/>
       </w:pPr>
       <w:r>
-        <w:t>Prompting is now a substantial literature in its own right; Sahoo et al.'s survey catalogues the major families of technique [22]. Chain-of-thought prompting, in which the model is asked to reason step by step before answering, improves performance on multi-step problems [18], and its influence appears here indirectly: the interviewer is instructed to invite the candidate to think out loud, and the assessor is given anchored score bands rather than an unlabelled 0–100 scale.</w:t>
+        <w:t>Prompting is now a substantial literature in its own right; Sahoo et al.'s survey catalogues the major families of technique [25]. Chain-of-thought prompting, in which the model is asked to reason step by step before answering, improves performance on multi-step problems [21], and its influence appears here indirectly: the interviewer is instructed to invite the candidate to think out loud, and the assessor is given anchored score bands rather than an unlabelled 0–100 scale.</w:t>
       </w:r>
     </w:p>
     <w:p>
@@ -2198,7 +2325,7 @@
         <w:t>Prompt caching.</w:t>
       </w:r>
       <w:r>
-        <w:t xml:space="preserve"> Providers cache a prompt's prefix and discount the cached portion, but only when the prefix exceeds a minimum length and is byte-identical between calls [38]. This constraint drove a real architectural decision in this project: the prompt is emitted as two system messages, a stable layer that is constant for the whole round and a volatile layer that changes per turn. Section 5.11 reports both the design and its honest caveat — the stable prefix of a bare session measures around 590 tokens, below the caching floor, so the layering only pays off once a resume or job description is attached.</w:t>
+        <w:t xml:space="preserve"> Providers cache a prompt's prefix and discount the cached portion, but only when the prefix exceeds a minimum length and is byte-identical between calls [42]. This constraint drove a real architectural decision in this project: the prompt is emitted as two system messages, a stable layer that is constant for the whole round and a volatile layer that changes per turn. Section 5.13 reports both the design and its honest caveat — the stable prefix of a bare session measures around 590 tokens, below the caching floor, so the layering only pays off once a resume or job description is attached.</w:t>
       </w:r>
     </w:p>
     <w:p>
@@ -2226,7 +2353,7 @@
         <w:jc w:val="both"/>
       </w:pPr>
       <w:r>
-        <w:t>Zheng et al. established the LLM-as-a-judge paradigm, showing that strong models agree with human preferences at rates comparable to human–human agreement on open-ended tasks, while also documenting position bias, verbosity bias and self-enhancement bias [23]. Liu et al.'s G-Eval used a model with chain-of-thought and a form-filling paradigm to score generated text, reporting higher correlation with human judgement than prior automatic metrics [24]. Chiang and Lee examined whether LLM evaluation could substitute for human evaluation more generally, finding useful agreement but also sensitivity to prompt wording and sampling temperature [25].</w:t>
+        <w:t>Zheng et al. established the LLM-as-a-judge paradigm, showing that strong models agree with human preferences at rates comparable to human–human agreement on open-ended tasks, while also documenting position bias, verbosity bias and self-enhancement bias [26]. Liu et al.'s G-Eval used a model with chain-of-thought and a form-filling paradigm to score generated text, reporting higher correlation with human judgement than prior automatic metrics [27]. Chiang and Lee examined whether LLM evaluation could substitute for human evaluation more generally, finding useful agreement but also sensitivity to prompt wording and sampling temperature [28].</w:t>
       </w:r>
     </w:p>
     <w:p>
@@ -2243,7 +2370,7 @@
         <w:t>order</w:t>
       </w:r>
       <w:r>
-        <w:t xml:space="preserve"> in which candidates are presented, to the point that swapping two responses can flip the verdict [26]. Panickssery et al. found that model evaluators systematically favour text produced by the same model family, which is a direct problem for any pipeline where one model both generates and grades [27].</w:t>
+        <w:t xml:space="preserve"> in which candidates are presented, to the point that swapping two responses can flip the verdict [29]. Panickssery et al. found that model evaluators systematically favour text produced by the same model family, which is a direct problem for any pipeline where one model both generates and grades [30].</w:t>
       </w:r>
     </w:p>
     <w:p>
@@ -2302,7 +2429,7 @@
         <w:t>Blind judging where a model scores a model.</w:t>
       </w:r>
       <w:r>
-        <w:t xml:space="preserve"> The persona-differentiation harness never tells its judge which persona produced the text, and the coaching harness presents the coach's output and the control's unlabelled and in a varying order — both are direct mitigations for the position and self-preference biases documented in [26] and [27].</w:t>
+        <w:t xml:space="preserve"> The persona-differentiation harness never tells its judge which persona produced the text, and the coaching harness presents the coach's output and the control's unlabelled and in a varying order — both are direct mitigations for the position and self-preference biases documented in [29] and [30].</w:t>
       </w:r>
     </w:p>
     <w:p>
@@ -2316,7 +2443,7 @@
         <w:t>The gap that remains.</w:t>
       </w:r>
       <w:r>
-        <w:t xml:space="preserve"> The self-preference finding [27] is not fully mitigated, and this project says so: the coaching evaluation uses the project's own assessor as the scorer of the coach's output, and both are the same model. That is circular, it is documented as circular in </w:t>
+        <w:t xml:space="preserve"> The self-preference finding [30] is not fully mitigated, and this project says so: the coaching evaluation uses the project's own assessor as the scorer of the coach's output, and both are the same model. That is circular, it is documented as circular in </w:t>
       </w:r>
       <w:r>
         <w:rPr>
@@ -2346,7 +2473,7 @@
         <w:jc w:val="both"/>
       </w:pPr>
       <w:r>
-        <w:t>Ji et al.'s survey defines hallucination in natural language generation and distinguishes intrinsic hallucination (contradicting the source) from extrinsic (unsupported by it) [28]. Both matter here in specific, identifiable places.</w:t>
+        <w:t>Ji et al.'s survey defines hallucination in natural language generation and distinguishes intrinsic hallucination (contradicting the source) from extrinsic (unsupported by it) [31]. Both matter here in specific, identifiable places.</w:t>
       </w:r>
     </w:p>
     <w:p>
@@ -2382,7 +2509,7 @@
         <w:jc w:val="both"/>
       </w:pPr>
       <w:r>
-        <w:t>Raghavan et al. surveyed algorithmic hiring vendors and found that claims about bias mitigation are frequently unaccompanied by evidence a third party could check [13]. Sánchez-Monedero, Dencik and Edwards analysed what "solving" discrimination in hiring would even mean, arguing that technical debiasing addresses a narrow slice of a social and legal problem [14].</w:t>
+        <w:t>Raghavan et al. surveyed algorithmic hiring vendors and found that claims about bias mitigation are frequently unaccompanied by evidence a third party could check [16]. Sánchez-Monedero, Dencik and Edwards analysed what "solving" discrimination in hiring would even mean, arguing that technical debiasing addresses a narrow slice of a social and legal problem [17].</w:t>
       </w:r>
     </w:p>
     <w:p>
@@ -2407,7 +2534,7 @@
         <w:t>from national origin</w:t>
       </w:r>
       <w:r>
-        <w:t xml:space="preserve">, deterministically. Second, it cannot be sourced at the required granularity — the standard cross-cultural instruments, Hofstede's dimensions [34] and the GLOBE study [35], are </w:t>
+        <w:t xml:space="preserve">, deterministically. Second, it cannot be sourced at the required granularity — the standard cross-cultural instruments, Hofstede's dimensions [37] and the GLOBE study [38], are </w:t>
       </w:r>
       <w:r>
         <w:rPr>
@@ -2416,7 +2543,7 @@
         <w:t>national aggregate</w:t>
       </w:r>
       <w:r>
-        <w:t xml:space="preserve"> scores, and applying them to individuals is the ecological fallacy, a criticism levelled at exactly this misuse in the international business literature [36]. Third, it is unnecessary: interviewer behaviour is instead driven by four explicit numeric dials — strictness, warmth, pace and pushback — which are controllable, testable and falsifiable in a way a culture corpus is not.</w:t>
+        <w:t xml:space="preserve"> scores, and applying them to individuals is the ecological fallacy, a criticism levelled at exactly this misuse in the international business literature [39]. Third, it is unnecessary: interviewer behaviour is instead driven by six explicit numeric dials — strictness, warmth, pace, pushback, probing depth and unpredictability — plus a named questioning style, all of which are controllable, testable and falsifiable in a way a culture corpus is not.</w:t>
       </w:r>
     </w:p>
     <w:p>
@@ -2444,7 +2571,7 @@
         <w:jc w:val="both"/>
       </w:pPr>
       <w:r>
-        <w:t xml:space="preserve">Perez and Ribeiro demonstrated that instructions embedded in user input can override a system prompt [29], and Greshake et al. generalised this to </w:t>
+        <w:t xml:space="preserve">Perez and Ribeiro demonstrated that instructions embedded in user input can override a system prompt [32], and Greshake et al. generalised this to </w:t>
       </w:r>
       <w:r>
         <w:rPr>
@@ -2453,7 +2580,7 @@
         <w:t>indirect</w:t>
       </w:r>
       <w:r>
-        <w:t xml:space="preserve"> prompt injection, where the malicious instruction arrives through a document or retrieved content rather than from the user directly [30]. The OWASP Top 10 for LLM Applications lists prompt injection as the leading risk class [31].</w:t>
+        <w:t xml:space="preserve"> prompt injection, where the malicious instruction arrives through a document or retrieved content rather than from the user directly [33]. The OWASP Top 10 for LLM Applications lists prompt injection as the leading risk class [34].</w:t>
       </w:r>
     </w:p>
     <w:p>
@@ -2461,7 +2588,7 @@
         <w:jc w:val="both"/>
       </w:pPr>
       <w:r>
-        <w:t>This is not theoretical for this project, because it has a genuine injection loop. The assessor reads the candidate's answer and emits free-text notes; those notes are interpolated into a system message on the very next turn, and folded into a handover brief that persists into the next round's system prompt. A candidate could therefore shape an answer so that the assessor emits a note containing something that reads like an instruction. Section 5.15 describes the mitigations: the notes are capped in count and length, whitespace is collapsed so a note cannot contain a line break that makes injected text look like a new directive, the question collector skips the candidate's own turns entirely, and route-level validation rejects any round type or answer mode not in a known set before it can reach a prompt. Route tests assert these cases directly.</w:t>
+        <w:t>This is not theoretical for this project, because it has a genuine injection loop. The assessor reads the candidate's answer and emits free-text notes; those notes are interpolated into a system message on the very next turn, and folded into a handover brief that persists into the next round's system prompt. A candidate could therefore shape an answer so that the assessor emits a note containing something that reads like an instruction. Section 5.17 describes the mitigations: the notes are capped in count and length, whitespace is collapsed so a note cannot contain a line break that makes injected text look like a new directive, the question collector skips the candidate's own turns entirely, and route-level validation rejects any round type or answer mode not in a known set before it can reach a prompt. Route tests assert these cases directly.</w:t>
       </w:r>
     </w:p>
     <w:p>
@@ -2481,7 +2608,7 @@
         <w:jc w:val="both"/>
       </w:pPr>
       <w:r>
-        <w:t>Modern speech recognition is accurate enough for conversational use without task-specific training; Whisper demonstrated robust zero-shot transcription from large-scale weakly supervised training [37]. This project uses Azure AI Speech for both recognition and synthesis [40] rather than building anything in this area, because transcription quality is not the research question and a managed service with a browser SDK and short-lived token authentication was the right engineering choice.</w:t>
+        <w:t>Modern speech recognition is accurate enough for conversational use without task-specific training; Whisper demonstrated robust zero-shot transcription from large-scale weakly supervised training [40]. This project uses Azure AI Speech for both recognition and synthesis [45] rather than building anything in this area, because transcription quality is not the research question and a managed service with a browser SDK and short-lived token authentication was the right engineering choice.</w:t>
       </w:r>
     </w:p>
     <w:p>
@@ -2568,13 +2695,31 @@
     </w:p>
     <w:p>
       <w:pPr>
+        <w:pStyle w:val="ListBullet"/>
+        <w:spacing w:after="80"/>
+      </w:pPr>
+      <w:r>
+        <w:t xml:space="preserve">Where an LLM interviewer </w:t>
+      </w:r>
+      <w:r>
+        <w:rPr>
+          <w:i/>
+        </w:rPr>
+        <w:t>has</w:t>
+      </w:r>
+      <w:r>
+        <w:t xml:space="preserve"> been measured empirically, its documented weakness is that it acknowledges far more often than it probes — 4.9% of turns [15].</w:t>
+      </w:r>
+    </w:p>
+    <w:p>
+      <w:pPr>
         <w:jc w:val="both"/>
       </w:pPr>
       <w:r>
         <w:rPr>
           <w:b/>
         </w:rPr>
-        <w:t>The gap is a candidate-facing system that closes the loop between assessment and questioning, and that treats its own assessment as a claim to be tested rather than assumed.</w:t>
+        <w:t>The gap is a candidate-facing system that closes the loop between assessment and questioning, probes claims rather than accepting them, and treats its own assessment as a claim to be tested rather than assumed.</w:t>
       </w:r>
       <w:r>
         <w:t xml:space="preserve"> Most practice tools either ask fixed questions or converse without grading. This project does both, in a defined order, and — more unusually for a student project — builds the harness that measures whether the grading on which the whole design rests actually works, reports a control alongside every number, and records the experiments it has not run as not run.</w:t>
@@ -3020,7 +3165,7 @@
               <w:rPr>
                 <w:sz w:val="19"/>
               </w:rPr>
-              <w:t>A persona with four numeric dials</w:t>
+              <w:t>Deterministic detection of unevidenced claims</w:t>
             </w:r>
           </w:p>
         </w:tc>
@@ -3041,7 +3186,51 @@
               <w:rPr>
                 <w:sz w:val="19"/>
               </w:rPr>
-              <w:t>Question difficulty and tone vary in a controllable, testable way</w:t>
+              <w:t>A hedged or unowned claim earns a follow-up that quotes the candidate's own words</w:t>
+            </w:r>
+          </w:p>
+        </w:tc>
+      </w:tr>
+      <w:tr>
+        <w:tc>
+          <w:tcPr>
+            <w:tcW w:type="dxa" w:w="4680"/>
+          </w:tcPr>
+          <w:p>
+            <w:pPr>
+              <w:spacing w:after="40" w:before="40"/>
+            </w:pPr>
+            <w:r>
+              <w:rPr>
+                <w:sz w:val="19"/>
+              </w:rPr>
+            </w:r>
+            <w:r>
+              <w:rPr>
+                <w:sz w:val="19"/>
+              </w:rPr>
+              <w:t>A persona with six numeric dials and a questioning style</w:t>
+            </w:r>
+          </w:p>
+        </w:tc>
+        <w:tc>
+          <w:tcPr>
+            <w:tcW w:type="dxa" w:w="4680"/>
+          </w:tcPr>
+          <w:p>
+            <w:pPr>
+              <w:spacing w:after="40" w:before="40"/>
+            </w:pPr>
+            <w:r>
+              <w:rPr>
+                <w:sz w:val="19"/>
+              </w:rPr>
+            </w:r>
+            <w:r>
+              <w:rPr>
+                <w:sz w:val="19"/>
+              </w:rPr>
+              <w:t>Difficulty, probing frequency, tone and move preference all vary controllably</w:t>
             </w:r>
           </w:p>
         </w:tc>
@@ -4179,7 +4368,7 @@
               <w:rPr>
                 <w:sz w:val="19"/>
               </w:rPr>
-              <w:t>Interviewer persona configurable on five descriptive axes and four numeric dials</w:t>
+              <w:t>Interviewer persona configurable on five descriptive axes, six numeric dials and a questioning style</w:t>
             </w:r>
           </w:p>
         </w:tc>
@@ -4237,6 +4426,113 @@
                 <w:sz w:val="19"/>
               </w:rPr>
               <w:t>eval:persona</w:t>
+            </w:r>
+          </w:p>
+        </w:tc>
+      </w:tr>
+      <w:tr>
+        <w:tc>
+          <w:tcPr>
+            <w:tcW w:type="dxa" w:w="2340"/>
+          </w:tcPr>
+          <w:p>
+            <w:pPr>
+              <w:spacing w:after="40" w:before="40"/>
+            </w:pPr>
+            <w:r>
+              <w:rPr>
+                <w:sz w:val="19"/>
+              </w:rPr>
+            </w:r>
+            <w:r>
+              <w:rPr>
+                <w:sz w:val="19"/>
+              </w:rPr>
+              <w:t>F5b</w:t>
+            </w:r>
+          </w:p>
+        </w:tc>
+        <w:tc>
+          <w:tcPr>
+            <w:tcW w:type="dxa" w:w="2340"/>
+          </w:tcPr>
+          <w:p>
+            <w:pPr>
+              <w:spacing w:after="40" w:before="40"/>
+            </w:pPr>
+            <w:r>
+              <w:rPr>
+                <w:sz w:val="19"/>
+              </w:rPr>
+            </w:r>
+            <w:r>
+              <w:rPr>
+                <w:sz w:val="19"/>
+              </w:rPr>
+              <w:t>Unevidenced or hedged claims detected deterministically and probed, at a frequency set by the persona</w:t>
+            </w:r>
+          </w:p>
+        </w:tc>
+        <w:tc>
+          <w:tcPr>
+            <w:tcW w:type="dxa" w:w="2340"/>
+          </w:tcPr>
+          <w:p>
+            <w:pPr>
+              <w:spacing w:after="40" w:before="40"/>
+            </w:pPr>
+            <w:r>
+              <w:rPr>
+                <w:sz w:val="19"/>
+              </w:rPr>
+            </w:r>
+            <w:r>
+              <w:rPr>
+                <w:rFonts w:ascii="Consolas" w:hAnsi="Consolas"/>
+                <w:sz w:val="19"/>
+              </w:rPr>
+              <w:t>text-metrics.ts</w:t>
+            </w:r>
+            <w:r>
+              <w:rPr>
+                <w:sz w:val="19"/>
+              </w:rPr>
+              <w:t xml:space="preserve">, </w:t>
+            </w:r>
+            <w:r>
+              <w:rPr>
+                <w:rFonts w:ascii="Consolas" w:hAnsi="Consolas"/>
+                <w:sz w:val="19"/>
+              </w:rPr>
+              <w:t>decision-engine.ts</w:t>
+            </w:r>
+          </w:p>
+        </w:tc>
+        <w:tc>
+          <w:tcPr>
+            <w:tcW w:type="dxa" w:w="2340"/>
+          </w:tcPr>
+          <w:p>
+            <w:pPr>
+              <w:spacing w:after="40" w:before="40"/>
+            </w:pPr>
+            <w:r>
+              <w:rPr>
+                <w:sz w:val="19"/>
+              </w:rPr>
+            </w:r>
+            <w:r>
+              <w:rPr>
+                <w:rFonts w:ascii="Consolas" w:hAnsi="Consolas"/>
+                <w:sz w:val="19"/>
+              </w:rPr>
+              <w:t>eval:persona</w:t>
+            </w:r>
+            <w:r>
+              <w:rPr>
+                <w:sz w:val="19"/>
+              </w:rPr>
+              <w:t xml:space="preserve"> probe-rate sweep</w:t>
             </w:r>
           </w:p>
         </w:tc>
@@ -11722,7 +12018,7 @@
               <w:rPr>
                 <w:sz w:val="19"/>
               </w:rPr>
-              <w:t>Next.js 16, App Router</w:t>
+              <w:t>Next.js 16, App Router [48]</w:t>
             </w:r>
           </w:p>
         </w:tc>
@@ -11989,7 +12285,7 @@
               <w:rPr>
                 <w:sz w:val="19"/>
               </w:rPr>
-              <w:t>Supabase Postgres + pgvector</w:t>
+              <w:t>Supabase Postgres [47] + pgvector [46]</w:t>
             </w:r>
           </w:p>
         </w:tc>
@@ -12806,7 +13102,7 @@
           <w:color w:val="1F3054"/>
           <w:sz w:val="29"/>
         </w:rPr>
-        <w:t>5.4 The decision engine: turning a score into a strategy</w:t>
+        <w:t>5.4 Behavioural signal detection</w:t>
       </w:r>
     </w:p>
     <w:p>
@@ -12814,7 +13110,7 @@
         <w:jc w:val="both"/>
       </w:pPr>
       <w:r>
-        <w:t>The decision engine is deterministic TypeScript with no model call. It is the piece that makes the adaptation explainable, testable and free.</w:t>
+        <w:t>The assessor is a language model, and a language model asked whether an answer</w:t>
       </w:r>
     </w:p>
     <w:p>
@@ -12822,77 +13118,16 @@
         <w:jc w:val="both"/>
       </w:pPr>
       <w:r>
-        <w:t xml:space="preserve">It picks one of seven strategies — </w:t>
-      </w:r>
-      <w:r>
-        <w:rPr>
-          <w:rFonts w:ascii="Consolas" w:hAnsi="Consolas"/>
-          <w:sz w:val="19"/>
-        </w:rPr>
-        <w:t>CLARIFY_SITUATION</w:t>
-      </w:r>
-      <w:r>
-        <w:t xml:space="preserve">, </w:t>
-      </w:r>
-      <w:r>
-        <w:rPr>
-          <w:rFonts w:ascii="Consolas" w:hAnsi="Consolas"/>
-          <w:sz w:val="19"/>
-        </w:rPr>
-        <w:t>PROBE_ACTION</w:t>
-      </w:r>
-      <w:r>
-        <w:t xml:space="preserve">, </w:t>
-      </w:r>
-      <w:r>
-        <w:rPr>
-          <w:rFonts w:ascii="Consolas" w:hAnsi="Consolas"/>
-          <w:sz w:val="19"/>
-        </w:rPr>
-        <w:t>CHALLENGE_OWNERSHIP</w:t>
-      </w:r>
-      <w:r>
-        <w:t xml:space="preserve">, </w:t>
-      </w:r>
-      <w:r>
-        <w:rPr>
-          <w:rFonts w:ascii="Consolas" w:hAnsi="Consolas"/>
-          <w:sz w:val="19"/>
-        </w:rPr>
-        <w:t>EXPLORE_RESULT</w:t>
-      </w:r>
-      <w:r>
-        <w:t xml:space="preserve">, </w:t>
-      </w:r>
-      <w:r>
-        <w:rPr>
-          <w:rFonts w:ascii="Consolas" w:hAnsi="Consolas"/>
-          <w:sz w:val="19"/>
-        </w:rPr>
-        <w:t>ACKNOWLEDGE_STRENGTH</w:t>
-      </w:r>
-      <w:r>
-        <w:t xml:space="preserve">, </w:t>
-      </w:r>
-      <w:r>
-        <w:rPr>
-          <w:rFonts w:ascii="Consolas" w:hAnsi="Consolas"/>
-          <w:sz w:val="19"/>
-        </w:rPr>
-        <w:t>DRILL_SPECIFICITY</w:t>
-      </w:r>
-      <w:r>
-        <w:t xml:space="preserve">, </w:t>
-      </w:r>
-      <w:r>
-        <w:rPr>
-          <w:rFonts w:ascii="Consolas" w:hAnsi="Consolas"/>
-          <w:sz w:val="19"/>
-        </w:rPr>
-        <w:t>ASSESS_THINKING</w:t>
-      </w:r>
-      <w:r>
-        <w:t xml:space="preserve"> — by walking a rule ladder chosen by the round's family.</w:t>
+        <w:t xml:space="preserve">shows ownership will sometimes reward the </w:t>
+      </w:r>
+      <w:r>
+        <w:rPr>
+          <w:i/>
+        </w:rPr>
+        <w:t>words</w:t>
+      </w:r>
+      <w:r>
+        <w:t xml:space="preserve"> "I led this" rather than the</w:t>
       </w:r>
     </w:p>
     <w:p>
@@ -12900,7 +13135,961 @@
         <w:jc w:val="both"/>
       </w:pPr>
       <w:r>
-        <w:t>The behavioural ladder walks the STAR elements in dependency order:</w:t>
+        <w:t>evidence behind them. Detecting hedged or unevidenced phrasing is not a</w:t>
+      </w:r>
+    </w:p>
+    <w:p>
+      <w:pPr>
+        <w:jc w:val="both"/>
+      </w:pPr>
+      <w:r>
+        <w:t>judgement call, though — it is pattern matching over a fixed lexicon, and so it</w:t>
+      </w:r>
+    </w:p>
+    <w:p>
+      <w:pPr>
+        <w:jc w:val="both"/>
+      </w:pPr>
+      <w:r>
+        <w:t>was implemented in code.</w:t>
+      </w:r>
+    </w:p>
+    <w:p>
+      <w:pPr>
+        <w:jc w:val="both"/>
+      </w:pPr>
+      <w:r>
+        <w:t>Seven signal types are detected deterministically by regular expressions over</w:t>
+      </w:r>
+    </w:p>
+    <w:p>
+      <w:pPr>
+        <w:jc w:val="both"/>
+      </w:pPr>
+      <w:r>
+        <w:t>phrase alternatives, with no model call:</w:t>
+      </w:r>
+    </w:p>
+    <w:tbl>
+      <w:tblPr>
+        <w:tblStyle w:val="LightGrid-Accent1"/>
+        <w:tblW w:type="auto" w:w="0"/>
+        <w:tblLayout w:type="autofit"/>
+        <w:tblLook w:firstColumn="1" w:firstRow="1" w:lastColumn="0" w:lastRow="0" w:noHBand="0" w:noVBand="1" w:val="04A0"/>
+      </w:tblPr>
+      <w:tblGrid>
+        <w:gridCol w:w="3120"/>
+        <w:gridCol w:w="3120"/>
+        <w:gridCol w:w="3120"/>
+      </w:tblGrid>
+      <w:tr>
+        <w:tc>
+          <w:tcPr>
+            <w:tcW w:type="dxa" w:w="3120"/>
+          </w:tcPr>
+          <w:p>
+            <w:pPr>
+              <w:spacing w:after="40" w:before="40"/>
+            </w:pPr>
+            <w:r>
+              <w:rPr>
+                <w:b/>
+                <w:sz w:val="19"/>
+              </w:rPr>
+            </w:r>
+            <w:r>
+              <w:rPr>
+                <w:b/>
+                <w:sz w:val="19"/>
+              </w:rPr>
+              <w:t>Signal</w:t>
+            </w:r>
+          </w:p>
+        </w:tc>
+        <w:tc>
+          <w:tcPr>
+            <w:tcW w:type="dxa" w:w="3120"/>
+          </w:tcPr>
+          <w:p>
+            <w:pPr>
+              <w:spacing w:after="40" w:before="40"/>
+            </w:pPr>
+            <w:r>
+              <w:rPr>
+                <w:b/>
+                <w:sz w:val="19"/>
+              </w:rPr>
+            </w:r>
+            <w:r>
+              <w:rPr>
+                <w:b/>
+                <w:sz w:val="19"/>
+              </w:rPr>
+              <w:t>Fires on</w:t>
+            </w:r>
+          </w:p>
+        </w:tc>
+        <w:tc>
+          <w:tcPr>
+            <w:tcW w:type="dxa" w:w="3120"/>
+          </w:tcPr>
+          <w:p>
+            <w:pPr>
+              <w:spacing w:after="40" w:before="40"/>
+            </w:pPr>
+            <w:r>
+              <w:rPr>
+                <w:b/>
+                <w:sz w:val="19"/>
+              </w:rPr>
+            </w:r>
+            <w:r>
+              <w:rPr>
+                <w:b/>
+                <w:sz w:val="19"/>
+              </w:rPr>
+              <w:t>The probe it earns</w:t>
+            </w:r>
+          </w:p>
+        </w:tc>
+      </w:tr>
+      <w:tr>
+        <w:tc>
+          <w:tcPr>
+            <w:tcW w:type="dxa" w:w="3120"/>
+          </w:tcPr>
+          <w:p>
+            <w:pPr>
+              <w:spacing w:after="40" w:before="40"/>
+            </w:pPr>
+            <w:r>
+              <w:rPr>
+                <w:sz w:val="19"/>
+              </w:rPr>
+            </w:r>
+            <w:r>
+              <w:rPr>
+                <w:rFonts w:ascii="Consolas" w:hAnsi="Consolas"/>
+                <w:sz w:val="19"/>
+              </w:rPr>
+              <w:t>OWNERSHIP_AMBIGUOUS</w:t>
+            </w:r>
+          </w:p>
+        </w:tc>
+        <w:tc>
+          <w:tcPr>
+            <w:tcW w:type="dxa" w:w="3120"/>
+          </w:tcPr>
+          <w:p>
+            <w:pPr>
+              <w:spacing w:after="40" w:before="40"/>
+            </w:pPr>
+            <w:r>
+              <w:rPr>
+                <w:sz w:val="19"/>
+              </w:rPr>
+            </w:r>
+            <w:r>
+              <w:rPr>
+                <w:sz w:val="19"/>
+              </w:rPr>
+              <w:t>"involved in", "participated in", "helped with", "was part of", "contributed to"</w:t>
+            </w:r>
+          </w:p>
+        </w:tc>
+        <w:tc>
+          <w:tcPr>
+            <w:tcW w:type="dxa" w:w="3120"/>
+          </w:tcPr>
+          <w:p>
+            <w:pPr>
+              <w:spacing w:after="40" w:before="40"/>
+            </w:pPr>
+            <w:r>
+              <w:rPr>
+                <w:sz w:val="19"/>
+              </w:rPr>
+            </w:r>
+            <w:r>
+              <w:rPr>
+                <w:i/>
+                <w:sz w:val="19"/>
+              </w:rPr>
+              <w:t>You said "‹marker›" — what specifically were you responsible for?</w:t>
+            </w:r>
+          </w:p>
+        </w:tc>
+      </w:tr>
+      <w:tr>
+        <w:tc>
+          <w:tcPr>
+            <w:tcW w:type="dxa" w:w="3120"/>
+          </w:tcPr>
+          <w:p>
+            <w:pPr>
+              <w:spacing w:after="40" w:before="40"/>
+            </w:pPr>
+            <w:r>
+              <w:rPr>
+                <w:sz w:val="19"/>
+              </w:rPr>
+            </w:r>
+            <w:r>
+              <w:rPr>
+                <w:rFonts w:ascii="Consolas" w:hAnsi="Consolas"/>
+                <w:sz w:val="19"/>
+              </w:rPr>
+              <w:t>DECISION_OWNER_UNCLEAR</w:t>
+            </w:r>
+          </w:p>
+        </w:tc>
+        <w:tc>
+          <w:tcPr>
+            <w:tcW w:type="dxa" w:w="3120"/>
+          </w:tcPr>
+          <w:p>
+            <w:pPr>
+              <w:spacing w:after="40" w:before="40"/>
+            </w:pPr>
+            <w:r>
+              <w:rPr>
+                <w:sz w:val="19"/>
+              </w:rPr>
+            </w:r>
+            <w:r>
+              <w:rPr>
+                <w:sz w:val="19"/>
+              </w:rPr>
+              <w:t>"we decided / chose / agreed", with no "I decided / proposed" anywhere</w:t>
+            </w:r>
+          </w:p>
+        </w:tc>
+        <w:tc>
+          <w:tcPr>
+            <w:tcW w:type="dxa" w:w="3120"/>
+          </w:tcPr>
+          <w:p>
+            <w:pPr>
+              <w:spacing w:after="40" w:before="40"/>
+            </w:pPr>
+            <w:r>
+              <w:rPr>
+                <w:sz w:val="19"/>
+              </w:rPr>
+            </w:r>
+            <w:r>
+              <w:rPr>
+                <w:i/>
+                <w:sz w:val="19"/>
+              </w:rPr>
+              <w:t>What was your role in that decision?</w:t>
+            </w:r>
+          </w:p>
+        </w:tc>
+      </w:tr>
+      <w:tr>
+        <w:tc>
+          <w:tcPr>
+            <w:tcW w:type="dxa" w:w="3120"/>
+          </w:tcPr>
+          <w:p>
+            <w:pPr>
+              <w:spacing w:after="40" w:before="40"/>
+            </w:pPr>
+            <w:r>
+              <w:rPr>
+                <w:sz w:val="19"/>
+              </w:rPr>
+            </w:r>
+            <w:r>
+              <w:rPr>
+                <w:rFonts w:ascii="Consolas" w:hAnsi="Consolas"/>
+                <w:sz w:val="19"/>
+              </w:rPr>
+              <w:t>LEADERSHIP_CLAIM_UNVERIFIED</w:t>
+            </w:r>
+          </w:p>
+        </w:tc>
+        <w:tc>
+          <w:tcPr>
+            <w:tcW w:type="dxa" w:w="3120"/>
+          </w:tcPr>
+          <w:p>
+            <w:pPr>
+              <w:spacing w:after="40" w:before="40"/>
+            </w:pPr>
+            <w:r>
+              <w:rPr>
+                <w:sz w:val="19"/>
+              </w:rPr>
+            </w:r>
+            <w:r>
+              <w:rPr>
+                <w:sz w:val="19"/>
+              </w:rPr>
+              <w:t>"I led / drove / owned / was in charge of"</w:t>
+            </w:r>
+          </w:p>
+        </w:tc>
+        <w:tc>
+          <w:tcPr>
+            <w:tcW w:type="dxa" w:w="3120"/>
+          </w:tcPr>
+          <w:p>
+            <w:pPr>
+              <w:spacing w:after="40" w:before="40"/>
+            </w:pPr>
+            <w:r>
+              <w:rPr>
+                <w:sz w:val="19"/>
+              </w:rPr>
+            </w:r>
+            <w:r>
+              <w:rPr>
+                <w:i/>
+                <w:sz w:val="19"/>
+              </w:rPr>
+              <w:t>What did leading it involve — which decisions were yours?</w:t>
+            </w:r>
+          </w:p>
+        </w:tc>
+      </w:tr>
+      <w:tr>
+        <w:tc>
+          <w:tcPr>
+            <w:tcW w:type="dxa" w:w="3120"/>
+          </w:tcPr>
+          <w:p>
+            <w:pPr>
+              <w:spacing w:after="40" w:before="40"/>
+            </w:pPr>
+            <w:r>
+              <w:rPr>
+                <w:sz w:val="19"/>
+              </w:rPr>
+            </w:r>
+            <w:r>
+              <w:rPr>
+                <w:rFonts w:ascii="Consolas" w:hAnsi="Consolas"/>
+                <w:sz w:val="19"/>
+              </w:rPr>
+              <w:t>EXTERNAL_ATTRIBUTION</w:t>
+            </w:r>
+          </w:p>
+        </w:tc>
+        <w:tc>
+          <w:tcPr>
+            <w:tcW w:type="dxa" w:w="3120"/>
+          </w:tcPr>
+          <w:p>
+            <w:pPr>
+              <w:spacing w:after="40" w:before="40"/>
+            </w:pPr>
+            <w:r>
+              <w:rPr>
+                <w:sz w:val="19"/>
+              </w:rPr>
+            </w:r>
+            <w:r>
+              <w:rPr>
+                <w:sz w:val="19"/>
+              </w:rPr>
+              <w:t>"wasn't my fault", "they didn't deliver", "beyond my control"</w:t>
+            </w:r>
+          </w:p>
+        </w:tc>
+        <w:tc>
+          <w:tcPr>
+            <w:tcW w:type="dxa" w:w="3120"/>
+          </w:tcPr>
+          <w:p>
+            <w:pPr>
+              <w:spacing w:after="40" w:before="40"/>
+            </w:pPr>
+            <w:r>
+              <w:rPr>
+                <w:sz w:val="19"/>
+              </w:rPr>
+            </w:r>
+            <w:r>
+              <w:rPr>
+                <w:i/>
+                <w:sz w:val="19"/>
+              </w:rPr>
+              <w:t>What part of that was within your control?</w:t>
+            </w:r>
+          </w:p>
+        </w:tc>
+      </w:tr>
+      <w:tr>
+        <w:tc>
+          <w:tcPr>
+            <w:tcW w:type="dxa" w:w="3120"/>
+          </w:tcPr>
+          <w:p>
+            <w:pPr>
+              <w:spacing w:after="40" w:before="40"/>
+            </w:pPr>
+            <w:r>
+              <w:rPr>
+                <w:sz w:val="19"/>
+              </w:rPr>
+            </w:r>
+            <w:r>
+              <w:rPr>
+                <w:rFonts w:ascii="Consolas" w:hAnsi="Consolas"/>
+                <w:sz w:val="19"/>
+              </w:rPr>
+              <w:t>IMPACT_UNQUANTIFIED</w:t>
+            </w:r>
+          </w:p>
+        </w:tc>
+        <w:tc>
+          <w:tcPr>
+            <w:tcW w:type="dxa" w:w="3120"/>
+          </w:tcPr>
+          <w:p>
+            <w:pPr>
+              <w:spacing w:after="40" w:before="40"/>
+            </w:pPr>
+            <w:r>
+              <w:rPr>
+                <w:sz w:val="19"/>
+              </w:rPr>
+            </w:r>
+            <w:r>
+              <w:rPr>
+                <w:sz w:val="19"/>
+              </w:rPr>
+              <w:t xml:space="preserve">"significantly faster" and similar, </w:t>
+            </w:r>
+            <w:r>
+              <w:rPr>
+                <w:b/>
+                <w:sz w:val="19"/>
+              </w:rPr>
+              <w:t>and</w:t>
+            </w:r>
+            <w:r>
+              <w:rPr>
+                <w:sz w:val="19"/>
+              </w:rPr>
+              <w:t xml:space="preserve"> zero metrics in the answer</w:t>
+            </w:r>
+          </w:p>
+        </w:tc>
+        <w:tc>
+          <w:tcPr>
+            <w:tcW w:type="dxa" w:w="3120"/>
+          </w:tcPr>
+          <w:p>
+            <w:pPr>
+              <w:spacing w:after="40" w:before="40"/>
+            </w:pPr>
+            <w:r>
+              <w:rPr>
+                <w:sz w:val="19"/>
+              </w:rPr>
+            </w:r>
+            <w:r>
+              <w:rPr>
+                <w:i/>
+                <w:sz w:val="19"/>
+              </w:rPr>
+              <w:t>How did you measure that?</w:t>
+            </w:r>
+          </w:p>
+        </w:tc>
+      </w:tr>
+      <w:tr>
+        <w:tc>
+          <w:tcPr>
+            <w:tcW w:type="dxa" w:w="3120"/>
+          </w:tcPr>
+          <w:p>
+            <w:pPr>
+              <w:spacing w:after="40" w:before="40"/>
+            </w:pPr>
+            <w:r>
+              <w:rPr>
+                <w:sz w:val="19"/>
+              </w:rPr>
+            </w:r>
+            <w:r>
+              <w:rPr>
+                <w:rFonts w:ascii="Consolas" w:hAnsi="Consolas"/>
+                <w:sz w:val="19"/>
+              </w:rPr>
+              <w:t>TECHNICAL_CLAIM_UNVERIFIED</w:t>
+            </w:r>
+          </w:p>
+        </w:tc>
+        <w:tc>
+          <w:tcPr>
+            <w:tcW w:type="dxa" w:w="3120"/>
+          </w:tcPr>
+          <w:p>
+            <w:pPr>
+              <w:spacing w:after="40" w:before="40"/>
+            </w:pPr>
+            <w:r>
+              <w:rPr>
+                <w:sz w:val="19"/>
+              </w:rPr>
+            </w:r>
+            <w:r>
+              <w:rPr>
+                <w:sz w:val="19"/>
+              </w:rPr>
+              <w:t xml:space="preserve">"I optimised / scaled / fixed", </w:t>
+            </w:r>
+            <w:r>
+              <w:rPr>
+                <w:b/>
+                <w:sz w:val="19"/>
+              </w:rPr>
+              <w:t>and</w:t>
+            </w:r>
+            <w:r>
+              <w:rPr>
+                <w:sz w:val="19"/>
+              </w:rPr>
+              <w:t xml:space="preserve"> no mechanism, </w:t>
+            </w:r>
+            <w:r>
+              <w:rPr>
+                <w:b/>
+                <w:sz w:val="19"/>
+              </w:rPr>
+              <w:t>and</w:t>
+            </w:r>
+            <w:r>
+              <w:rPr>
+                <w:sz w:val="19"/>
+              </w:rPr>
+              <w:t xml:space="preserve"> no metric</w:t>
+            </w:r>
+          </w:p>
+        </w:tc>
+        <w:tc>
+          <w:tcPr>
+            <w:tcW w:type="dxa" w:w="3120"/>
+          </w:tcPr>
+          <w:p>
+            <w:pPr>
+              <w:spacing w:after="40" w:before="40"/>
+            </w:pPr>
+            <w:r>
+              <w:rPr>
+                <w:sz w:val="19"/>
+              </w:rPr>
+            </w:r>
+            <w:r>
+              <w:rPr>
+                <w:i/>
+                <w:sz w:val="19"/>
+              </w:rPr>
+              <w:t>What was the bottleneck, and how did you determine it?</w:t>
+            </w:r>
+          </w:p>
+        </w:tc>
+      </w:tr>
+      <w:tr>
+        <w:tc>
+          <w:tcPr>
+            <w:tcW w:type="dxa" w:w="3120"/>
+          </w:tcPr>
+          <w:p>
+            <w:pPr>
+              <w:spacing w:after="40" w:before="40"/>
+            </w:pPr>
+            <w:r>
+              <w:rPr>
+                <w:sz w:val="19"/>
+              </w:rPr>
+            </w:r>
+            <w:r>
+              <w:rPr>
+                <w:rFonts w:ascii="Consolas" w:hAnsi="Consolas"/>
+                <w:sz w:val="19"/>
+              </w:rPr>
+              <w:t>LEARNING_UNVERIFIED</w:t>
+            </w:r>
+          </w:p>
+        </w:tc>
+        <w:tc>
+          <w:tcPr>
+            <w:tcW w:type="dxa" w:w="3120"/>
+          </w:tcPr>
+          <w:p>
+            <w:pPr>
+              <w:spacing w:after="40" w:before="40"/>
+            </w:pPr>
+            <w:r>
+              <w:rPr>
+                <w:sz w:val="19"/>
+              </w:rPr>
+            </w:r>
+            <w:r>
+              <w:rPr>
+                <w:sz w:val="19"/>
+              </w:rPr>
+              <w:t>"I learned / realised"</w:t>
+            </w:r>
+          </w:p>
+        </w:tc>
+        <w:tc>
+          <w:tcPr>
+            <w:tcW w:type="dxa" w:w="3120"/>
+          </w:tcPr>
+          <w:p>
+            <w:pPr>
+              <w:spacing w:after="40" w:before="40"/>
+            </w:pPr>
+            <w:r>
+              <w:rPr>
+                <w:sz w:val="19"/>
+              </w:rPr>
+            </w:r>
+            <w:r>
+              <w:rPr>
+                <w:i/>
+                <w:sz w:val="19"/>
+              </w:rPr>
+              <w:t>What changed in how you work afterwards?</w:t>
+            </w:r>
+          </w:p>
+        </w:tc>
+      </w:tr>
+    </w:tbl>
+    <w:p>
+      <w:pPr>
+        <w:spacing w:after="40"/>
+      </w:pPr>
+    </w:p>
+    <w:p>
+      <w:pPr>
+        <w:jc w:val="both"/>
+      </w:pPr>
+      <w:r>
+        <w:t>Three principles govern the design, and each is load-bearing.</w:t>
+      </w:r>
+    </w:p>
+    <w:p>
+      <w:pPr>
+        <w:jc w:val="both"/>
+      </w:pPr>
+      <w:r>
+        <w:rPr>
+          <w:b/>
+        </w:rPr>
+        <w:t>Signals trigger probing, never deductions.</w:t>
+      </w:r>
+      <w:r>
+        <w:t xml:space="preserve"> "I led" is a claim to </w:t>
+      </w:r>
+      <w:r>
+        <w:rPr>
+          <w:i/>
+        </w:rPr>
+        <w:t>verify</w:t>
+      </w:r>
+      <w:r>
+        <w:t>,</w:t>
+      </w:r>
+    </w:p>
+    <w:p>
+      <w:pPr>
+        <w:jc w:val="both"/>
+      </w:pPr>
+      <w:r>
+        <w:t>not a phrase to reward; "we" is clarified, not penalised. The marking happens</w:t>
+      </w:r>
+    </w:p>
+    <w:p>
+      <w:pPr>
+        <w:jc w:val="both"/>
+      </w:pPr>
+      <w:r>
+        <w:t>downstream, on whatever evidence the probe produces. This matters because the</w:t>
+      </w:r>
+    </w:p>
+    <w:p>
+      <w:pPr>
+        <w:jc w:val="both"/>
+      </w:pPr>
+      <w:r>
+        <w:t>alternative — docking marks for hedged wording — would penalise a candidate for</w:t>
+      </w:r>
+    </w:p>
+    <w:p>
+      <w:pPr>
+        <w:jc w:val="both"/>
+      </w:pPr>
+      <w:r>
+        <w:t>modesty and reward one for confident overstatement, which is the fluency</w:t>
+      </w:r>
+    </w:p>
+    <w:p>
+      <w:pPr>
+        <w:jc w:val="both"/>
+      </w:pPr>
+      <w:r>
+        <w:t>problem the assessor already has.</w:t>
+      </w:r>
+    </w:p>
+    <w:p>
+      <w:pPr>
+        <w:jc w:val="both"/>
+      </w:pPr>
+      <w:r>
+        <w:rPr>
+          <w:b/>
+        </w:rPr>
+        <w:t>Every marker is verbatim.</w:t>
+      </w:r>
+      <w:r>
+        <w:t xml:space="preserve"> Detection is deterministic, so the interviewer,</w:t>
+      </w:r>
+    </w:p>
+    <w:p>
+      <w:pPr>
+        <w:jc w:val="both"/>
+      </w:pPr>
+      <w:r>
+        <w:t>the coach and the report all quote words the candidate actually said. A model</w:t>
+      </w:r>
+    </w:p>
+    <w:p>
+      <w:pPr>
+        <w:jc w:val="both"/>
+      </w:pPr>
+      <w:r>
+        <w:t>paraphrase cannot make that guarantee, and quoting a word the candidate never</w:t>
+      </w:r>
+    </w:p>
+    <w:p>
+      <w:pPr>
+        <w:jc w:val="both"/>
+      </w:pPr>
+      <w:r>
+        <w:t>used is worse than not quoting at all. There is a security consequence too: the</w:t>
+      </w:r>
+    </w:p>
+    <w:p>
+      <w:pPr>
+        <w:jc w:val="both"/>
+      </w:pPr>
+      <w:r>
+        <w:t xml:space="preserve">markers are safe to interpolate into a prompt precisely </w:t>
+      </w:r>
+      <w:r>
+        <w:rPr>
+          <w:i/>
+        </w:rPr>
+        <w:t>because</w:t>
+      </w:r>
+      <w:r>
+        <w:t xml:space="preserve"> the regular</w:t>
+      </w:r>
+    </w:p>
+    <w:p>
+      <w:pPr>
+        <w:jc w:val="both"/>
+      </w:pPr>
+      <w:r>
+        <w:t>expressions contain no free capture groups, so a marker can only ever be one of</w:t>
+      </w:r>
+    </w:p>
+    <w:p>
+      <w:pPr>
+        <w:jc w:val="both"/>
+      </w:pPr>
+      <w:r>
+        <w:t>the lexicon's own phrases — candidate-controlled text cannot reach the prompt</w:t>
+      </w:r>
+    </w:p>
+    <w:p>
+      <w:pPr>
+        <w:jc w:val="both"/>
+      </w:pPr>
+      <w:r>
+        <w:t>through this path.</w:t>
+      </w:r>
+    </w:p>
+    <w:p>
+      <w:pPr>
+        <w:jc w:val="both"/>
+      </w:pPr>
+      <w:r>
+        <w:rPr>
+          <w:b/>
+        </w:rPr>
+        <w:t>Precision is preferred to recall.</w:t>
+      </w:r>
+      <w:r>
+        <w:t xml:space="preserve"> A missed signal costs nothing, because</w:t>
+      </w:r>
+    </w:p>
+    <w:p>
+      <w:pPr>
+        <w:jc w:val="both"/>
+      </w:pPr>
+      <w:r>
+        <w:t>the assessor still judges the answer holistically. A false one accuses the</w:t>
+      </w:r>
+    </w:p>
+    <w:p>
+      <w:pPr>
+        <w:jc w:val="both"/>
+      </w:pPr>
+      <w:r>
+        <w:t>candidate of hedging with words they chose deliberately. So "we decided" stays</w:t>
+      </w:r>
+    </w:p>
+    <w:p>
+      <w:pPr>
+        <w:jc w:val="both"/>
+      </w:pPr>
+      <w:r>
+        <w:t>silent when "I proposed" appears anywhere in the answer, and "I optimised" stays</w:t>
+      </w:r>
+    </w:p>
+    <w:p>
+      <w:pPr>
+        <w:jc w:val="both"/>
+      </w:pPr>
+      <w:r>
+        <w:t>silent once a mechanism ("by adding an index") or a number backs it.</w:t>
+      </w:r>
+    </w:p>
+    <w:p>
+      <w:pPr>
+        <w:jc w:val="both"/>
+      </w:pPr>
+      <w:r>
+        <w:t>The detected signals travel to four places: the assessor's user message, under</w:t>
+      </w:r>
+    </w:p>
+    <w:p>
+      <w:pPr>
+        <w:jc w:val="both"/>
+      </w:pPr>
+      <w:r>
+        <w:t xml:space="preserve">an instruction to </w:t>
+      </w:r>
+      <w:r>
+        <w:rPr>
+          <w:i/>
+        </w:rPr>
+        <w:t>score evidence, not claims</w:t>
+      </w:r>
+      <w:r>
+        <w:t>; the decision engine, which turns</w:t>
+      </w:r>
+    </w:p>
+    <w:p>
+      <w:pPr>
+        <w:jc w:val="both"/>
+      </w:pPr>
+      <w:r>
+        <w:t>one of them into the turn's probe; the drill coach, whose tips cite the exact</w:t>
+      </w:r>
+    </w:p>
+    <w:p>
+      <w:pPr>
+        <w:jc w:val="both"/>
+      </w:pPr>
+      <w:r>
+        <w:t>word; and the report, which shows up to three quoted markers per turn with a</w:t>
+      </w:r>
+    </w:p>
+    <w:p>
+      <w:pPr>
+        <w:jc w:val="both"/>
+      </w:pPr>
+      <w:r>
+        <w:t>plain-language reading.</w:t>
+      </w:r>
+    </w:p>
+    <w:p>
+      <w:pPr>
+        <w:pStyle w:val="Heading2"/>
+      </w:pPr>
+      <w:r>
+        <w:rPr>
+          <w:color w:val="1F3054"/>
+          <w:sz w:val="29"/>
+        </w:rPr>
+        <w:t>5.5 The decision engine: choosing the next move</w:t>
+      </w:r>
+    </w:p>
+    <w:p>
+      <w:pPr>
+        <w:jc w:val="both"/>
+      </w:pPr>
+      <w:r>
+        <w:t>The decision engine is deterministic TypeScript with no model call. It is the</w:t>
+      </w:r>
+    </w:p>
+    <w:p>
+      <w:pPr>
+        <w:jc w:val="both"/>
+      </w:pPr>
+      <w:r>
+        <w:t>piece that makes the adaptation explainable, testable and free — and since the</w:t>
+      </w:r>
+    </w:p>
+    <w:p>
+      <w:pPr>
+        <w:jc w:val="both"/>
+      </w:pPr>
+      <w:r>
+        <w:t>signal work it selects from nine moves rather than seven, through a three-stage</w:t>
+      </w:r>
+    </w:p>
+    <w:p>
+      <w:pPr>
+        <w:jc w:val="both"/>
+      </w:pPr>
+      <w:r>
+        <w:t>precedence rule.</w:t>
+      </w:r>
+    </w:p>
+    <w:p>
+      <w:pPr>
+        <w:pStyle w:val="Heading3"/>
+      </w:pPr>
+      <w:r>
+        <w:rPr>
+          <w:color w:val="1F3054"/>
+          <w:sz w:val="25"/>
+        </w:rPr>
+        <w:t>The base ladder</w:t>
+      </w:r>
+    </w:p>
+    <w:p>
+      <w:pPr>
+        <w:jc w:val="both"/>
+      </w:pPr>
+      <w:r>
+        <w:t>The engine first picks a base strategy by walking a rule ladder chosen by the</w:t>
+      </w:r>
+    </w:p>
+    <w:p>
+      <w:pPr>
+        <w:jc w:val="both"/>
+      </w:pPr>
+      <w:r>
+        <w:t>round's family. The behavioural ladder walks the STAR elements in dependency</w:t>
+      </w:r>
+    </w:p>
+    <w:p>
+      <w:pPr>
+        <w:jc w:val="both"/>
+      </w:pPr>
+      <w:r>
+        <w:t>order:</w:t>
       </w:r>
     </w:p>
     <w:p>
@@ -12933,7 +14122,15 @@
         <w:jc w:val="both"/>
       </w:pPr>
       <w:r>
-        <w:t>The technical ladder mirrors it over the technical rubric, in the order a real interviewer would unblock:</w:t>
+        <w:t>The technical ladder mirrors it over the technical rubric, in the order a real</w:t>
+      </w:r>
+    </w:p>
+    <w:p>
+      <w:pPr>
+        <w:jc w:val="both"/>
+      </w:pPr>
+      <w:r>
+        <w:t>interviewer would unblock:</w:t>
       </w:r>
     </w:p>
     <w:p>
@@ -12966,7 +14163,23 @@
         <w:jc w:val="both"/>
       </w:pPr>
       <w:r>
-        <w:t xml:space="preserve">This second ladder did not exist originally, and its absence produced a visible defect: the strategy chooser read only the STAR block, which the assessor zeroes out on technical rounds, so situation was always absent and </w:t>
+        <w:t>This second ladder did not exist originally, and its absence produced a visible</w:t>
+      </w:r>
+    </w:p>
+    <w:p>
+      <w:pPr>
+        <w:jc w:val="both"/>
+      </w:pPr>
+      <w:r>
+        <w:t>defect: the strategy chooser read only the STAR block, which the assessor zeroes</w:t>
+      </w:r>
+    </w:p>
+    <w:p>
+      <w:pPr>
+        <w:jc w:val="both"/>
+      </w:pPr>
+      <w:r>
+        <w:t xml:space="preserve">out on technical rounds, so situation was always absent and </w:t>
       </w:r>
       <w:r>
         <w:rPr>
@@ -12975,7 +14188,15 @@
         <w:t>every</w:t>
       </w:r>
       <w:r>
-        <w:t xml:space="preserve"> technical turn returned </w:t>
+        <w:t xml:space="preserve"> technical</w:t>
+      </w:r>
+    </w:p>
+    <w:p>
+      <w:pPr>
+        <w:jc w:val="both"/>
+      </w:pPr>
+      <w:r>
+        <w:t xml:space="preserve">turn returned </w:t>
       </w:r>
       <w:r>
         <w:rPr>
@@ -12985,7 +14206,7 @@
         <w:t>CLARIFY_SITUATION</w:t>
       </w:r>
       <w:r>
-        <w:t xml:space="preserve"> — the interviewer opened each system-design question by asking about "the situation and task".</w:t>
+        <w:t xml:space="preserve"> — the interviewer opened each system-design</w:t>
       </w:r>
     </w:p>
     <w:p>
@@ -12993,7 +14214,90 @@
         <w:jc w:val="both"/>
       </w:pPr>
       <w:r>
-        <w:t>Alongside the strategy, the engine computes three more values:</w:t>
+        <w:t>question by asking about "the situation and task".</w:t>
+      </w:r>
+    </w:p>
+    <w:p>
+      <w:pPr>
+        <w:pStyle w:val="Heading3"/>
+      </w:pPr>
+      <w:r>
+        <w:rPr>
+          <w:color w:val="1F3054"/>
+          <w:sz w:val="25"/>
+        </w:rPr>
+        <w:t>The evidence probe</w:t>
+      </w:r>
+    </w:p>
+    <w:p>
+      <w:pPr>
+        <w:jc w:val="both"/>
+      </w:pPr>
+      <w:r>
+        <w:t>If the previous section detected a signal, one probe — never more — replaces the</w:t>
+      </w:r>
+    </w:p>
+    <w:p>
+      <w:pPr>
+        <w:jc w:val="both"/>
+      </w:pPr>
+      <w:r>
+        <w:t>ladder's choice. The probes are priority-ordered with ownership first, and how</w:t>
+      </w:r>
+    </w:p>
+    <w:p>
+      <w:pPr>
+        <w:jc w:val="both"/>
+      </w:pPr>
+      <w:r>
+        <w:t>far down that order the engine is allowed to look is set by the persona's</w:t>
+      </w:r>
+    </w:p>
+    <w:p>
+      <w:pPr>
+        <w:jc w:val="both"/>
+      </w:pPr>
+      <w:r>
+        <w:rPr>
+          <w:rFonts w:ascii="Consolas" w:hAnsi="Consolas"/>
+          <w:sz w:val="19"/>
+        </w:rPr>
+        <w:t>probingDepth</w:t>
+      </w:r>
+      <w:r>
+        <w:t xml:space="preserve"> dial: depth 1 considers only the top tier, depth 10 considers all</w:t>
+      </w:r>
+    </w:p>
+    <w:p>
+      <w:pPr>
+        <w:jc w:val="both"/>
+      </w:pPr>
+      <w:r>
+        <w:t>seven. One probe per turn is deliberate, because a barrage of "you said X, you</w:t>
+      </w:r>
+    </w:p>
+    <w:p>
+      <w:pPr>
+        <w:jc w:val="both"/>
+      </w:pPr>
+      <w:r>
+        <w:t>said Y" in a single steering block reads as an accusation list rather than an</w:t>
+      </w:r>
+    </w:p>
+    <w:p>
+      <w:pPr>
+        <w:jc w:val="both"/>
+      </w:pPr>
+      <w:r>
+        <w:t>interview.</w:t>
+      </w:r>
+    </w:p>
+    <w:p>
+      <w:pPr>
+        <w:jc w:val="both"/>
+      </w:pPr>
+      <w:r>
+        <w:t>Two exceptions encode judgements that the linear gate alone would get wrong:</w:t>
       </w:r>
     </w:p>
     <w:p>
@@ -13005,39 +14309,482 @@
         <w:rPr>
           <w:b/>
         </w:rPr>
-        <w:t>Difficulty</w:t>
-      </w:r>
-      <w:r>
-        <w:t xml:space="preserve">, as </w:t>
+        <w:t>Fundamentals outrank probes.</w:t>
+      </w:r>
+      <w:r>
+        <w:t xml:space="preserve"> When the base strategy is </w:t>
       </w:r>
       <w:r>
         <w:rPr>
           <w:rFonts w:ascii="Consolas" w:hAnsi="Consolas"/>
           <w:sz w:val="19"/>
         </w:rPr>
-        <w:t>round(score / 10)</w:t>
-      </w:r>
-      <w:r>
-        <w:t xml:space="preserve">, adjusted upward when the same strategy is about to repeat and by </w:t>
+        <w:t>CLARIFY_SITUATION</w:t>
+      </w:r>
+    </w:p>
+    <w:p>
+      <w:pPr>
+        <w:jc w:val="both"/>
+      </w:pPr>
+      <w:r>
+        <w:t>the probe is suppressed entirely. An answer that misread the question gets</w:t>
+      </w:r>
+    </w:p>
+    <w:p>
+      <w:pPr>
+        <w:jc w:val="both"/>
+      </w:pPr>
+      <w:r>
+        <w:t>clarified, not cross-examined about a hedge word inside its misunderstanding.</w:t>
+      </w:r>
+    </w:p>
+    <w:p>
+      <w:pPr>
+        <w:pStyle w:val="ListBullet"/>
+        <w:spacing w:after="80"/>
+      </w:pPr>
+      <w:r>
+        <w:rPr>
+          <w:b/>
+        </w:rPr>
+        <w:t>The diffuse-ownership case fires at any depth.</w:t>
+      </w:r>
+      <w:r>
+        <w:t xml:space="preserve"> Two or more diffuse phrases</w:t>
+      </w:r>
+    </w:p>
+    <w:p>
+      <w:pPr>
+        <w:jc w:val="both"/>
+      </w:pPr>
+      <w:r>
+        <w:t>with no leadership claim anywhere bypasses the gate. An answer that is all</w:t>
+      </w:r>
+    </w:p>
+    <w:p>
+      <w:pPr>
+        <w:jc w:val="both"/>
+      </w:pPr>
+      <w:r>
+        <w:t>"helped with" and "involved in" has left its central question unanswered no</w:t>
+      </w:r>
+    </w:p>
+    <w:p>
+      <w:pPr>
+        <w:jc w:val="both"/>
+      </w:pPr>
+      <w:r>
+        <w:t>matter how gentle the interviewer is.</w:t>
+      </w:r>
+    </w:p>
+    <w:p>
+      <w:pPr>
+        <w:jc w:val="both"/>
+      </w:pPr>
+      <w:r>
+        <w:t>Where a probe fires, its reason string — which quotes the candidate's exact</w:t>
+      </w:r>
+    </w:p>
+    <w:p>
+      <w:pPr>
+        <w:jc w:val="both"/>
+      </w:pPr>
+      <w:r>
+        <w:t>word — replaces the generic strategy description in the steering block, because</w:t>
+      </w:r>
+    </w:p>
+    <w:p>
+      <w:pPr>
+        <w:jc w:val="both"/>
+      </w:pPr>
+      <w:r>
+        <w:t>the specific version is strictly more useful to the interviewer than the generic</w:t>
+      </w:r>
+    </w:p>
+    <w:p>
+      <w:pPr>
+        <w:jc w:val="both"/>
+      </w:pPr>
+      <w:r>
+        <w:t>one.</w:t>
+      </w:r>
+    </w:p>
+    <w:p>
+      <w:pPr>
+        <w:pStyle w:val="Heading3"/>
+      </w:pPr>
+      <w:r>
+        <w:rPr>
+          <w:color w:val="1F3054"/>
+          <w:sz w:val="25"/>
+        </w:rPr>
+        <w:t>Curveballs</w:t>
+      </w:r>
+    </w:p>
+    <w:p>
+      <w:pPr>
+        <w:jc w:val="both"/>
+      </w:pPr>
+      <w:r>
+        <w:t>Two moves sit outside the classic ladder:</w:t>
+      </w:r>
+    </w:p>
+    <w:p>
+      <w:pPr>
+        <w:pStyle w:val="ListBullet"/>
+        <w:spacing w:after="80"/>
+      </w:pPr>
+      <w:r>
+        <w:rPr>
+          <w:b/>
+        </w:rPr>
+        <w:t>`PIVOT_TOPIC`</w:t>
+      </w:r>
+      <w:r>
+        <w:t xml:space="preserve"> — leave the thread and aim at a competency the coverage</w:t>
+      </w:r>
+    </w:p>
+    <w:p>
+      <w:pPr>
+        <w:jc w:val="both"/>
+      </w:pPr>
+      <w:r>
+        <w:t>tracker knows is unproven.</w:t>
+      </w:r>
+    </w:p>
+    <w:p>
+      <w:pPr>
+        <w:pStyle w:val="ListBullet"/>
+        <w:spacing w:after="80"/>
+      </w:pPr>
+      <w:r>
+        <w:rPr>
+          <w:b/>
+        </w:rPr>
+        <w:t>`HYPOTHETICAL_TWIST`</w:t>
+      </w:r>
+      <w:r>
+        <w:t xml:space="preserve"> — bend the candidate's own scenario: change one</w:t>
+      </w:r>
+    </w:p>
+    <w:p>
+      <w:pPr>
+        <w:jc w:val="both"/>
+      </w:pPr>
+      <w:r>
+        <w:t>constraint and ask what breaks, or ask what they would have done had their</w:t>
+      </w:r>
+    </w:p>
+    <w:p>
+      <w:pPr>
+        <w:jc w:val="both"/>
+      </w:pPr>
+      <w:r>
+        <w:t>approach failed.</w:t>
+      </w:r>
+    </w:p>
+    <w:p>
+      <w:pPr>
+        <w:jc w:val="both"/>
+      </w:pPr>
+      <w:r>
+        <w:rPr>
+          <w:b/>
+        </w:rPr>
+        <w:t>The precedence rule is the important part.</w:t>
+      </w:r>
+      <w:r>
+        <w:t xml:space="preserve"> A curveball may only ever replace</w:t>
+      </w:r>
+    </w:p>
+    <w:p>
+      <w:pPr>
+        <w:jc w:val="both"/>
+      </w:pPr>
+      <w:r>
+        <w:t xml:space="preserve">the two "the answer is fine" outcomes, </w:t>
       </w:r>
       <w:r>
         <w:rPr>
           <w:rFonts w:ascii="Consolas" w:hAnsi="Consolas"/>
           <w:sz w:val="19"/>
         </w:rPr>
-        <w:t>(strictness − warmth) / 4</w:t>
-      </w:r>
-      <w:r>
-        <w:t xml:space="preserve">. This is the mechanism by which a stricter persona asks a harder follow-up to an </w:t>
+        <w:t>ACKNOWLEDGE_STRENGTH</w:t>
+      </w:r>
+      <w:r>
+        <w:t xml:space="preserve"> and </w:t>
+      </w:r>
+      <w:r>
+        <w:rPr>
+          <w:rFonts w:ascii="Consolas" w:hAnsi="Consolas"/>
+          <w:sz w:val="19"/>
+        </w:rPr>
+        <w:t>PROBE_ACTION</w:t>
+      </w:r>
+      <w:r>
+        <w:t>.</w:t>
+      </w:r>
+    </w:p>
+    <w:p>
+      <w:pPr>
+        <w:jc w:val="both"/>
+      </w:pPr>
+      <w:r>
+        <w:t xml:space="preserve">A vague answer still gets </w:t>
+      </w:r>
+      <w:r>
+        <w:rPr>
+          <w:rFonts w:ascii="Consolas" w:hAnsi="Consolas"/>
+          <w:sz w:val="19"/>
+        </w:rPr>
+        <w:t>DRILL_SPECIFICITY</w:t>
+      </w:r>
+      <w:r>
+        <w:t>; an unowned claim still gets its</w:t>
+      </w:r>
+    </w:p>
+    <w:p>
+      <w:pPr>
+        <w:jc w:val="both"/>
+      </w:pPr>
+      <w:r>
+        <w:t>probe, because probes outrank curveballs. Real interviewers pivot when a thread</w:t>
+      </w:r>
+    </w:p>
+    <w:p>
+      <w:pPr>
+        <w:jc w:val="both"/>
+      </w:pPr>
+      <w:r>
+        <w:t>is finished, not in the middle of a weakness.</w:t>
+      </w:r>
+    </w:p>
+    <w:p>
+      <w:pPr>
+        <w:jc w:val="both"/>
+      </w:pPr>
+      <w:r>
+        <w:t xml:space="preserve">Whether a curveball fires is a function of the persona's </w:t>
+      </w:r>
+      <w:r>
+        <w:rPr>
+          <w:rFonts w:ascii="Consolas" w:hAnsi="Consolas"/>
+          <w:sz w:val="19"/>
+        </w:rPr>
+        <w:t>unpredictability</w:t>
+      </w:r>
+    </w:p>
+    <w:p>
+      <w:pPr>
+        <w:jc w:val="both"/>
+      </w:pPr>
+      <w:r>
+        <w:t>dial scaled by the questioning style, with a boost when the previous strategy</w:t>
+      </w:r>
+    </w:p>
+    <w:p>
+      <w:pPr>
+        <w:jc w:val="both"/>
+      </w:pPr>
+      <w:r>
+        <w:t>is about to repeat. Which one fires depends on whether coverage can name an</w:t>
+      </w:r>
+    </w:p>
+    <w:p>
+      <w:pPr>
+        <w:jc w:val="both"/>
+      </w:pPr>
+      <w:r>
+        <w:t>uncovered competency at all — a pivot without a destination is the weaker move,</w:t>
+      </w:r>
+    </w:p>
+    <w:p>
+      <w:pPr>
+        <w:jc w:val="both"/>
+      </w:pPr>
+      <w:r>
+        <w:t>so with nothing to aim at the twist wins outright — and then on pushback and</w:t>
+      </w:r>
+    </w:p>
+    <w:p>
+      <w:pPr>
+        <w:jc w:val="both"/>
+      </w:pPr>
+      <w:r>
+        <w:t>style, so skeptical archetypes bend the scenario while conversational ones</w:t>
+      </w:r>
+    </w:p>
+    <w:p>
+      <w:pPr>
+        <w:jc w:val="both"/>
+      </w:pPr>
+      <w:r>
+        <w:t>change the subject.</w:t>
+      </w:r>
+    </w:p>
+    <w:p>
+      <w:pPr>
+        <w:jc w:val="both"/>
+      </w:pPr>
+      <w:r>
+        <w:rPr>
+          <w:b/>
+        </w:rPr>
+        <w:t>Seeded, not random.</w:t>
+      </w:r>
+      <w:r>
+        <w:t xml:space="preserve"> The trigger is a hash of the session identifier and turn</w:t>
+      </w:r>
+    </w:p>
+    <w:p>
+      <w:pPr>
+        <w:jc w:val="both"/>
+      </w:pPr>
+      <w:r>
+        <w:t>index. The engine contains no call to a random-number generator anywhere, and</w:t>
+      </w:r>
+    </w:p>
+    <w:p>
+      <w:pPr>
+        <w:jc w:val="both"/>
+      </w:pPr>
+      <w:r>
+        <w:t>that is a hard constraint rather than a preference: the decision engine is pure,</w:t>
+      </w:r>
+    </w:p>
+    <w:p>
+      <w:pPr>
+        <w:jc w:val="both"/>
+      </w:pPr>
+      <w:r>
+        <w:t>the evaluation harness replays it, and the chat route re-derives the decision</w:t>
+      </w:r>
+    </w:p>
+    <w:p>
+      <w:pPr>
+        <w:jc w:val="both"/>
+      </w:pPr>
+      <w:r>
+        <w:t>after a late-arriving analysis on the promise that identical input gives</w:t>
+      </w:r>
+    </w:p>
+    <w:p>
+      <w:pPr>
+        <w:jc w:val="both"/>
+      </w:pPr>
+      <w:r>
+        <w:t xml:space="preserve">identical output. </w:t>
       </w:r>
       <w:r>
         <w:rPr>
           <w:i/>
         </w:rPr>
-        <w:t>identical</w:t>
-      </w:r>
-      <w:r>
-        <w:t xml:space="preserve"> answer, and it is measurable: on the same fixture answer, a strictness-9 / warmth-4 persona produces difficulty 7 while a strictness-6 / warmth-9 persona produces 5.</w:t>
+        <w:t>Unpredictable to the candidate</w:t>
+      </w:r>
+      <w:r>
+        <w:t xml:space="preserve"> and *reproducible to the</w:t>
+      </w:r>
+    </w:p>
+    <w:p>
+      <w:pPr>
+        <w:jc w:val="both"/>
+      </w:pPr>
+      <w:r>
+        <w:t>harness* are compatible requirements, because the candidate never sees the seed.</w:t>
+      </w:r>
+    </w:p>
+    <w:p>
+      <w:pPr>
+        <w:jc w:val="both"/>
+      </w:pPr>
+      <w:r>
+        <w:t>The hash is FNV-1a followed by MurmurHash3's finalizer, and the second half is</w:t>
+      </w:r>
+    </w:p>
+    <w:p>
+      <w:pPr>
+        <w:jc w:val="both"/>
+      </w:pPr>
+      <w:r>
+        <w:t>there for a measured reason: raw FNV-1a's low bits barely move between</w:t>
+      </w:r>
+    </w:p>
+    <w:p>
+      <w:pPr>
+        <w:jc w:val="both"/>
+      </w:pPr>
+      <w:r>
+        <w:t>sequential turn indices, so turns 0 to 9 of one session all rolled between 0.31</w:t>
+      </w:r>
+    </w:p>
+    <w:p>
+      <w:pPr>
+        <w:jc w:val="both"/>
+      </w:pPr>
+      <w:r>
+        <w:t>and 0.39 and a whole stretch of an interview shared a single curveball verdict.</w:t>
+      </w:r>
+    </w:p>
+    <w:p>
+      <w:pPr>
+        <w:jc w:val="both"/>
+      </w:pPr>
+      <w:r>
+        <w:t>The avalanche step spreads a one-character seed change across every bit. The</w:t>
+      </w:r>
+    </w:p>
+    <w:p>
+      <w:pPr>
+        <w:jc w:val="both"/>
+      </w:pPr>
+      <w:r>
+        <w:t xml:space="preserve">roll is then used twice — its low bits decide </w:t>
+      </w:r>
+      <w:r>
+        <w:rPr>
+          <w:i/>
+        </w:rPr>
+        <w:t>whether</w:t>
+      </w:r>
+      <w:r>
+        <w:t xml:space="preserve"> a curveball fires, its</w:t>
+      </w:r>
+    </w:p>
+    <w:p>
+      <w:pPr>
+        <w:jc w:val="both"/>
+      </w:pPr>
+      <w:r>
+        <w:t xml:space="preserve">high bits decide </w:t>
+      </w:r>
+      <w:r>
+        <w:rPr>
+          <w:i/>
+        </w:rPr>
+        <w:t>which</w:t>
+      </w:r>
+      <w:r>
+        <w:t>.</w:t>
+      </w:r>
+    </w:p>
+    <w:p>
+      <w:pPr>
+        <w:pStyle w:val="Heading3"/>
+      </w:pPr>
+      <w:r>
+        <w:rPr>
+          <w:color w:val="1F3054"/>
+          <w:sz w:val="25"/>
+        </w:rPr>
+        <w:t>The remaining outputs</w:t>
+      </w:r>
+    </w:p>
+    <w:p>
+      <w:pPr>
+        <w:jc w:val="both"/>
+      </w:pPr>
+      <w:r>
+        <w:t>Alongside the move, the engine computes:</w:t>
       </w:r>
     </w:p>
     <w:p>
@@ -13049,10 +14796,55 @@
         <w:rPr>
           <w:b/>
         </w:rPr>
-        <w:t>Confidence</w:t>
-      </w:r>
-      <w:r>
-        <w:t>, a weighted combination of score, vagueness, assertiveness and the persona dials, clamped to 20–95.</w:t>
+        <w:t>Difficulty</w:t>
+      </w:r>
+      <w:r>
+        <w:t xml:space="preserve">, as </w:t>
+      </w:r>
+      <w:r>
+        <w:rPr>
+          <w:rFonts w:ascii="Consolas" w:hAnsi="Consolas"/>
+          <w:sz w:val="19"/>
+        </w:rPr>
+        <w:t>round(score / 10)</w:t>
+      </w:r>
+      <w:r>
+        <w:t>, adjusted upward when the same strategy</w:t>
+      </w:r>
+    </w:p>
+    <w:p>
+      <w:pPr>
+        <w:jc w:val="both"/>
+      </w:pPr>
+      <w:r>
+        <w:t xml:space="preserve">is about to repeat and by </w:t>
+      </w:r>
+      <w:r>
+        <w:rPr>
+          <w:rFonts w:ascii="Consolas" w:hAnsi="Consolas"/>
+          <w:sz w:val="19"/>
+        </w:rPr>
+        <w:t>(strictness − warmth) / 4</w:t>
+      </w:r>
+      <w:r>
+        <w:t>. This is the mechanism</w:t>
+      </w:r>
+    </w:p>
+    <w:p>
+      <w:pPr>
+        <w:jc w:val="both"/>
+      </w:pPr>
+      <w:r>
+        <w:t xml:space="preserve">by which a stricter persona asks a harder follow-up to an </w:t>
+      </w:r>
+      <w:r>
+        <w:rPr>
+          <w:i/>
+        </w:rPr>
+        <w:t>identical</w:t>
+      </w:r>
+      <w:r>
+        <w:t xml:space="preserve"> answer.</w:t>
       </w:r>
     </w:p>
     <w:p>
@@ -13064,10 +14856,10 @@
         <w:rPr>
           <w:b/>
         </w:rPr>
-        <w:t>Escalate / slow down</w:t>
-      </w:r>
-      <w:r>
-        <w:t xml:space="preserve"> flags, from the score, a composite vagueness weight, and whether the strategy repeated.</w:t>
+        <w:t>Confidence</w:t>
+      </w:r>
+      <w:r>
+        <w:t>, a weighted combination of score, vagueness, assertiveness and</w:t>
       </w:r>
     </w:p>
     <w:p>
@@ -13075,7 +14867,54 @@
         <w:jc w:val="both"/>
       </w:pPr>
       <w:r>
-        <w:t xml:space="preserve">Every numeric input is coerced through a helper that substitutes a neutral mid-scale value for anything missing or non-finite. That is not defensive padding: a single </w:t>
+        <w:t>the persona dials, clamped to 20–95.</w:t>
+      </w:r>
+    </w:p>
+    <w:p>
+      <w:pPr>
+        <w:pStyle w:val="ListBullet"/>
+        <w:spacing w:after="80"/>
+      </w:pPr>
+      <w:r>
+        <w:rPr>
+          <w:b/>
+        </w:rPr>
+        <w:t>Escalate and slow-down flags</w:t>
+      </w:r>
+      <w:r>
+        <w:t>, from the score, a composite vagueness</w:t>
+      </w:r>
+    </w:p>
+    <w:p>
+      <w:pPr>
+        <w:jc w:val="both"/>
+      </w:pPr>
+      <w:r>
+        <w:t>weight, and whether the strategy repeated.</w:t>
+      </w:r>
+    </w:p>
+    <w:p>
+      <w:pPr>
+        <w:jc w:val="both"/>
+      </w:pPr>
+      <w:r>
+        <w:t>Every numeric input is coerced through a helper that substitutes a neutral</w:t>
+      </w:r>
+    </w:p>
+    <w:p>
+      <w:pPr>
+        <w:jc w:val="both"/>
+      </w:pPr>
+      <w:r>
+        <w:t>mid-scale value for anything missing or non-finite. That is not defensive</w:t>
+      </w:r>
+    </w:p>
+    <w:p>
+      <w:pPr>
+        <w:jc w:val="both"/>
+      </w:pPr>
+      <w:r>
+        <w:t xml:space="preserve">padding: a single </w:t>
       </w:r>
       <w:r>
         <w:rPr>
@@ -13085,7 +14924,15 @@
         <w:t>undefined</w:t>
       </w:r>
       <w:r>
-        <w:t xml:space="preserve"> in the confidence expression made the whole calculation </w:t>
+        <w:t xml:space="preserve"> in the confidence expression made the whole</w:t>
+      </w:r>
+    </w:p>
+    <w:p>
+      <w:pPr>
+        <w:jc w:val="both"/>
+      </w:pPr>
+      <w:r>
+        <w:t xml:space="preserve">calculation </w:t>
       </w:r>
       <w:r>
         <w:rPr>
@@ -13095,7 +14942,15 @@
         <w:t>NaN</w:t>
       </w:r>
       <w:r>
-        <w:t>, which was then stored as null, and confidence read as "unknown" for the rest of the session with nothing indicating why.</w:t>
+        <w:t>, which was stored as null, and confidence then read as</w:t>
+      </w:r>
+    </w:p>
+    <w:p>
+      <w:pPr>
+        <w:jc w:val="both"/>
+      </w:pPr>
+      <w:r>
+        <w:t>"unknown" for the rest of the session with nothing indicating why.</w:t>
       </w:r>
     </w:p>
     <w:p>
@@ -13107,7 +14962,1096 @@
           <w:color w:val="1F3054"/>
           <w:sz w:val="29"/>
         </w:rPr>
-        <w:t>5.5 The steering block</w:t>
+        <w:t>5.6 The persona engine: six dials and six questioning styles</w:t>
+      </w:r>
+    </w:p>
+    <w:p>
+      <w:pPr>
+        <w:jc w:val="both"/>
+      </w:pPr>
+      <w:r>
+        <w:t>The interviewer's personality is not free text. It is a structured</w:t>
+      </w:r>
+    </w:p>
+    <w:p>
+      <w:pPr>
+        <w:jc w:val="both"/>
+      </w:pPr>
+      <w:r>
+        <w:t>configuration rendered into a prompt paragraph, and — since the most recent</w:t>
+      </w:r>
+    </w:p>
+    <w:p>
+      <w:pPr>
+        <w:jc w:val="both"/>
+      </w:pPr>
+      <w:r>
+        <w:t xml:space="preserve">work — also into a </w:t>
+      </w:r>
+      <w:r>
+        <w:rPr>
+          <w:i/>
+        </w:rPr>
+        <w:t>move policy</w:t>
+      </w:r>
+      <w:r>
+        <w:t xml:space="preserve"> that changes what the interviewer does rather</w:t>
+      </w:r>
+    </w:p>
+    <w:p>
+      <w:pPr>
+        <w:jc w:val="both"/>
+      </w:pPr>
+      <w:r>
+        <w:t>than only how it sounds.</w:t>
+      </w:r>
+    </w:p>
+    <w:p>
+      <w:pPr>
+        <w:pStyle w:val="Heading3"/>
+      </w:pPr>
+      <w:r>
+        <w:rPr>
+          <w:color w:val="1F3054"/>
+          <w:sz w:val="25"/>
+        </w:rPr>
+        <w:t>How the parameter set was derived</w:t>
+      </w:r>
+    </w:p>
+    <w:p>
+      <w:pPr>
+        <w:jc w:val="both"/>
+      </w:pPr>
+      <w:r>
+        <w:t>The persona started with a pool of fourteen candidate attributes. The filter</w:t>
+      </w:r>
+    </w:p>
+    <w:p>
+      <w:pPr>
+        <w:jc w:val="both"/>
+      </w:pPr>
+      <w:r>
+        <w:t>applied to each was explicit, and it is the part worth reporting:</w:t>
+      </w:r>
+    </w:p>
+    <w:p>
+      <w:pPr>
+        <w:jc w:val="both"/>
+      </w:pPr>
+      <w:r>
+        <w:t>&gt; A dial ships only if it is (a) backed by a named source, (b) consumed</w:t>
+      </w:r>
+    </w:p>
+    <w:p>
+      <w:pPr>
+        <w:jc w:val="both"/>
+      </w:pPr>
+      <w:r>
+        <w:t xml:space="preserve">&gt; </w:t>
+      </w:r>
+      <w:r>
+        <w:rPr>
+          <w:b/>
+        </w:rPr>
+        <w:t>numerically</w:t>
+      </w:r>
+      <w:r>
+        <w:t xml:space="preserve"> by the policy, and (c) pulling a lever no other dial pulls.</w:t>
+      </w:r>
+    </w:p>
+    <w:p>
+      <w:pPr>
+        <w:jc w:val="both"/>
+      </w:pPr>
+      <w:r>
+        <w:t>Criterion (b) exists because two dials, pace and pushback, had shipped as</w:t>
+      </w:r>
+    </w:p>
+    <w:p>
+      <w:pPr>
+        <w:jc w:val="both"/>
+      </w:pPr>
+      <w:r>
+        <w:t>prompt prose only — and a slider that changes nothing measurable is a lie in the</w:t>
+      </w:r>
+    </w:p>
+    <w:p>
+      <w:pPr>
+        <w:jc w:val="both"/>
+      </w:pPr>
+      <w:r>
+        <w:t>user interface. Criterion (c) is what makes a parameterised interviewer better</w:t>
+      </w:r>
+    </w:p>
+    <w:p>
+      <w:pPr>
+        <w:jc w:val="both"/>
+      </w:pPr>
+      <w:r>
+        <w:t>than a list of fifty hand-written personas: only orthogonal parameters compose.</w:t>
+      </w:r>
+    </w:p>
+    <w:p>
+      <w:pPr>
+        <w:jc w:val="both"/>
+      </w:pPr>
+      <w:r>
+        <w:t>The outcome was six shipped dials, two deferred with named dependencies, three</w:t>
+      </w:r>
+    </w:p>
+    <w:p>
+      <w:pPr>
+        <w:jc w:val="both"/>
+      </w:pPr>
+      <w:r>
+        <w:t>judged already represented elsewhere, two rejected, and one absorbed into the</w:t>
+      </w:r>
+    </w:p>
+    <w:p>
+      <w:pPr>
+        <w:jc w:val="both"/>
+      </w:pPr>
+      <w:r>
+        <w:t>engine itself:</w:t>
+      </w:r>
+    </w:p>
+    <w:tbl>
+      <w:tblPr>
+        <w:tblStyle w:val="LightGrid-Accent1"/>
+        <w:tblW w:type="auto" w:w="0"/>
+        <w:tblLayout w:type="autofit"/>
+        <w:tblLook w:firstColumn="1" w:firstRow="1" w:lastColumn="0" w:lastRow="0" w:noHBand="0" w:noVBand="1" w:val="04A0"/>
+      </w:tblPr>
+      <w:tblGrid>
+        <w:gridCol w:w="4680"/>
+        <w:gridCol w:w="4680"/>
+      </w:tblGrid>
+      <w:tr>
+        <w:tc>
+          <w:tcPr>
+            <w:tcW w:type="dxa" w:w="4680"/>
+          </w:tcPr>
+          <w:p>
+            <w:pPr>
+              <w:spacing w:after="40" w:before="40"/>
+            </w:pPr>
+            <w:r>
+              <w:rPr>
+                <w:b/>
+                <w:sz w:val="19"/>
+              </w:rPr>
+            </w:r>
+            <w:r>
+              <w:rPr>
+                <w:b/>
+                <w:sz w:val="19"/>
+              </w:rPr>
+              <w:t>Dial</w:t>
+            </w:r>
+          </w:p>
+        </w:tc>
+        <w:tc>
+          <w:tcPr>
+            <w:tcW w:type="dxa" w:w="4680"/>
+          </w:tcPr>
+          <w:p>
+            <w:pPr>
+              <w:spacing w:after="40" w:before="40"/>
+            </w:pPr>
+            <w:r>
+              <w:rPr>
+                <w:b/>
+                <w:sz w:val="19"/>
+              </w:rPr>
+            </w:r>
+            <w:r>
+              <w:rPr>
+                <w:b/>
+                <w:sz w:val="19"/>
+              </w:rPr>
+              <w:t>The one lever it pulls</w:t>
+            </w:r>
+          </w:p>
+        </w:tc>
+      </w:tr>
+      <w:tr>
+        <w:tc>
+          <w:tcPr>
+            <w:tcW w:type="dxa" w:w="4680"/>
+          </w:tcPr>
+          <w:p>
+            <w:pPr>
+              <w:spacing w:after="40" w:before="40"/>
+            </w:pPr>
+            <w:r>
+              <w:rPr>
+                <w:sz w:val="19"/>
+              </w:rPr>
+            </w:r>
+            <w:r>
+              <w:rPr>
+                <w:rFonts w:ascii="Consolas" w:hAnsi="Consolas"/>
+                <w:sz w:val="19"/>
+              </w:rPr>
+              <w:t>strictness</w:t>
+            </w:r>
+          </w:p>
+        </w:tc>
+        <w:tc>
+          <w:tcPr>
+            <w:tcW w:type="dxa" w:w="4680"/>
+          </w:tcPr>
+          <w:p>
+            <w:pPr>
+              <w:spacing w:after="40" w:before="40"/>
+            </w:pPr>
+            <w:r>
+              <w:rPr>
+                <w:sz w:val="19"/>
+              </w:rPr>
+            </w:r>
+            <w:r>
+              <w:rPr>
+                <w:sz w:val="19"/>
+              </w:rPr>
+              <w:t>Difficulty and confidence arithmetic</w:t>
+            </w:r>
+          </w:p>
+        </w:tc>
+      </w:tr>
+      <w:tr>
+        <w:tc>
+          <w:tcPr>
+            <w:tcW w:type="dxa" w:w="4680"/>
+          </w:tcPr>
+          <w:p>
+            <w:pPr>
+              <w:spacing w:after="40" w:before="40"/>
+            </w:pPr>
+            <w:r>
+              <w:rPr>
+                <w:sz w:val="19"/>
+              </w:rPr>
+            </w:r>
+            <w:r>
+              <w:rPr>
+                <w:rFonts w:ascii="Consolas" w:hAnsi="Consolas"/>
+                <w:sz w:val="19"/>
+              </w:rPr>
+              <w:t>warmth</w:t>
+            </w:r>
+          </w:p>
+        </w:tc>
+        <w:tc>
+          <w:tcPr>
+            <w:tcW w:type="dxa" w:w="4680"/>
+          </w:tcPr>
+          <w:p>
+            <w:pPr>
+              <w:spacing w:after="40" w:before="40"/>
+            </w:pPr>
+            <w:r>
+              <w:rPr>
+                <w:sz w:val="19"/>
+              </w:rPr>
+            </w:r>
+            <w:r>
+              <w:rPr>
+                <w:sz w:val="19"/>
+              </w:rPr>
+              <w:t>Acknowledgement and slow-down behaviour</w:t>
+            </w:r>
+          </w:p>
+        </w:tc>
+      </w:tr>
+      <w:tr>
+        <w:tc>
+          <w:tcPr>
+            <w:tcW w:type="dxa" w:w="4680"/>
+          </w:tcPr>
+          <w:p>
+            <w:pPr>
+              <w:spacing w:after="40" w:before="40"/>
+            </w:pPr>
+            <w:r>
+              <w:rPr>
+                <w:sz w:val="19"/>
+              </w:rPr>
+            </w:r>
+            <w:r>
+              <w:rPr>
+                <w:rFonts w:ascii="Consolas" w:hAnsi="Consolas"/>
+                <w:sz w:val="19"/>
+              </w:rPr>
+              <w:t>pace</w:t>
+            </w:r>
+          </w:p>
+        </w:tc>
+        <w:tc>
+          <w:tcPr>
+            <w:tcW w:type="dxa" w:w="4680"/>
+          </w:tcPr>
+          <w:p>
+            <w:pPr>
+              <w:spacing w:after="40" w:before="40"/>
+            </w:pPr>
+            <w:r>
+              <w:rPr>
+                <w:sz w:val="19"/>
+              </w:rPr>
+            </w:r>
+            <w:r>
+              <w:rPr>
+                <w:sz w:val="19"/>
+              </w:rPr>
+              <w:t>Tempo — speech synthesis rate, and phrasing</w:t>
+            </w:r>
+          </w:p>
+        </w:tc>
+      </w:tr>
+      <w:tr>
+        <w:tc>
+          <w:tcPr>
+            <w:tcW w:type="dxa" w:w="4680"/>
+          </w:tcPr>
+          <w:p>
+            <w:pPr>
+              <w:spacing w:after="40" w:before="40"/>
+            </w:pPr>
+            <w:r>
+              <w:rPr>
+                <w:sz w:val="19"/>
+              </w:rPr>
+            </w:r>
+            <w:r>
+              <w:rPr>
+                <w:rFonts w:ascii="Consolas" w:hAnsi="Consolas"/>
+                <w:sz w:val="19"/>
+              </w:rPr>
+              <w:t>pushback</w:t>
+            </w:r>
+          </w:p>
+        </w:tc>
+        <w:tc>
+          <w:tcPr>
+            <w:tcW w:type="dxa" w:w="4680"/>
+          </w:tcPr>
+          <w:p>
+            <w:pPr>
+              <w:spacing w:after="40" w:before="40"/>
+            </w:pPr>
+            <w:r>
+              <w:rPr>
+                <w:sz w:val="19"/>
+              </w:rPr>
+            </w:r>
+            <w:r>
+              <w:rPr>
+                <w:sz w:val="19"/>
+              </w:rPr>
+              <w:t>Challenge intensity, weighting twist against pivot</w:t>
+            </w:r>
+          </w:p>
+        </w:tc>
+      </w:tr>
+      <w:tr>
+        <w:tc>
+          <w:tcPr>
+            <w:tcW w:type="dxa" w:w="4680"/>
+          </w:tcPr>
+          <w:p>
+            <w:pPr>
+              <w:spacing w:after="40" w:before="40"/>
+            </w:pPr>
+            <w:r>
+              <w:rPr>
+                <w:sz w:val="19"/>
+              </w:rPr>
+            </w:r>
+            <w:r>
+              <w:rPr>
+                <w:rFonts w:ascii="Consolas" w:hAnsi="Consolas"/>
+                <w:sz w:val="19"/>
+              </w:rPr>
+              <w:t>probingDepth</w:t>
+            </w:r>
+          </w:p>
+        </w:tc>
+        <w:tc>
+          <w:tcPr>
+            <w:tcW w:type="dxa" w:w="4680"/>
+          </w:tcPr>
+          <w:p>
+            <w:pPr>
+              <w:spacing w:after="40" w:before="40"/>
+            </w:pPr>
+            <w:r>
+              <w:rPr>
+                <w:sz w:val="19"/>
+              </w:rPr>
+            </w:r>
+            <w:r>
+              <w:rPr>
+                <w:sz w:val="19"/>
+              </w:rPr>
+              <w:t>Evidence-probe frequency</w:t>
+            </w:r>
+          </w:p>
+        </w:tc>
+      </w:tr>
+      <w:tr>
+        <w:tc>
+          <w:tcPr>
+            <w:tcW w:type="dxa" w:w="4680"/>
+          </w:tcPr>
+          <w:p>
+            <w:pPr>
+              <w:spacing w:after="40" w:before="40"/>
+            </w:pPr>
+            <w:r>
+              <w:rPr>
+                <w:sz w:val="19"/>
+              </w:rPr>
+            </w:r>
+            <w:r>
+              <w:rPr>
+                <w:rFonts w:ascii="Consolas" w:hAnsi="Consolas"/>
+                <w:sz w:val="19"/>
+              </w:rPr>
+              <w:t>unpredictability</w:t>
+            </w:r>
+          </w:p>
+        </w:tc>
+        <w:tc>
+          <w:tcPr>
+            <w:tcW w:type="dxa" w:w="4680"/>
+          </w:tcPr>
+          <w:p>
+            <w:pPr>
+              <w:spacing w:after="40" w:before="40"/>
+            </w:pPr>
+            <w:r>
+              <w:rPr>
+                <w:sz w:val="19"/>
+              </w:rPr>
+            </w:r>
+            <w:r>
+              <w:rPr>
+                <w:sz w:val="19"/>
+              </w:rPr>
+              <w:t>Curveball frequency</w:t>
+            </w:r>
+          </w:p>
+        </w:tc>
+      </w:tr>
+    </w:tbl>
+    <w:p>
+      <w:pPr>
+        <w:spacing w:after="40"/>
+      </w:pPr>
+    </w:p>
+    <w:p>
+      <w:pPr>
+        <w:jc w:val="both"/>
+      </w:pPr>
+      <w:r>
+        <w:t xml:space="preserve">The rejections are as informative as the acceptances. </w:t>
+      </w:r>
+      <w:r>
+        <w:rPr>
+          <w:i/>
+        </w:rPr>
+        <w:t>Pressure</w:t>
+      </w:r>
+      <w:r>
+        <w:t xml:space="preserve"> was rejected as</w:t>
+      </w:r>
+    </w:p>
+    <w:p>
+      <w:pPr>
+        <w:jc w:val="both"/>
+      </w:pPr>
+      <w:r>
+        <w:t>not orthogonal — it is emergent from strictness, pushback, pace and the stress</w:t>
+      </w:r>
+    </w:p>
+    <w:p>
+      <w:pPr>
+        <w:jc w:val="both"/>
+      </w:pPr>
+      <w:r>
+        <w:t xml:space="preserve">style. </w:t>
+      </w:r>
+      <w:r>
+        <w:rPr>
+          <w:i/>
+        </w:rPr>
+        <w:t>Feedback frequency</w:t>
+      </w:r>
+      <w:r>
+        <w:t xml:space="preserve"> was rejected because it violates the persona-blind</w:t>
+      </w:r>
+    </w:p>
+    <w:p>
+      <w:pPr>
+        <w:jc w:val="both"/>
+      </w:pPr>
+      <w:r>
+        <w:t>invariant: mid-interview evaluative feedback would leak the evaluation through</w:t>
+      </w:r>
+    </w:p>
+    <w:p>
+      <w:pPr>
+        <w:jc w:val="both"/>
+      </w:pPr>
+      <w:r>
+        <w:t xml:space="preserve">the persona. </w:t>
+      </w:r>
+      <w:r>
+        <w:rPr>
+          <w:i/>
+        </w:rPr>
+        <w:t>Adaptability</w:t>
+      </w:r>
+      <w:r>
+        <w:t xml:space="preserve"> was absorbed rather than dialled, because</w:t>
+      </w:r>
+    </w:p>
+    <w:p>
+      <w:pPr>
+        <w:jc w:val="both"/>
+      </w:pPr>
+      <w:r>
+        <w:t xml:space="preserve">fixed-versus-adaptive </w:t>
+      </w:r>
+      <w:r>
+        <w:rPr>
+          <w:b/>
+        </w:rPr>
+        <w:t>is</w:t>
+      </w:r>
+      <w:r>
+        <w:t xml:space="preserve"> the analyzer-to-ladder-to-steering loop, and a dial</w:t>
+      </w:r>
+    </w:p>
+    <w:p>
+      <w:pPr>
+        <w:jc w:val="both"/>
+      </w:pPr>
+      <w:r>
+        <w:t>would let a persona ignore the answer entirely — which is the documented failure</w:t>
+      </w:r>
+    </w:p>
+    <w:p>
+      <w:pPr>
+        <w:jc w:val="both"/>
+      </w:pPr>
+      <w:r>
+        <w:t xml:space="preserve">mode this project exists to avoid, not a style option. </w:t>
+      </w:r>
+      <w:r>
+        <w:rPr>
+          <w:i/>
+        </w:rPr>
+        <w:t>Patience</w:t>
+      </w:r>
+      <w:r>
+        <w:t xml:space="preserve"> and</w:t>
+      </w:r>
+    </w:p>
+    <w:p>
+      <w:pPr>
+        <w:jc w:val="both"/>
+      </w:pPr>
+      <w:r>
+        <w:rPr>
+          <w:i/>
+        </w:rPr>
+        <w:t>helpfulness</w:t>
+      </w:r>
+      <w:r>
+        <w:t xml:space="preserve"> were deferred because neither has an honest consumer yet.</w:t>
+      </w:r>
+    </w:p>
+    <w:p>
+      <w:pPr>
+        <w:pStyle w:val="Heading3"/>
+      </w:pPr>
+      <w:r>
+        <w:rPr>
+          <w:color w:val="1F3054"/>
+          <w:sz w:val="25"/>
+        </w:rPr>
+        <w:t>Questioning styles</w:t>
+      </w:r>
+    </w:p>
+    <w:p>
+      <w:pPr>
+        <w:jc w:val="both"/>
+      </w:pPr>
+      <w:r>
+        <w:t>A separate field selects one of six questioning archetypes, and it has two</w:t>
+      </w:r>
+    </w:p>
+    <w:p>
+      <w:pPr>
+        <w:jc w:val="both"/>
+      </w:pPr>
+      <w:r>
+        <w:t>effects: a paragraph in the prompt, and a set of move weights in the decision</w:t>
+      </w:r>
+    </w:p>
+    <w:p>
+      <w:pPr>
+        <w:jc w:val="both"/>
+      </w:pPr>
+      <w:r>
+        <w:t>engine.</w:t>
+      </w:r>
+    </w:p>
+    <w:tbl>
+      <w:tblPr>
+        <w:tblStyle w:val="LightGrid-Accent1"/>
+        <w:tblW w:type="auto" w:w="0"/>
+        <w:tblLayout w:type="autofit"/>
+        <w:tblLook w:firstColumn="1" w:firstRow="1" w:lastColumn="0" w:lastRow="0" w:noHBand="0" w:noVBand="1" w:val="04A0"/>
+      </w:tblPr>
+      <w:tblGrid>
+        <w:gridCol w:w="4680"/>
+        <w:gridCol w:w="4680"/>
+      </w:tblGrid>
+      <w:tr>
+        <w:tc>
+          <w:tcPr>
+            <w:tcW w:type="dxa" w:w="4680"/>
+          </w:tcPr>
+          <w:p>
+            <w:pPr>
+              <w:spacing w:after="40" w:before="40"/>
+            </w:pPr>
+            <w:r>
+              <w:rPr>
+                <w:b/>
+                <w:sz w:val="19"/>
+              </w:rPr>
+            </w:r>
+            <w:r>
+              <w:rPr>
+                <w:b/>
+                <w:sz w:val="19"/>
+              </w:rPr>
+              <w:t>Style</w:t>
+            </w:r>
+          </w:p>
+        </w:tc>
+        <w:tc>
+          <w:tcPr>
+            <w:tcW w:type="dxa" w:w="4680"/>
+          </w:tcPr>
+          <w:p>
+            <w:pPr>
+              <w:spacing w:after="40" w:before="40"/>
+            </w:pPr>
+            <w:r>
+              <w:rPr>
+                <w:b/>
+                <w:sz w:val="19"/>
+              </w:rPr>
+            </w:r>
+            <w:r>
+              <w:rPr>
+                <w:b/>
+                <w:sz w:val="19"/>
+              </w:rPr>
+              <w:t>In one line</w:t>
+            </w:r>
+          </w:p>
+        </w:tc>
+      </w:tr>
+      <w:tr>
+        <w:tc>
+          <w:tcPr>
+            <w:tcW w:type="dxa" w:w="4680"/>
+          </w:tcPr>
+          <w:p>
+            <w:pPr>
+              <w:spacing w:after="40" w:before="40"/>
+            </w:pPr>
+            <w:r>
+              <w:rPr>
+                <w:sz w:val="19"/>
+              </w:rPr>
+            </w:r>
+            <w:r>
+              <w:rPr>
+                <w:rFonts w:ascii="Consolas" w:hAnsi="Consolas"/>
+                <w:sz w:val="19"/>
+              </w:rPr>
+              <w:t>conversational</w:t>
+            </w:r>
+          </w:p>
+        </w:tc>
+        <w:tc>
+          <w:tcPr>
+            <w:tcW w:type="dxa" w:w="4680"/>
+          </w:tcPr>
+          <w:p>
+            <w:pPr>
+              <w:spacing w:after="40" w:before="40"/>
+            </w:pPr>
+            <w:r>
+              <w:rPr>
+                <w:sz w:val="19"/>
+              </w:rPr>
+            </w:r>
+            <w:r>
+              <w:rPr>
+                <w:sz w:val="19"/>
+              </w:rPr>
+              <w:t>Natural transitions, picks up the candidate's threads; pivots freely. The default</w:t>
+            </w:r>
+          </w:p>
+        </w:tc>
+      </w:tr>
+      <w:tr>
+        <w:tc>
+          <w:tcPr>
+            <w:tcW w:type="dxa" w:w="4680"/>
+          </w:tcPr>
+          <w:p>
+            <w:pPr>
+              <w:spacing w:after="40" w:before="40"/>
+            </w:pPr>
+            <w:r>
+              <w:rPr>
+                <w:sz w:val="19"/>
+              </w:rPr>
+            </w:r>
+            <w:r>
+              <w:rPr>
+                <w:rFonts w:ascii="Consolas" w:hAnsi="Consolas"/>
+                <w:sz w:val="19"/>
+              </w:rPr>
+              <w:t>supportive</w:t>
+            </w:r>
+          </w:p>
+        </w:tc>
+        <w:tc>
+          <w:tcPr>
+            <w:tcW w:type="dxa" w:w="4680"/>
+          </w:tcPr>
+          <w:p>
+            <w:pPr>
+              <w:spacing w:after="40" w:before="40"/>
+            </w:pPr>
+            <w:r>
+              <w:rPr>
+                <w:sz w:val="19"/>
+              </w:rPr>
+            </w:r>
+            <w:r>
+              <w:rPr>
+                <w:sz w:val="19"/>
+              </w:rPr>
+              <w:t>Room to think, clarifies, never pressures; curveballs rare</w:t>
+            </w:r>
+          </w:p>
+        </w:tc>
+      </w:tr>
+      <w:tr>
+        <w:tc>
+          <w:tcPr>
+            <w:tcW w:type="dxa" w:w="4680"/>
+          </w:tcPr>
+          <w:p>
+            <w:pPr>
+              <w:spacing w:after="40" w:before="40"/>
+            </w:pPr>
+            <w:r>
+              <w:rPr>
+                <w:sz w:val="19"/>
+              </w:rPr>
+            </w:r>
+            <w:r>
+              <w:rPr>
+                <w:rFonts w:ascii="Consolas" w:hAnsi="Consolas"/>
+                <w:sz w:val="19"/>
+              </w:rPr>
+              <w:t>socratic</w:t>
+            </w:r>
+          </w:p>
+        </w:tc>
+        <w:tc>
+          <w:tcPr>
+            <w:tcW w:type="dxa" w:w="4680"/>
+          </w:tcPr>
+          <w:p>
+            <w:pPr>
+              <w:spacing w:after="40" w:before="40"/>
+            </w:pPr>
+            <w:r>
+              <w:rPr>
+                <w:sz w:val="19"/>
+              </w:rPr>
+            </w:r>
+            <w:r>
+              <w:rPr>
+                <w:sz w:val="19"/>
+              </w:rPr>
+              <w:t>Answers with the next question rather than a verdict; twists over pivots</w:t>
+            </w:r>
+          </w:p>
+        </w:tc>
+      </w:tr>
+      <w:tr>
+        <w:tc>
+          <w:tcPr>
+            <w:tcW w:type="dxa" w:w="4680"/>
+          </w:tcPr>
+          <w:p>
+            <w:pPr>
+              <w:spacing w:after="40" w:before="40"/>
+            </w:pPr>
+            <w:r>
+              <w:rPr>
+                <w:sz w:val="19"/>
+              </w:rPr>
+            </w:r>
+            <w:r>
+              <w:rPr>
+                <w:rFonts w:ascii="Consolas" w:hAnsi="Consolas"/>
+                <w:sz w:val="19"/>
+              </w:rPr>
+              <w:t>deep_dive</w:t>
+            </w:r>
+          </w:p>
+        </w:tc>
+        <w:tc>
+          <w:tcPr>
+            <w:tcW w:type="dxa" w:w="4680"/>
+          </w:tcPr>
+          <w:p>
+            <w:pPr>
+              <w:spacing w:after="40" w:before="40"/>
+            </w:pPr>
+            <w:r>
+              <w:rPr>
+                <w:sz w:val="19"/>
+              </w:rPr>
+            </w:r>
+            <w:r>
+              <w:rPr>
+                <w:sz w:val="19"/>
+              </w:rPr>
+              <w:t>One thread drilled to the bottom before changing topic; pivots suppressed</w:t>
+            </w:r>
+          </w:p>
+        </w:tc>
+      </w:tr>
+      <w:tr>
+        <w:tc>
+          <w:tcPr>
+            <w:tcW w:type="dxa" w:w="4680"/>
+          </w:tcPr>
+          <w:p>
+            <w:pPr>
+              <w:spacing w:after="40" w:before="40"/>
+            </w:pPr>
+            <w:r>
+              <w:rPr>
+                <w:sz w:val="19"/>
+              </w:rPr>
+            </w:r>
+            <w:r>
+              <w:rPr>
+                <w:rFonts w:ascii="Consolas" w:hAnsi="Consolas"/>
+                <w:sz w:val="19"/>
+              </w:rPr>
+              <w:t>bar_raiser</w:t>
+            </w:r>
+          </w:p>
+        </w:tc>
+        <w:tc>
+          <w:tcPr>
+            <w:tcW w:type="dxa" w:w="4680"/>
+          </w:tcPr>
+          <w:p>
+            <w:pPr>
+              <w:spacing w:after="40" w:before="40"/>
+            </w:pPr>
+            <w:r>
+              <w:rPr>
+                <w:sz w:val="19"/>
+              </w:rPr>
+            </w:r>
+            <w:r>
+              <w:rPr>
+                <w:sz w:val="19"/>
+              </w:rPr>
+              <w:t>Concrete evidence required for every claim; challenges weighted</w:t>
+            </w:r>
+          </w:p>
+        </w:tc>
+      </w:tr>
+      <w:tr>
+        <w:tc>
+          <w:tcPr>
+            <w:tcW w:type="dxa" w:w="4680"/>
+          </w:tcPr>
+          <w:p>
+            <w:pPr>
+              <w:spacing w:after="40" w:before="40"/>
+            </w:pPr>
+            <w:r>
+              <w:rPr>
+                <w:sz w:val="19"/>
+              </w:rPr>
+            </w:r>
+            <w:r>
+              <w:rPr>
+                <w:rFonts w:ascii="Consolas" w:hAnsi="Consolas"/>
+                <w:sz w:val="19"/>
+              </w:rPr>
+              <w:t>stress</w:t>
+            </w:r>
+          </w:p>
+        </w:tc>
+        <w:tc>
+          <w:tcPr>
+            <w:tcW w:type="dxa" w:w="4680"/>
+          </w:tcPr>
+          <w:p>
+            <w:pPr>
+              <w:spacing w:after="40" w:before="40"/>
+            </w:pPr>
+            <w:r>
+              <w:rPr>
+                <w:sz w:val="19"/>
+              </w:rPr>
+            </w:r>
+            <w:r>
+              <w:rPr>
+                <w:sz w:val="19"/>
+              </w:rPr>
+              <w:t xml:space="preserve">Pressure on, reassurance off — </w:t>
+            </w:r>
+            <w:r>
+              <w:rPr>
+                <w:b/>
+                <w:sz w:val="19"/>
+              </w:rPr>
+              <w:t>opt-in and never a default</w:t>
+            </w:r>
+          </w:p>
+        </w:tc>
+      </w:tr>
+    </w:tbl>
+    <w:p>
+      <w:pPr>
+        <w:spacing w:after="40"/>
+      </w:pPr>
+    </w:p>
+    <w:p>
+      <w:pPr>
+        <w:jc w:val="both"/>
+      </w:pPr>
+      <w:r>
+        <w:rPr>
+          <w:rFonts w:ascii="Consolas" w:hAnsi="Consolas"/>
+          <w:sz w:val="19"/>
+        </w:rPr>
+        <w:t>stress</w:t>
+      </w:r>
+      <w:r>
+        <w:t xml:space="preserve"> is deliberately never a default, on the grounds that stress tolerance</w:t>
+      </w:r>
+    </w:p>
+    <w:p>
+      <w:pPr>
+        <w:jc w:val="both"/>
+      </w:pPr>
+      <w:r>
+        <w:t>is not job ability — the same finding from the technical-interview literature</w:t>
+      </w:r>
+    </w:p>
+    <w:p>
+      <w:pPr>
+        <w:jc w:val="both"/>
+      </w:pPr>
+      <w:r>
+        <w:t>discussed in Section 2.2, which found the performative aspect of whiteboard</w:t>
+      </w:r>
+    </w:p>
+    <w:p>
+      <w:pPr>
+        <w:jc w:val="both"/>
+      </w:pPr>
+      <w:r>
+        <w:t>interviewing degrades performance without measuring skill [10].</w:t>
+      </w:r>
+    </w:p>
+    <w:p>
+      <w:pPr>
+        <w:pStyle w:val="Heading3"/>
+      </w:pPr>
+      <w:r>
+        <w:rPr>
+          <w:color w:val="1F3054"/>
+          <w:sz w:val="25"/>
+        </w:rPr>
+        <w:t>The invariant this sits inside</w:t>
+      </w:r>
+    </w:p>
+    <w:p>
+      <w:pPr>
+        <w:jc w:val="both"/>
+      </w:pPr>
+      <w:r>
+        <w:t>None of this touches scoring. The assessor takes no persona argument and its</w:t>
+      </w:r>
+    </w:p>
+    <w:p>
+      <w:pPr>
+        <w:jc w:val="both"/>
+      </w:pPr>
+      <w:r>
+        <w:t>prompt cache key cannot vary by persona, so a strict interviewer and a warm one</w:t>
+      </w:r>
+    </w:p>
+    <w:p>
+      <w:pPr>
+        <w:jc w:val="both"/>
+      </w:pPr>
+      <w:r>
+        <w:t>score the same answer identically. Persona changes what gets asked next; it</w:t>
+      </w:r>
+    </w:p>
+    <w:p>
+      <w:pPr>
+        <w:jc w:val="both"/>
+      </w:pPr>
+      <w:r>
+        <w:t>never changes what an answer was worth. Every feature in this section was built</w:t>
+      </w:r>
+    </w:p>
+    <w:p>
+      <w:pPr>
+        <w:jc w:val="both"/>
+      </w:pPr>
+      <w:r>
+        <w:t>inside that constraint.</w:t>
+      </w:r>
+    </w:p>
+    <w:p>
+      <w:pPr>
+        <w:pStyle w:val="Heading2"/>
+      </w:pPr>
+      <w:r>
+        <w:rPr>
+          <w:color w:val="1F3054"/>
+          <w:sz w:val="29"/>
+        </w:rPr>
+        <w:t>5.7 The steering block</w:t>
       </w:r>
     </w:p>
     <w:p>
@@ -13152,6 +16096,23 @@
         <w:jc w:val="both"/>
       </w:pPr>
       <w:r>
+        <w:t xml:space="preserve">When the move came from an evidence probe, the second line instead quotes the candidate's own word back — for example </w:t>
+      </w:r>
+      <w:r>
+        <w:rPr>
+          <w:i/>
+        </w:rPr>
+        <w:t>The candidate said "helped with" — quote their word back and ask what they specifically were responsible for.</w:t>
+      </w:r>
+      <w:r>
+        <w:t xml:space="preserve"> That is the whole point of detecting the marker in code: the interviewer can quote, and the quote is guaranteed accurate.</w:t>
+      </w:r>
+    </w:p>
+    <w:p>
+      <w:pPr>
+        <w:jc w:val="both"/>
+      </w:pPr>
+      <w:r>
         <w:t xml:space="preserve">The strategy's </w:t>
       </w:r>
       <w:r>
@@ -13181,7 +16142,7 @@
           <w:color w:val="1F3054"/>
           <w:sz w:val="29"/>
         </w:rPr>
-        <w:t>5.6 Retrieval over the job description</w:t>
+        <w:t>5.8 Retrieval over the job description</w:t>
       </w:r>
     </w:p>
     <w:p>
@@ -13213,7 +16174,7 @@
         <w:t>text-embedding-3-small</w:t>
       </w:r>
       <w:r>
-        <w:t xml:space="preserve"> at 1,536 dimensions and stored with an </w:t>
+        <w:t xml:space="preserve"> at 1,536 dimensions [43] and stored with an </w:t>
       </w:r>
       <w:r>
         <w:rPr>
@@ -13223,7 +16184,7 @@
         <w:t>ivfflat</w:t>
       </w:r>
       <w:r>
-        <w:t xml:space="preserve"> cosine index.</w:t>
+        <w:t xml:space="preserve"> cosine index — the approximate-search index family described in Section 2.5 [24].</w:t>
       </w:r>
     </w:p>
     <w:p>
@@ -13300,7 +16261,7 @@
           <w:color w:val="1F3054"/>
           <w:sz w:val="29"/>
         </w:rPr>
-        <w:t>5.7 Resume grounding</w:t>
+        <w:t>5.9 Resume grounding</w:t>
       </w:r>
     </w:p>
     <w:p>
@@ -13363,7 +16324,7 @@
           <w:color w:val="1F3054"/>
           <w:sz w:val="29"/>
         </w:rPr>
-        <w:t>5.8 Competency coverage</w:t>
+        <w:t>5.10 Competency coverage</w:t>
       </w:r>
     </w:p>
     <w:p>
@@ -13469,7 +16430,7 @@
           <w:color w:val="1F3054"/>
           <w:sz w:val="29"/>
         </w:rPr>
-        <w:t>5.9 Multi-round loops and the handover brief</w:t>
+        <w:t>5.11 Multi-round loops and the handover brief</w:t>
       </w:r>
     </w:p>
     <w:p>
@@ -14008,7 +16969,7 @@
           <w:color w:val="1F3054"/>
           <w:sz w:val="29"/>
         </w:rPr>
-        <w:t>5.10 Context management</w:t>
+        <w:t>5.12 Context management</w:t>
       </w:r>
     </w:p>
     <w:p>
@@ -14064,7 +17025,7 @@
           <w:color w:val="1F3054"/>
           <w:sz w:val="29"/>
         </w:rPr>
-        <w:t>5.11 Token accounting and prompt caching</w:t>
+        <w:t>5.13 Token accounting and prompt caching</w:t>
       </w:r>
     </w:p>
     <w:p>
@@ -14621,7 +17582,7 @@
           <w:color w:val="1F3054"/>
           <w:sz w:val="29"/>
         </w:rPr>
-        <w:t>5.12 Voice mode</w:t>
+        <w:t>5.14 Voice mode</w:t>
       </w:r>
     </w:p>
     <w:p>
@@ -14717,7 +17678,7 @@
           <w:color w:val="1F3054"/>
           <w:sz w:val="29"/>
         </w:rPr>
-        <w:t>5.13 Coaching and quick drills</w:t>
+        <w:t>5.15 Coaching and quick drills</w:t>
       </w:r>
     </w:p>
     <w:p>
@@ -14871,7 +17832,7 @@
           <w:color w:val="1F3054"/>
           <w:sz w:val="29"/>
         </w:rPr>
-        <w:t>5.14 Persistence and atomicity</w:t>
+        <w:t>5.16 Persistence and atomicity</w:t>
       </w:r>
     </w:p>
     <w:p>
@@ -14899,7 +17860,7 @@
           <w:color w:val="1F3054"/>
           <w:sz w:val="29"/>
         </w:rPr>
-        <w:t>5.15 Prompt-injection defences</w:t>
+        <w:t>5.17 Prompt-injection defences</w:t>
       </w:r>
     </w:p>
     <w:p>
@@ -15029,7 +17990,7 @@
           <w:color w:val="1F3054"/>
           <w:sz w:val="29"/>
         </w:rPr>
-        <w:t>5.16 Testing and continuous integration</w:t>
+        <w:t>5.18 Testing and continuous integration</w:t>
       </w:r>
     </w:p>
     <w:p>
@@ -15488,7 +18449,7 @@
         <w:rPr>
           <w:b/>
         </w:rPr>
-        <w:t>Measured state as of this report: 513 tests pass across 53 files.</w:t>
+        <w:t>Measured state as of this report: 538 tests pass across 53 files.</w:t>
       </w:r>
       <w:r>
         <w:t xml:space="preserve"> Three further test files cannot currently execute, and the cause is an upstream packaging incompatibility rather than a project defect — the test DOM environment pulls a dependency that requires an ES-module-only package through CommonJS. This is recorded rather than hidden. It also means the three component and hook tests are not currently contributing coverage.</w:t>
@@ -15617,7 +18578,7 @@
           <w:color w:val="1F3054"/>
           <w:sz w:val="29"/>
         </w:rPr>
-        <w:t>5.17 Evaluation results</w:t>
+        <w:t>5.19 Evaluation results</w:t>
       </w:r>
     </w:p>
     <w:p>
@@ -16786,7 +19747,7 @@
         <w:t>Two caveats that materially qualify these numbers.</w:t>
       </w:r>
       <w:r>
-        <w:t xml:space="preserve"> First, every accuracy figure means "agreement with one person" — the fixture labels are the author's judgement and have not been validated by a second rater. A blind marking sheet and an agreement report using Cohen's kappa [32], [33] are implemented and ready, with the decision rule fixed in advance so the result cannot be read to suit; the pass has not been run. Second, the fixture set has changed since these numbers were collected: the </w:t>
+        <w:t xml:space="preserve"> First, every accuracy figure means "agreement with one person" — the fixture labels are the author's judgement and have not been validated by a second rater. A blind marking sheet and an agreement report using Cohen's kappa [35], [36] are implemented and ready, with the decision rule fixed in advance so the result cannot be read to suit; the pass has not been run. Second, the fixture set has changed since these numbers were collected: the </w:t>
       </w:r>
       <w:r>
         <w:rPr>
@@ -16826,7 +19787,7 @@
         <w:t>Persona differentiation.</w:t>
       </w:r>
       <w:r>
-        <w:t xml:space="preserve"> The deterministic half runs offline and reproduces exactly. On an identical answer, two personas produce follow-up difficulties of 7 and 5, and difficulty rises monotonically with strictness across the dial's range. The live half — generating real follow-ups and scoring them with a blind judge — has been implemented but the collected artefact contains only the deterministic output.</w:t>
+        <w:t xml:space="preserve"> The deterministic half runs offline, makes no API</w:t>
       </w:r>
     </w:p>
     <w:p>
@@ -16834,9 +19795,823 @@
         <w:jc w:val="both"/>
       </w:pPr>
       <w:r>
+        <w:t>calls and reproduces byte-identically. It reports three things.</w:t>
+      </w:r>
+    </w:p>
+    <w:p>
+      <w:pPr>
+        <w:jc w:val="both"/>
+      </w:pPr>
+      <w:r>
+        <w:rPr>
+          <w:i/>
+        </w:rPr>
+        <w:t>Difficulty.</w:t>
+      </w:r>
+      <w:r>
+        <w:t xml:space="preserve"> On an identical answer, a strictness-9 / warmth-4 persona produces</w:t>
+      </w:r>
+    </w:p>
+    <w:p>
+      <w:pPr>
+        <w:jc w:val="both"/>
+      </w:pPr>
+      <w:r>
+        <w:t>follow-up difficulty 7 while a strictness-6 / warmth-9 persona produces 5, and</w:t>
+      </w:r>
+    </w:p>
+    <w:p>
+      <w:pPr>
+        <w:jc w:val="both"/>
+      </w:pPr>
+      <w:r>
+        <w:t>difficulty rises monotonically with strictness across the dial's range.</w:t>
+      </w:r>
+    </w:p>
+    <w:p>
+      <w:pPr>
+        <w:jc w:val="both"/>
+      </w:pPr>
+      <w:r>
+        <w:rPr>
+          <w:i/>
+        </w:rPr>
+        <w:t>Move distribution by questioning style</w:t>
+      </w:r>
+      <w:r>
+        <w:t>, over 40 seeded turns of a</w:t>
+      </w:r>
+    </w:p>
+    <w:p>
+      <w:pPr>
+        <w:jc w:val="both"/>
+      </w:pPr>
+      <w:r>
+        <w:t>deliberately merely-adequate answer:</w:t>
+      </w:r>
+    </w:p>
+    <w:tbl>
+      <w:tblPr>
+        <w:tblStyle w:val="LightGrid-Accent1"/>
+        <w:tblW w:type="auto" w:w="0"/>
+        <w:tblLayout w:type="autofit"/>
+        <w:tblLook w:firstColumn="1" w:firstRow="1" w:lastColumn="0" w:lastRow="0" w:noHBand="0" w:noVBand="1" w:val="04A0"/>
+      </w:tblPr>
+      <w:tblGrid>
+        <w:gridCol w:w="4680"/>
+        <w:gridCol w:w="4680"/>
+      </w:tblGrid>
+      <w:tr>
+        <w:tc>
+          <w:tcPr>
+            <w:tcW w:type="dxa" w:w="4680"/>
+          </w:tcPr>
+          <w:p>
+            <w:pPr>
+              <w:spacing w:after="40" w:before="40"/>
+            </w:pPr>
+            <w:r>
+              <w:rPr>
+                <w:b/>
+                <w:sz w:val="19"/>
+              </w:rPr>
+            </w:r>
+            <w:r>
+              <w:rPr>
+                <w:b/>
+                <w:sz w:val="19"/>
+              </w:rPr>
+              <w:t>Style</w:t>
+            </w:r>
+          </w:p>
+        </w:tc>
+        <w:tc>
+          <w:tcPr>
+            <w:tcW w:type="dxa" w:w="4680"/>
+          </w:tcPr>
+          <w:p>
+            <w:pPr>
+              <w:spacing w:after="40" w:before="40"/>
+            </w:pPr>
+            <w:r>
+              <w:rPr>
+                <w:b/>
+                <w:sz w:val="19"/>
+              </w:rPr>
+            </w:r>
+            <w:r>
+              <w:rPr>
+                <w:b/>
+                <w:sz w:val="19"/>
+              </w:rPr>
+              <w:t>Move distribution</w:t>
+            </w:r>
+          </w:p>
+        </w:tc>
+      </w:tr>
+      <w:tr>
+        <w:tc>
+          <w:tcPr>
+            <w:tcW w:type="dxa" w:w="4680"/>
+          </w:tcPr>
+          <w:p>
+            <w:pPr>
+              <w:spacing w:after="40" w:before="40"/>
+            </w:pPr>
+            <w:r>
+              <w:rPr>
+                <w:sz w:val="19"/>
+              </w:rPr>
+            </w:r>
+            <w:r>
+              <w:rPr>
+                <w:rFonts w:ascii="Consolas" w:hAnsi="Consolas"/>
+                <w:sz w:val="19"/>
+              </w:rPr>
+              <w:t>supportive</w:t>
+            </w:r>
+          </w:p>
+        </w:tc>
+        <w:tc>
+          <w:tcPr>
+            <w:tcW w:type="dxa" w:w="4680"/>
+          </w:tcPr>
+          <w:p>
+            <w:pPr>
+              <w:spacing w:after="40" w:before="40"/>
+            </w:pPr>
+            <w:r>
+              <w:rPr>
+                <w:sz w:val="19"/>
+              </w:rPr>
+            </w:r>
+            <w:r>
+              <w:rPr>
+                <w:sz w:val="19"/>
+              </w:rPr>
+              <w:t>ACKNOWLEDGE_STRENGTH 29 · PIVOT_TOPIC 11</w:t>
+            </w:r>
+          </w:p>
+        </w:tc>
+      </w:tr>
+      <w:tr>
+        <w:tc>
+          <w:tcPr>
+            <w:tcW w:type="dxa" w:w="4680"/>
+          </w:tcPr>
+          <w:p>
+            <w:pPr>
+              <w:spacing w:after="40" w:before="40"/>
+            </w:pPr>
+            <w:r>
+              <w:rPr>
+                <w:sz w:val="19"/>
+              </w:rPr>
+            </w:r>
+            <w:r>
+              <w:rPr>
+                <w:rFonts w:ascii="Consolas" w:hAnsi="Consolas"/>
+                <w:sz w:val="19"/>
+              </w:rPr>
+              <w:t>conversational</w:t>
+            </w:r>
+          </w:p>
+        </w:tc>
+        <w:tc>
+          <w:tcPr>
+            <w:tcW w:type="dxa" w:w="4680"/>
+          </w:tcPr>
+          <w:p>
+            <w:pPr>
+              <w:spacing w:after="40" w:before="40"/>
+            </w:pPr>
+            <w:r>
+              <w:rPr>
+                <w:sz w:val="19"/>
+              </w:rPr>
+            </w:r>
+            <w:r>
+              <w:rPr>
+                <w:sz w:val="19"/>
+              </w:rPr>
+              <w:t>PIVOT_TOPIC 20 · ACKNOWLEDGE_STRENGTH 20</w:t>
+            </w:r>
+          </w:p>
+        </w:tc>
+      </w:tr>
+      <w:tr>
+        <w:tc>
+          <w:tcPr>
+            <w:tcW w:type="dxa" w:w="4680"/>
+          </w:tcPr>
+          <w:p>
+            <w:pPr>
+              <w:spacing w:after="40" w:before="40"/>
+            </w:pPr>
+            <w:r>
+              <w:rPr>
+                <w:sz w:val="19"/>
+              </w:rPr>
+            </w:r>
+            <w:r>
+              <w:rPr>
+                <w:rFonts w:ascii="Consolas" w:hAnsi="Consolas"/>
+                <w:sz w:val="19"/>
+              </w:rPr>
+              <w:t>bar_raiser</w:t>
+            </w:r>
+          </w:p>
+        </w:tc>
+        <w:tc>
+          <w:tcPr>
+            <w:tcW w:type="dxa" w:w="4680"/>
+          </w:tcPr>
+          <w:p>
+            <w:pPr>
+              <w:spacing w:after="40" w:before="40"/>
+            </w:pPr>
+            <w:r>
+              <w:rPr>
+                <w:sz w:val="19"/>
+              </w:rPr>
+            </w:r>
+            <w:r>
+              <w:rPr>
+                <w:sz w:val="19"/>
+              </w:rPr>
+              <w:t>HYPOTHETICAL_TWIST 20 · ACKNOWLEDGE_STRENGTH 20</w:t>
+            </w:r>
+          </w:p>
+        </w:tc>
+      </w:tr>
+      <w:tr>
+        <w:tc>
+          <w:tcPr>
+            <w:tcW w:type="dxa" w:w="4680"/>
+          </w:tcPr>
+          <w:p>
+            <w:pPr>
+              <w:spacing w:after="40" w:before="40"/>
+            </w:pPr>
+            <w:r>
+              <w:rPr>
+                <w:sz w:val="19"/>
+              </w:rPr>
+            </w:r>
+            <w:r>
+              <w:rPr>
+                <w:rFonts w:ascii="Consolas" w:hAnsi="Consolas"/>
+                <w:sz w:val="19"/>
+              </w:rPr>
+              <w:t>stress</w:t>
+            </w:r>
+          </w:p>
+        </w:tc>
+        <w:tc>
+          <w:tcPr>
+            <w:tcW w:type="dxa" w:w="4680"/>
+          </w:tcPr>
+          <w:p>
+            <w:pPr>
+              <w:spacing w:after="40" w:before="40"/>
+            </w:pPr>
+            <w:r>
+              <w:rPr>
+                <w:sz w:val="19"/>
+              </w:rPr>
+            </w:r>
+            <w:r>
+              <w:rPr>
+                <w:sz w:val="19"/>
+              </w:rPr>
+              <w:t>HYPOTHETICAL_TWIST 28 · ACKNOWLEDGE_STRENGTH 12</w:t>
+            </w:r>
+          </w:p>
+        </w:tc>
+      </w:tr>
+    </w:tbl>
+    <w:p>
+      <w:pPr>
+        <w:spacing w:after="40"/>
+      </w:pPr>
+    </w:p>
+    <w:p>
+      <w:pPr>
+        <w:jc w:val="both"/>
+      </w:pPr>
+      <w:r>
+        <w:t>This is the result that matters, because it shows the style changes what the</w:t>
+      </w:r>
+    </w:p>
+    <w:p>
+      <w:pPr>
+        <w:jc w:val="both"/>
+      </w:pPr>
+      <w:r>
+        <w:t xml:space="preserve">interviewer </w:t>
+      </w:r>
+      <w:r>
+        <w:rPr>
+          <w:i/>
+        </w:rPr>
+        <w:t>does</w:t>
+      </w:r>
+      <w:r>
+        <w:t xml:space="preserve"> and not merely how it sounds. A supportive interviewer</w:t>
+      </w:r>
+    </w:p>
+    <w:p>
+      <w:pPr>
+        <w:jc w:val="both"/>
+      </w:pPr>
+      <w:r>
+        <w:t>acknowledges roughly three times in four; a stress interviewer bends the</w:t>
+      </w:r>
+    </w:p>
+    <w:p>
+      <w:pPr>
+        <w:jc w:val="both"/>
+      </w:pPr>
+      <w:r>
+        <w:t>scenario roughly seven times in ten, on the same answer.</w:t>
+      </w:r>
+    </w:p>
+    <w:p>
+      <w:pPr>
+        <w:jc w:val="both"/>
+      </w:pPr>
+      <w:r>
+        <w:rPr>
+          <w:i/>
+        </w:rPr>
+        <w:t>Probe rate</w:t>
+      </w:r>
+      <w:r>
+        <w:t>, over seven hedged answers — one per signal type — run through the</w:t>
+      </w:r>
+    </w:p>
+    <w:p>
+      <w:pPr>
+        <w:jc w:val="both"/>
+      </w:pPr>
+      <w:r>
+        <w:t>real lexicon end to end:</w:t>
+      </w:r>
+    </w:p>
+    <w:tbl>
+      <w:tblPr>
+        <w:tblStyle w:val="LightGrid-Accent1"/>
+        <w:tblW w:type="auto" w:w="0"/>
+        <w:tblLayout w:type="autofit"/>
+        <w:tblLook w:firstColumn="1" w:firstRow="1" w:lastColumn="0" w:lastRow="0" w:noHBand="0" w:noVBand="1" w:val="04A0"/>
+      </w:tblPr>
+      <w:tblGrid>
+        <w:gridCol w:w="4680"/>
+        <w:gridCol w:w="4680"/>
+      </w:tblGrid>
+      <w:tr>
+        <w:tc>
+          <w:tcPr>
+            <w:tcW w:type="dxa" w:w="4680"/>
+          </w:tcPr>
+          <w:p>
+            <w:pPr>
+              <w:spacing w:after="40" w:before="40"/>
+            </w:pPr>
+            <w:r>
+              <w:rPr>
+                <w:b/>
+                <w:sz w:val="19"/>
+              </w:rPr>
+            </w:r>
+            <w:r>
+              <w:rPr>
+                <w:rFonts w:ascii="Consolas" w:hAnsi="Consolas"/>
+                <w:b/>
+                <w:sz w:val="19"/>
+              </w:rPr>
+              <w:t>probingDepth</w:t>
+            </w:r>
+          </w:p>
+        </w:tc>
+        <w:tc>
+          <w:tcPr>
+            <w:tcW w:type="dxa" w:w="4680"/>
+          </w:tcPr>
+          <w:p>
+            <w:pPr>
+              <w:spacing w:after="40" w:before="40"/>
+            </w:pPr>
+            <w:r>
+              <w:rPr>
+                <w:b/>
+                <w:sz w:val="19"/>
+              </w:rPr>
+            </w:r>
+            <w:r>
+              <w:rPr>
+                <w:b/>
+                <w:sz w:val="19"/>
+              </w:rPr>
+              <w:t>Answers probed</w:t>
+            </w:r>
+          </w:p>
+        </w:tc>
+      </w:tr>
+      <w:tr>
+        <w:tc>
+          <w:tcPr>
+            <w:tcW w:type="dxa" w:w="4680"/>
+          </w:tcPr>
+          <w:p>
+            <w:pPr>
+              <w:spacing w:after="40" w:before="40"/>
+            </w:pPr>
+            <w:r>
+              <w:rPr>
+                <w:sz w:val="19"/>
+              </w:rPr>
+            </w:r>
+            <w:r>
+              <w:rPr>
+                <w:sz w:val="19"/>
+              </w:rPr>
+              <w:t>2</w:t>
+            </w:r>
+          </w:p>
+        </w:tc>
+        <w:tc>
+          <w:tcPr>
+            <w:tcW w:type="dxa" w:w="4680"/>
+          </w:tcPr>
+          <w:p>
+            <w:pPr>
+              <w:spacing w:after="40" w:before="40"/>
+            </w:pPr>
+            <w:r>
+              <w:rPr>
+                <w:sz w:val="19"/>
+              </w:rPr>
+            </w:r>
+            <w:r>
+              <w:rPr>
+                <w:sz w:val="19"/>
+              </w:rPr>
+              <w:t>29%</w:t>
+            </w:r>
+          </w:p>
+        </w:tc>
+      </w:tr>
+      <w:tr>
+        <w:tc>
+          <w:tcPr>
+            <w:tcW w:type="dxa" w:w="4680"/>
+          </w:tcPr>
+          <w:p>
+            <w:pPr>
+              <w:spacing w:after="40" w:before="40"/>
+            </w:pPr>
+            <w:r>
+              <w:rPr>
+                <w:sz w:val="19"/>
+              </w:rPr>
+            </w:r>
+            <w:r>
+              <w:rPr>
+                <w:sz w:val="19"/>
+              </w:rPr>
+              <w:t>5</w:t>
+            </w:r>
+          </w:p>
+        </w:tc>
+        <w:tc>
+          <w:tcPr>
+            <w:tcW w:type="dxa" w:w="4680"/>
+          </w:tcPr>
+          <w:p>
+            <w:pPr>
+              <w:spacing w:after="40" w:before="40"/>
+            </w:pPr>
+            <w:r>
+              <w:rPr>
+                <w:sz w:val="19"/>
+              </w:rPr>
+            </w:r>
+            <w:r>
+              <w:rPr>
+                <w:sz w:val="19"/>
+              </w:rPr>
+              <w:t>57%</w:t>
+            </w:r>
+          </w:p>
+        </w:tc>
+      </w:tr>
+      <w:tr>
+        <w:tc>
+          <w:tcPr>
+            <w:tcW w:type="dxa" w:w="4680"/>
+          </w:tcPr>
+          <w:p>
+            <w:pPr>
+              <w:spacing w:after="40" w:before="40"/>
+            </w:pPr>
+            <w:r>
+              <w:rPr>
+                <w:sz w:val="19"/>
+              </w:rPr>
+            </w:r>
+            <w:r>
+              <w:rPr>
+                <w:sz w:val="19"/>
+              </w:rPr>
+              <w:t>9</w:t>
+            </w:r>
+          </w:p>
+        </w:tc>
+        <w:tc>
+          <w:tcPr>
+            <w:tcW w:type="dxa" w:w="4680"/>
+          </w:tcPr>
+          <w:p>
+            <w:pPr>
+              <w:spacing w:after="40" w:before="40"/>
+            </w:pPr>
+            <w:r>
+              <w:rPr>
+                <w:sz w:val="19"/>
+              </w:rPr>
+            </w:r>
+            <w:r>
+              <w:rPr>
+                <w:sz w:val="19"/>
+              </w:rPr>
+              <w:t>100%</w:t>
+            </w:r>
+          </w:p>
+        </w:tc>
+      </w:tr>
+      <w:tr>
+        <w:tc>
+          <w:tcPr>
+            <w:tcW w:type="dxa" w:w="4680"/>
+          </w:tcPr>
+          <w:p>
+            <w:pPr>
+              <w:spacing w:after="40" w:before="40"/>
+            </w:pPr>
+            <w:r>
+              <w:rPr>
+                <w:sz w:val="19"/>
+              </w:rPr>
+            </w:r>
+            <w:r>
+              <w:rPr>
+                <w:i/>
+                <w:sz w:val="19"/>
+              </w:rPr>
+              <w:t>Published baseline</w:t>
+            </w:r>
+            <w:r>
+              <w:rPr>
+                <w:sz w:val="19"/>
+              </w:rPr>
+              <w:t xml:space="preserve"> [15]</w:t>
+            </w:r>
+          </w:p>
+        </w:tc>
+        <w:tc>
+          <w:tcPr>
+            <w:tcW w:type="dxa" w:w="4680"/>
+          </w:tcPr>
+          <w:p>
+            <w:pPr>
+              <w:spacing w:after="40" w:before="40"/>
+            </w:pPr>
+            <w:r>
+              <w:rPr>
+                <w:sz w:val="19"/>
+              </w:rPr>
+            </w:r>
+            <w:r>
+              <w:rPr>
+                <w:i/>
+                <w:sz w:val="19"/>
+              </w:rPr>
+              <w:t>4.9% of turns</w:t>
+            </w:r>
+          </w:p>
+        </w:tc>
+      </w:tr>
+    </w:tbl>
+    <w:p>
+      <w:pPr>
+        <w:spacing w:after="40"/>
+      </w:pPr>
+    </w:p>
+    <w:p>
+      <w:pPr>
+        <w:jc w:val="both"/>
+      </w:pPr>
+      <w:r>
+        <w:t>The comparison is the point, and it is the one place in this project where a</w:t>
+      </w:r>
+    </w:p>
+    <w:p>
+      <w:pPr>
+        <w:jc w:val="both"/>
+      </w:pPr>
+      <w:r>
+        <w:t>number can be set against an independently published one rather than against an</w:t>
+      </w:r>
+    </w:p>
+    <w:p>
+      <w:pPr>
+        <w:jc w:val="both"/>
+      </w:pPr>
+      <w:r>
+        <w:t>internal control. Zhang et al. measured an MLLM-led interviewer issuing detailed</w:t>
+      </w:r>
+    </w:p>
+    <w:p>
+      <w:pPr>
+        <w:jc w:val="both"/>
+      </w:pPr>
+      <w:r>
+        <w:t>follow-up probes on 4.9% of turns [15]; this system's probe rate is set by a</w:t>
+      </w:r>
+    </w:p>
+    <w:p>
+      <w:pPr>
+        <w:jc w:val="both"/>
+      </w:pPr>
+      <w:r>
+        <w:t>persona dial and reaches 100% of signalled answers at the top of the range.</w:t>
+      </w:r>
+    </w:p>
+    <w:p>
+      <w:pPr>
+        <w:jc w:val="both"/>
+      </w:pPr>
+      <w:r>
+        <w:t>Two honest qualifications. The comparison is not like-for-like — the published</w:t>
+      </w:r>
+    </w:p>
+    <w:p>
+      <w:pPr>
+        <w:jc w:val="both"/>
+      </w:pPr>
+      <w:r>
+        <w:t xml:space="preserve">figure is a proportion of </w:t>
+      </w:r>
+      <w:r>
+        <w:rPr>
+          <w:i/>
+        </w:rPr>
+        <w:t>all</w:t>
+      </w:r>
+      <w:r>
+        <w:t xml:space="preserve"> turns in a real study, while this figure is a</w:t>
+      </w:r>
+    </w:p>
+    <w:p>
+      <w:pPr>
+        <w:jc w:val="both"/>
+      </w:pPr>
+      <w:r>
+        <w:t xml:space="preserve">proportion of </w:t>
+      </w:r>
+      <w:r>
+        <w:rPr>
+          <w:i/>
+        </w:rPr>
+        <w:t>seeded answers that each contain a planted signal</w:t>
+      </w:r>
+      <w:r>
+        <w:t>, so the</w:t>
+      </w:r>
+    </w:p>
+    <w:p>
+      <w:pPr>
+        <w:jc w:val="both"/>
+      </w:pPr>
+      <w:r>
+        <w:t>denominators differ and this measures the mechanism's reach rather than a</w:t>
+      </w:r>
+    </w:p>
+    <w:p>
+      <w:pPr>
+        <w:jc w:val="both"/>
+      </w:pPr>
+      <w:r>
+        <w:t xml:space="preserve">field-realistic rate. And the mechanism guarantees the probe is </w:t>
+      </w:r>
+      <w:r>
+        <w:rPr>
+          <w:i/>
+        </w:rPr>
+        <w:t>asked</w:t>
+      </w:r>
+      <w:r>
+        <w:t>, not</w:t>
+      </w:r>
+    </w:p>
+    <w:p>
+      <w:pPr>
+        <w:jc w:val="both"/>
+      </w:pPr>
+      <w:r>
+        <w:t>that it is answered well or that the resulting interview is better.</w:t>
+      </w:r>
+    </w:p>
+    <w:p>
+      <w:pPr>
+        <w:jc w:val="both"/>
+      </w:pPr>
+      <w:r>
+        <w:t xml:space="preserve">The </w:t>
+      </w:r>
+      <w:r>
+        <w:rPr>
+          <w:rFonts w:ascii="Consolas" w:hAnsi="Consolas"/>
+          <w:sz w:val="19"/>
+        </w:rPr>
+        <w:t>--live</w:t>
+      </w:r>
+      <w:r>
+        <w:t xml:space="preserve"> half generates real follow-ups and has a blind judge — never told</w:t>
+      </w:r>
+    </w:p>
+    <w:p>
+      <w:pPr>
+        <w:jc w:val="both"/>
+      </w:pPr>
+      <w:r>
+        <w:t>which persona wrote the text, running at temperature 0 — rate each for</w:t>
+      </w:r>
+    </w:p>
+    <w:p>
+      <w:pPr>
+        <w:jc w:val="both"/>
+      </w:pPr>
+      <w:r>
+        <w:t xml:space="preserve">demandingness and for </w:t>
+      </w:r>
+      <w:r>
         <w:rPr>
           <w:b/>
         </w:rPr>
+        <w:t>adaptivity</w:t>
+      </w:r>
+      <w:r>
+        <w:t>: does the follow-up engage the candidate's</w:t>
+      </w:r>
+    </w:p>
+    <w:p>
+      <w:pPr>
+        <w:jc w:val="both"/>
+      </w:pPr>
+      <w:r>
+        <w:t>actual words, or could it have been asked of any answer? Adaptivity is the more</w:t>
+      </w:r>
+    </w:p>
+    <w:p>
+      <w:pPr>
+        <w:jc w:val="both"/>
+      </w:pPr>
+      <w:r>
+        <w:t>interesting of the two, because it tests the claim the whole system rests on.</w:t>
+      </w:r>
+    </w:p>
+    <w:p>
+      <w:pPr>
+        <w:jc w:val="both"/>
+      </w:pPr>
+      <w:r>
+        <w:rPr>
+          <w:b/>
+        </w:rPr>
+        <w:t>It has not been run</w:t>
+      </w:r>
+      <w:r>
+        <w:t>, and the committed artefact contains only the</w:t>
+      </w:r>
+    </w:p>
+    <w:p>
+      <w:pPr>
+        <w:jc w:val="both"/>
+      </w:pPr>
+      <w:r>
+        <w:t>deterministic output.</w:t>
+      </w:r>
+    </w:p>
+    <w:p>
+      <w:pPr>
+        <w:jc w:val="both"/>
+      </w:pPr>
+      <w:r>
+        <w:rPr>
+          <w:b/>
+        </w:rPr>
         <w:t>Coaching quality.</w:t>
       </w:r>
       <w:r>
@@ -16849,7 +20624,7 @@
         <w:t>The live half, which is the half that measures whether the coaching actually helps, has not been run.</w:t>
       </w:r>
       <w:r>
-        <w:t xml:space="preserve"> It is also circular by construction — it uses the project's own assessor to score the coach's output, and both are the same model — which is exactly the self-preference problem documented in the literature [27]. That circularity is stated in the project's documentation rather than hidden, and it is why no claim about coaching effectiveness appears anywhere in this report.</w:t>
+        <w:t xml:space="preserve"> It is also circular by construction — it uses the project's own assessor to score the coach's output, and both are the same model — which is exactly the self-preference problem documented in the literature [30]. That circularity is stated in the project's documentation rather than hidden, and it is why no claim about coaching effectiveness appears anywhere in this report.</w:t>
       </w:r>
     </w:p>
     <w:p>
@@ -16914,7 +20689,7 @@
         <w:t>The scoring labels are one person's judgement.</w:t>
       </w:r>
       <w:r>
-        <w:t xml:space="preserve"> Every accuracy figure in Section 5.17 means "agreement with the author", not "accuracy". </w:t>
+        <w:t xml:space="preserve"> Every accuracy figure in Section 5.19 means "agreement with the author", not "accuracy". </w:t>
       </w:r>
       <w:r>
         <w:rPr>
@@ -16941,7 +20716,7 @@
         <w:t>Fix:</w:t>
       </w:r>
       <w:r>
-        <w:t xml:space="preserve"> the blind marking sheet is already implemented; it needs two or three people who have not seen the labels, and a kappa report against them [32], [33]. This is a few hours of work and is the single highest-value outstanding item.</w:t>
+        <w:t xml:space="preserve"> the blind marking sheet is already implemented; it needs two or three people who have not seen the labels, and a kappa report against them [35], [36]. This is a few hours of work and is the single highest-value outstanding item.</w:t>
       </w:r>
     </w:p>
     <w:p>
@@ -17017,6 +20792,98 @@
         <w:rPr>
           <w:b/>
         </w:rPr>
+        <w:t>The probe-rate comparison has mismatched denominators.</w:t>
+      </w:r>
+      <w:r>
+        <w:t xml:space="preserve"> </w:t>
+      </w:r>
+      <w:r>
+        <w:rPr>
+          <w:i/>
+        </w:rPr>
+        <w:t>Why it exists:</w:t>
+      </w:r>
+      <w:r>
+        <w:t xml:space="preserve"> the published baseline reports probes as a share of all interviewer turns in a live study, while the harness reports them as a share of seeded answers that each contain a planted signal. </w:t>
+      </w:r>
+      <w:r>
+        <w:rPr>
+          <w:i/>
+        </w:rPr>
+        <w:t>Effect:</w:t>
+      </w:r>
+      <w:r>
+        <w:t xml:space="preserve"> the two numbers are not directly comparable, and quoting "100% versus 4.9%" without that qualification would overstate the result. </w:t>
+      </w:r>
+      <w:r>
+        <w:rPr>
+          <w:i/>
+        </w:rPr>
+        <w:t>Fix:</w:t>
+      </w:r>
+      <w:r>
+        <w:t xml:space="preserve"> measure the probe rate across all turns of a set of real recorded sessions, which needs sessions to exist first — so it depends on the user acceptance testing below.</w:t>
+      </w:r>
+    </w:p>
+    <w:p>
+      <w:pPr>
+        <w:jc w:val="both"/>
+      </w:pPr>
+      <w:r>
+        <w:rPr>
+          <w:b/>
+        </w:rPr>
+        <w:t>The live persona arm is unrun, including the adaptivity judge.</w:t>
+      </w:r>
+      <w:r>
+        <w:t xml:space="preserve"> </w:t>
+      </w:r>
+      <w:r>
+        <w:rPr>
+          <w:i/>
+        </w:rPr>
+        <w:t>Effect:</w:t>
+      </w:r>
+      <w:r>
+        <w:t xml:space="preserve"> the claim that different personas produce genuinely different </w:t>
+      </w:r>
+      <w:r>
+        <w:rPr>
+          <w:i/>
+        </w:rPr>
+        <w:t>questions</w:t>
+      </w:r>
+      <w:r>
+        <w:t xml:space="preserve"> — as opposed to different move selections, which is measured — rests on the deterministic layer alone. </w:t>
+      </w:r>
+      <w:r>
+        <w:rPr>
+          <w:i/>
+        </w:rPr>
+        <w:t>Fix:</w:t>
+      </w:r>
+      <w:r>
+        <w:t xml:space="preserve"> run </w:t>
+      </w:r>
+      <w:r>
+        <w:rPr>
+          <w:rFonts w:ascii="Consolas" w:hAnsi="Consolas"/>
+          <w:sz w:val="19"/>
+        </w:rPr>
+        <w:t>eval:persona --live</w:t>
+      </w:r>
+      <w:r>
+        <w:t>. It costs a few cents.</w:t>
+      </w:r>
+    </w:p>
+    <w:p>
+      <w:pPr>
+        <w:jc w:val="both"/>
+      </w:pPr>
+      <w:r>
+        <w:rPr>
+          <w:b/>
+        </w:rPr>
         <w:t>Only the assessor is evaluated.</w:t>
       </w:r>
       <w:r>
@@ -17052,7 +20919,7 @@
         <w:t>Coaching effectiveness is unmeasured and its harness is circular.</w:t>
       </w:r>
       <w:r>
-        <w:t xml:space="preserve"> Discussed in Section 5.17. </w:t>
+        <w:t xml:space="preserve"> Discussed in Section 5.19. </w:t>
       </w:r>
       <w:r>
         <w:rPr>
@@ -17746,17 +21613,6 @@
     </w:p>
     <w:p>
       <w:pPr>
-        <w:jc w:val="both"/>
-      </w:pPr>
-      <w:r>
-        <w:rPr>
-          <w:b/>
-        </w:rPr>
-        <w:t>Near-term engineering:</w:t>
-      </w:r>
-    </w:p>
-    <w:p>
-      <w:pPr>
         <w:pStyle w:val="ListNumber"/>
         <w:spacing w:after="80"/>
       </w:pPr>
@@ -17764,10 +21620,21 @@
         <w:rPr>
           <w:b/>
         </w:rPr>
-        <w:t>Evaluate the interviewer's questions</w:t>
-      </w:r>
-      <w:r>
-        <w:t>, not just the answers' scores. This is the largest gap in the evaluation and the most interesting piece of remaining research: a rubric for question quality, a set of transcripts, and a blind rating pass.</w:t>
+        <w:t>Run the live persona arm</w:t>
+      </w:r>
+      <w:r>
+        <w:t>, and report the adaptivity judge's numbers. This is the cheapest remaining measurement and it tests the system's central claim more directly than anything else currently unrun.</w:t>
+      </w:r>
+    </w:p>
+    <w:p>
+      <w:pPr>
+        <w:jc w:val="both"/>
+      </w:pPr>
+      <w:r>
+        <w:rPr>
+          <w:b/>
+        </w:rPr>
+        <w:t>Near-term engineering:</w:t>
       </w:r>
     </w:p>
     <w:p>
@@ -17779,10 +21646,10 @@
         <w:rPr>
           <w:b/>
         </w:rPr>
-        <w:t>A stronger model on the assessor path</w:t>
-      </w:r>
-      <w:r>
-        <w:t>, measured against the current one on the same fixtures. The hypothesis — that it reduces leniency toward fluent wrong answers — is stated and testable.</w:t>
+        <w:t>Evaluate the interviewer's questions</w:t>
+      </w:r>
+      <w:r>
+        <w:t>, not just the answers' scores. This is the largest gap in the evaluation and the most interesting piece of remaining research: a rubric for question quality, a set of transcripts, and a blind rating pass.</w:t>
       </w:r>
     </w:p>
     <w:p>
@@ -17794,10 +21661,10 @@
         <w:rPr>
           <w:b/>
         </w:rPr>
-        <w:t>Move the rate limiter to a shared store</w:t>
-      </w:r>
-      <w:r>
-        <w:t xml:space="preserve"> and add a global spend ceiling.</w:t>
+        <w:t>A stronger model on the assessor path</w:t>
+      </w:r>
+      <w:r>
+        <w:t>, measured against the current one on the same fixtures. The hypothesis — that it reduces leniency toward fluent wrong answers — is stated and testable.</w:t>
       </w:r>
     </w:p>
     <w:p>
@@ -17809,10 +21676,10 @@
         <w:rPr>
           <w:b/>
         </w:rPr>
-        <w:t>Responsive interview screens</w:t>
-      </w:r>
-      <w:r>
-        <w:t>, which is the largest usability gap.</w:t>
+        <w:t>Move the rate limiter to a shared store</w:t>
+      </w:r>
+      <w:r>
+        <w:t xml:space="preserve"> and add a global spend ceiling.</w:t>
       </w:r>
     </w:p>
     <w:p>
@@ -17824,21 +21691,10 @@
         <w:rPr>
           <w:b/>
         </w:rPr>
-        <w:t>Persist voice delivery metrics</w:t>
-      </w:r>
-      <w:r>
-        <w:t xml:space="preserve"> so pace and fillers become a trend rather than a moment.</w:t>
-      </w:r>
-    </w:p>
-    <w:p>
-      <w:pPr>
-        <w:jc w:val="both"/>
-      </w:pPr>
-      <w:r>
-        <w:rPr>
-          <w:b/>
-        </w:rPr>
-        <w:t>Longer-term, and genuinely uncertain:</w:t>
+        <w:t>Responsive interview screens</w:t>
+      </w:r>
+      <w:r>
+        <w:t>, which is the largest usability gap.</w:t>
       </w:r>
     </w:p>
     <w:p>
@@ -17850,10 +21706,21 @@
         <w:rPr>
           <w:b/>
         </w:rPr>
-        <w:t>Cross-round competency coverage, done correctly</w:t>
-      </w:r>
-      <w:r>
-        <w:t xml:space="preserve"> — a separate prior-coverage input with a third branch treating earlier coverage as "explored, go deeper" rather than merging it away. The design is written down; the implementation touches a scored path and needs its own evaluation.</w:t>
+        <w:t>Persist voice delivery metrics</w:t>
+      </w:r>
+      <w:r>
+        <w:t xml:space="preserve"> so pace and fillers become a trend rather than a moment.</w:t>
+      </w:r>
+    </w:p>
+    <w:p>
+      <w:pPr>
+        <w:jc w:val="both"/>
+      </w:pPr>
+      <w:r>
+        <w:rPr>
+          <w:b/>
+        </w:rPr>
+        <w:t>Longer-term, and genuinely uncertain:</w:t>
       </w:r>
     </w:p>
     <w:p>
@@ -17865,10 +21732,10 @@
         <w:rPr>
           <w:b/>
         </w:rPr>
-        <w:t>Semantic rather than string-based de-duplication</w:t>
-      </w:r>
-      <w:r>
-        <w:t xml:space="preserve"> of questions, reusing the embedding infrastructure already present.</w:t>
+        <w:t>Cross-round competency coverage, done correctly</w:t>
+      </w:r>
+      <w:r>
+        <w:t xml:space="preserve"> — a separate prior-coverage input with a third branch treating earlier coverage as "explored, go deeper" rather than merging it away. The design is written down; the implementation touches a scored path and needs its own evaluation.</w:t>
       </w:r>
     </w:p>
     <w:p>
@@ -17880,6 +21747,21 @@
         <w:rPr>
           <w:b/>
         </w:rPr>
+        <w:t>Semantic rather than string-based de-duplication</w:t>
+      </w:r>
+      <w:r>
+        <w:t xml:space="preserve"> of questions, reusing the embedding infrastructure already present.</w:t>
+      </w:r>
+    </w:p>
+    <w:p>
+      <w:pPr>
+        <w:pStyle w:val="ListNumber"/>
+        <w:spacing w:after="80"/>
+      </w:pPr>
+      <w:r>
+        <w:rPr>
+          <w:b/>
+        </w:rPr>
         <w:t>A longitudinal study.</w:t>
       </w:r>
       <w:r>
@@ -17924,7 +21806,7 @@
         <w:jc w:val="both"/>
       </w:pPr>
       <w:r>
-        <w:t>What has been built is a complete implementation of that design, at around 51,700 lines of TypeScript across 22 API routes, nine database tables and 16 migrations. Six round types each define their own rubric, opening, playbook and scoring path from a single source of truth. Job descriptions are chunked, embedded and retrieved through pgvector inside the same database that enforces row-level security, so retrieval inherits the application's authorisation model instead of needing a parallel one. Resumes are sent whole rather than summarised, because the summarised version let the interviewer pressure-test claims the candidate never made. Voice mode adds speech recognition and synthesis with delivery metrics computed client-side. Every model call records its token usage, and the prompt is layered so that its constant portion can be served from the provider's cache.</w:t>
+        <w:t>What has been built is a complete implementation of that design, at around 51,700 lines of TypeScript across 22 API routes, nine database tables and 16 migrations. Six round types each define their own rubric, opening, playbook and scoring path from a single source of truth. Unevidenced claims — "we decided", "helped with", "I led" with nothing behind it — are detected in code rather than by the model, and converted into follow-ups that quote the candidate's own words back to them. Job descriptions are chunked, embedded and retrieved through pgvector inside the same database that enforces row-level security, so retrieval inherits the application's authorisation model instead of needing a parallel one. Resumes are sent whole rather than summarised, because the summarised version let the interviewer pressure-test claims the candidate never made. Voice mode adds speech recognition and synthesis with delivery metrics computed client-side. Every model call records its token usage, and the prompt is layered so that its constant portion can be served from the provider's cache.</w:t>
       </w:r>
     </w:p>
     <w:p>
@@ -17946,7 +21828,7 @@
         <w:jc w:val="both"/>
       </w:pPr>
       <w:r>
-        <w:t>The key findings are honest about their limits. Anchoring the score scale with five explicit bands, including the instruction that a confident wrong answer belongs in the lower bands, raised band accuracy from 63.0% to 88.9% and strong/weak separation from 36.4 to 41.0 against a keyword baseline's 13.0 — at a small cost in run-to-run consistency, which is recorded rather than omitted. The failures are informative: every miss is lenient, and every one is on a technical round, which means a fluent wrong answer is harder for this assessor than a vague soft one. Giving the coaching component a per-round-type rubric took its coverage of the criteria the assessor actually scores from 20 of 29 to 29 of 29, with two round types previously naming none of theirs.</w:t>
+        <w:t>The key findings are honest about their limits. Anchoring the score scale with five explicit bands, including the instruction that a confident wrong answer belongs in the lower bands, raised band accuracy from 63.0% to 88.9% and strong/weak separation from 36.4 to 41.0 against a keyword baseline's 13.0 — at a small cost in run-to-run consistency, which is recorded rather than omitted. The failures are informative: every miss is lenient, and every one is on a technical round, which means a fluent wrong answer is harder for this assessor than a vague soft one. Giving the coaching component a per-round-type rubric took its coverage of the criteria the assessor actually scores from 20 of 29 to 29 of 29, with two round types previously naming none of theirs. And the questioning-style parameter changes what the interviewer does rather than only how it sounds: on the same adequate answer across 40 seeded turns, a supportive interviewer acknowledges 29 times and a stress interviewer bends the scenario 28 times.</w:t>
       </w:r>
     </w:p>
     <w:p>
@@ -17954,7 +21836,7 @@
         <w:jc w:val="both"/>
       </w:pPr>
       <w:r>
-        <w:t>Equally, several things are not established, and this report has marked each one where it appears rather than at the end. The fixture labels are one person's judgement and the inter-rater pass has not been run. The published scoring figures predate the most recent change to the fixture set. User acceptance testing is planned in detail and has not happened. The token-cost instrumentation has never been read against live traffic. Whether the coaching helps, whether the questions are good, and whether any of this makes a candidate better at interviews are all unmeasured.</w:t>
+        <w:t>Equally, several things are not established, and this report has marked each one where it appears rather than at the end. The fixture labels are one person's judgement and the inter-rater pass has not been run. The published scoring figures predate the most recent change to the fixture set. User acceptance testing is planned in detail and has not happened. The token-cost instrumentation has never been read against live traffic. The live persona arm, including the judge that would test whether follow-ups engage the candidate's actual words, has not been run. The probe-rate figure is measured against a published baseline [15] on a different denominator, and is reported with that qualification. Whether the coaching helps, whether the questions are good, and whether any of this makes a candidate better at interviews are all unmeasured.</w:t>
       </w:r>
     </w:p>
     <w:p>
@@ -18050,20 +21932,20 @@
         <w:rPr>
           <w:sz w:val="20"/>
         </w:rPr>
-        <w:t xml:space="preserve">[3] J. Hattie and H. Timperley, "The power of feedback," </w:t>
+        <w:t xml:space="preserve">[3] P. R. Sackett, C. Zhang, C. M. Berry, and F. Lievens, "Revisiting meta-analytic estimates of validity in personnel selection: Addressing systematic overcorrection for restriction of range," </w:t>
       </w:r>
       <w:r>
         <w:rPr>
           <w:i/>
           <w:sz w:val="20"/>
         </w:rPr>
-        <w:t>Review of Educational Research</w:t>
+        <w:t>Journal of Applied Psychology</w:t>
       </w:r>
       <w:r>
         <w:rPr>
           <w:sz w:val="20"/>
         </w:rPr>
-        <w:t>, vol. 77, no. 1, pp. 81–112, 2007.</w:t>
+        <w:t>, vol. 107, no. 11, pp. 2040–2068, 2022, doi: 10.1037/apl0000994.</w:t>
       </w:r>
     </w:p>
     <w:p>
@@ -18075,20 +21957,20 @@
         <w:rPr>
           <w:sz w:val="20"/>
         </w:rPr>
-        <w:t xml:space="preserve">[4] K. A. Ericsson, R. T. Krampe, and C. Tesch-Römer, "The role of deliberate practice in the acquisition of expert performance," </w:t>
+        <w:t xml:space="preserve">[4] J. Levashina, C. J. Hartwell, F. P. Morgeson, and M. A. Campion, "The structured employment interview: Narrative and quantitative review of the research literature," </w:t>
       </w:r>
       <w:r>
         <w:rPr>
           <w:i/>
           <w:sz w:val="20"/>
         </w:rPr>
-        <w:t>Psychological Review</w:t>
+        <w:t>Personnel Psychology</w:t>
       </w:r>
       <w:r>
         <w:rPr>
           <w:sz w:val="20"/>
         </w:rPr>
-        <w:t>, vol. 100, no. 3, pp. 363–406, 1993.</w:t>
+        <w:t>, vol. 67, no. 1, pp. 241–293, 2014.</w:t>
       </w:r>
     </w:p>
     <w:p>
@@ -18150,20 +22032,20 @@
         <w:rPr>
           <w:sz w:val="20"/>
         </w:rPr>
-        <w:t xml:space="preserve">[7] B. S. Bloom, "The 2 sigma problem: The search for methods of group instruction as effective as one-to-one tutoring," </w:t>
+        <w:t xml:space="preserve">[7] J. Hattie and H. Timperley, "The power of feedback," </w:t>
       </w:r>
       <w:r>
         <w:rPr>
           <w:i/>
           <w:sz w:val="20"/>
         </w:rPr>
-        <w:t>Educational Researcher</w:t>
+        <w:t>Review of Educational Research</w:t>
       </w:r>
       <w:r>
         <w:rPr>
           <w:sz w:val="20"/>
         </w:rPr>
-        <w:t>, vol. 13, no. 6, pp. 4–16, 1984.</w:t>
+        <w:t>, vol. 77, no. 1, pp. 81–112, 2007.</w:t>
       </w:r>
     </w:p>
     <w:p>
@@ -18175,20 +22057,20 @@
         <w:rPr>
           <w:sz w:val="20"/>
         </w:rPr>
-        <w:t xml:space="preserve">[8] M. Behroozi, S. Shirolkar, T. Barik, and C. Parnin, "Does stress impact technical interview performance?," in </w:t>
+        <w:t xml:space="preserve">[8] K. A. Ericsson, R. T. Krampe, and C. Tesch-Römer, "The role of deliberate practice in the acquisition of expert performance," </w:t>
       </w:r>
       <w:r>
         <w:rPr>
           <w:i/>
           <w:sz w:val="20"/>
         </w:rPr>
-        <w:t>Proc. 28th ACM Joint European Software Engineering Conference and Symposium on the Foundations of Software Engineering (ESEC/FSE)</w:t>
+        <w:t>Psychological Review</w:t>
       </w:r>
       <w:r>
         <w:rPr>
           <w:sz w:val="20"/>
         </w:rPr>
-        <w:t>, 2020, pp. 481–492.</w:t>
+        <w:t>, vol. 100, no. 3, pp. 363–406, 1993.</w:t>
       </w:r>
     </w:p>
     <w:p>
@@ -18200,20 +22082,20 @@
         <w:rPr>
           <w:sz w:val="20"/>
         </w:rPr>
-        <w:t xml:space="preserve">[9] M. Behroozi, C. Parnin, and T. Barik, "Hiring is broken: What do developers say about technical interviews?," in </w:t>
+        <w:t xml:space="preserve">[9] B. N. Macnamara, D. Z. Hambrick, and F. L. Oswald, "Deliberate practice and performance in music, games, sports, education, and professions: A meta-analysis," </w:t>
       </w:r>
       <w:r>
         <w:rPr>
           <w:i/>
           <w:sz w:val="20"/>
         </w:rPr>
-        <w:t>Proc. IEEE Symposium on Visual Languages and Human-Centric Computing (VL/HCC)</w:t>
+        <w:t>Psychological Science</w:t>
       </w:r>
       <w:r>
         <w:rPr>
           <w:sz w:val="20"/>
         </w:rPr>
-        <w:t>, 2019, pp. 1–9.</w:t>
+        <w:t>, vol. 25, no. 8, pp. 1608–1618, 2014.</w:t>
       </w:r>
     </w:p>
     <w:p>
@@ -18225,20 +22107,20 @@
         <w:rPr>
           <w:sz w:val="20"/>
         </w:rPr>
-        <w:t xml:space="preserve">[10] M. Behroozi, S. Shirolkar, T. Barik, and C. Parnin, "Debugging hiring: What went right and what went wrong in the technical interview process," in </w:t>
+        <w:t xml:space="preserve">[10] M. Behroozi, S. Shirolkar, T. Barik, and C. Parnin, "Does stress impact technical interview performance?," in </w:t>
       </w:r>
       <w:r>
         <w:rPr>
           <w:i/>
           <w:sz w:val="20"/>
         </w:rPr>
-        <w:t>Proc. 44th International Conference on Software Engineering: Software Engineering in Society (ICSE-SEIS)</w:t>
+        <w:t>Proc. 28th ACM Joint European Software Engineering Conference and Symposium on the Foundations of Software Engineering (ESEC/FSE)</w:t>
       </w:r>
       <w:r>
         <w:rPr>
           <w:sz w:val="20"/>
         </w:rPr>
-        <w:t>, 2022, pp. 71–81.</w:t>
+        <w:t>, 2020, pp. 481–492.</w:t>
       </w:r>
     </w:p>
     <w:p>
@@ -18250,20 +22132,20 @@
         <w:rPr>
           <w:sz w:val="20"/>
         </w:rPr>
-        <w:t xml:space="preserve">[11] M. Langer, C. J. König, and M. Papathanasiou, "Highly automated job interviews: Acceptance under the influence of stakes," </w:t>
+        <w:t xml:space="preserve">[11] M. Behroozi, C. Parnin, and T. Barik, "Hiring is broken: What do developers say about technical interviews?," in </w:t>
       </w:r>
       <w:r>
         <w:rPr>
           <w:i/>
           <w:sz w:val="20"/>
         </w:rPr>
-        <w:t>International Journal of Selection and Assessment</w:t>
+        <w:t>Proc. IEEE Symposium on Visual Languages and Human-Centric Computing (VL/HCC)</w:t>
       </w:r>
       <w:r>
         <w:rPr>
           <w:sz w:val="20"/>
         </w:rPr>
-        <w:t>, vol. 27, no. 3, pp. 217–234, 2019.</w:t>
+        <w:t>, 2019, pp. 1–9.</w:t>
       </w:r>
     </w:p>
     <w:p>
@@ -18275,20 +22157,20 @@
         <w:rPr>
           <w:sz w:val="20"/>
         </w:rPr>
-        <w:t xml:space="preserve">[12] H.-Y. Suen, M. Y.-C. Chen, and S.-H. Lu, "Does the use of synchrony and artificial intelligence in video interviews affect interview ratings and applicant attitudes?," </w:t>
+        <w:t xml:space="preserve">[12] M. Behroozi, S. Shirolkar, T. Barik, and C. Parnin, "Debugging hiring: What went right and what went wrong in the technical interview process," in </w:t>
       </w:r>
       <w:r>
         <w:rPr>
           <w:i/>
           <w:sz w:val="20"/>
         </w:rPr>
-        <w:t>Computers in Human Behavior</w:t>
+        <w:t>Proc. 44th International Conference on Software Engineering: Software Engineering in Society (ICSE-SEIS)</w:t>
       </w:r>
       <w:r>
         <w:rPr>
           <w:sz w:val="20"/>
         </w:rPr>
-        <w:t>, vol. 98, pp. 93–101, 2019.</w:t>
+        <w:t>, 2022, pp. 71–81.</w:t>
       </w:r>
     </w:p>
     <w:p>
@@ -18300,20 +22182,20 @@
         <w:rPr>
           <w:sz w:val="20"/>
         </w:rPr>
-        <w:t xml:space="preserve">[13] M. Raghavan, S. Barocas, J. Kleinberg, and K. Levy, "Mitigating bias in algorithmic hiring: Evaluating claims and practices," in </w:t>
+        <w:t xml:space="preserve">[13] M. Langer, C. J. König, and M. Papathanasiou, "Highly automated job interviews: Acceptance under the influence of stakes," </w:t>
       </w:r>
       <w:r>
         <w:rPr>
           <w:i/>
           <w:sz w:val="20"/>
         </w:rPr>
-        <w:t>Proc. ACM Conference on Fairness, Accountability, and Transparency (FAccT)</w:t>
+        <w:t>International Journal of Selection and Assessment</w:t>
       </w:r>
       <w:r>
         <w:rPr>
           <w:sz w:val="20"/>
         </w:rPr>
-        <w:t>, 2020, pp. 469–481.</w:t>
+        <w:t>, vol. 27, no. 3, pp. 217–234, 2019.</w:t>
       </w:r>
     </w:p>
     <w:p>
@@ -18325,20 +22207,20 @@
         <w:rPr>
           <w:sz w:val="20"/>
         </w:rPr>
-        <w:t xml:space="preserve">[14] J. Sánchez-Monedero, L. Dencik, and L. Edwards, "What does it mean to 'solve' the problem of discrimination in hiring? Social, technical and legal perspectives from the UK on automated hiring systems," in </w:t>
+        <w:t xml:space="preserve">[14] H.-Y. Suen, M. Y.-C. Chen, and S.-H. Lu, "Does the use of synchrony and artificial intelligence in video interviews affect interview ratings and applicant attitudes?," </w:t>
       </w:r>
       <w:r>
         <w:rPr>
           <w:i/>
           <w:sz w:val="20"/>
         </w:rPr>
-        <w:t>Proc. ACM Conference on Fairness, Accountability, and Transparency (FAccT)</w:t>
+        <w:t>Computers in Human Behavior</w:t>
       </w:r>
       <w:r>
         <w:rPr>
           <w:sz w:val="20"/>
         </w:rPr>
-        <w:t>, 2020, pp. 458–468.</w:t>
+        <w:t>, vol. 98, pp. 93–101, 2019.</w:t>
       </w:r>
     </w:p>
     <w:p>
@@ -18350,20 +22232,32 @@
         <w:rPr>
           <w:sz w:val="20"/>
         </w:rPr>
-        <w:t xml:space="preserve">[15] A. Vaswani, N. Shazeer, N. Parmar, J. Uszkoreit, L. Jones, A. N. Gomez, Ł. Kaiser, and I. Polosukhin, "Attention is all you need," in </w:t>
+        <w:t>[15] H. Zhang, K. Chukwuma, C. Kim, and J. M. Carroll, "When the interviewer is a bot: Behavior, breakdowns, and trust in MLLM-led interviews," arXiv:2608.10412, 2026.</w:t>
+      </w:r>
+    </w:p>
+    <w:p>
+      <w:pPr>
+        <w:spacing w:after="120"/>
+        <w:ind w:left="648" w:hanging="648"/>
+      </w:pPr>
+      <w:r>
+        <w:rPr>
+          <w:sz w:val="20"/>
+        </w:rPr>
+        <w:t xml:space="preserve">[16] M. Raghavan, S. Barocas, J. Kleinberg, and K. Levy, "Mitigating bias in algorithmic hiring: Evaluating claims and practices," in </w:t>
       </w:r>
       <w:r>
         <w:rPr>
           <w:i/>
           <w:sz w:val="20"/>
         </w:rPr>
-        <w:t>Advances in Neural Information Processing Systems (NeurIPS)</w:t>
+        <w:t>Proc. ACM Conference on Fairness, Accountability, and Transparency (FAccT)</w:t>
       </w:r>
       <w:r>
         <w:rPr>
           <w:sz w:val="20"/>
         </w:rPr>
-        <w:t>, vol. 30, 2017.</w:t>
+        <w:t>, 2020, pp. 469–481.</w:t>
       </w:r>
     </w:p>
     <w:p>
@@ -18375,20 +22269,20 @@
         <w:rPr>
           <w:sz w:val="20"/>
         </w:rPr>
-        <w:t xml:space="preserve">[16] T. B. Brown et al., "Language models are few-shot learners," in </w:t>
+        <w:t xml:space="preserve">[17] J. Sánchez-Monedero, L. Dencik, and L. Edwards, "What does it mean to 'solve' the problem of discrimination in hiring? Social, technical and legal perspectives from the UK on automated hiring systems," in </w:t>
       </w:r>
       <w:r>
         <w:rPr>
           <w:i/>
           <w:sz w:val="20"/>
         </w:rPr>
-        <w:t>Advances in Neural Information Processing Systems (NeurIPS)</w:t>
+        <w:t>Proc. ACM Conference on Fairness, Accountability, and Transparency (FAccT)</w:t>
       </w:r>
       <w:r>
         <w:rPr>
           <w:sz w:val="20"/>
         </w:rPr>
-        <w:t>, vol. 33, 2020, pp. 1877–1901.</w:t>
+        <w:t>, 2020, pp. 458–468.</w:t>
       </w:r>
     </w:p>
     <w:p>
@@ -18400,7 +22294,7 @@
         <w:rPr>
           <w:sz w:val="20"/>
         </w:rPr>
-        <w:t xml:space="preserve">[17] L. Ouyang et al., "Training language models to follow instructions with human feedback," in </w:t>
+        <w:t xml:space="preserve">[18] A. Vaswani, N. Shazeer, N. Parmar, J. Uszkoreit, L. Jones, A. N. Gomez, Ł. Kaiser, and I. Polosukhin, "Attention is all you need," in </w:t>
       </w:r>
       <w:r>
         <w:rPr>
@@ -18413,7 +22307,7 @@
         <w:rPr>
           <w:sz w:val="20"/>
         </w:rPr>
-        <w:t>, vol. 35, 2022, pp. 27730–27744.</w:t>
+        <w:t>, vol. 30, 2017.</w:t>
       </w:r>
     </w:p>
     <w:p>
@@ -18425,7 +22319,7 @@
         <w:rPr>
           <w:sz w:val="20"/>
         </w:rPr>
-        <w:t xml:space="preserve">[18] J. Wei, X. Wang, D. Schuurmans, M. Bosma, B. Ichter, F. Xia, E. Chi, Q. Le, and D. Zhou, "Chain-of-thought prompting elicits reasoning in large language models," in </w:t>
+        <w:t xml:space="preserve">[19] T. B. Brown et al., "Language models are few-shot learners," in </w:t>
       </w:r>
       <w:r>
         <w:rPr>
@@ -18438,7 +22332,7 @@
         <w:rPr>
           <w:sz w:val="20"/>
         </w:rPr>
-        <w:t>, vol. 35, 2022, pp. 24824–24837.</w:t>
+        <w:t>, vol. 33, 2020, pp. 1877–1901.</w:t>
       </w:r>
     </w:p>
     <w:p>
@@ -18450,7 +22344,7 @@
         <w:rPr>
           <w:sz w:val="20"/>
         </w:rPr>
-        <w:t xml:space="preserve">[19] P. Lewis et al., "Retrieval-augmented generation for knowledge-intensive NLP tasks," in </w:t>
+        <w:t xml:space="preserve">[20] L. Ouyang et al., "Training language models to follow instructions with human feedback," in </w:t>
       </w:r>
       <w:r>
         <w:rPr>
@@ -18463,7 +22357,7 @@
         <w:rPr>
           <w:sz w:val="20"/>
         </w:rPr>
-        <w:t>, vol. 33, 2020, pp. 9459–9474.</w:t>
+        <w:t>, vol. 35, 2022, pp. 27730–27744.</w:t>
       </w:r>
     </w:p>
     <w:p>
@@ -18475,7 +22369,20 @@
         <w:rPr>
           <w:sz w:val="20"/>
         </w:rPr>
-        <w:t>[20] Y. Gao, Y. Xiong, X. Gao, K. Jia, J. Pan, Y. Bi, Y. Dai, J. Sun, Q. Guo, M. Wang, and H. Wang, "Retrieval-augmented generation for large language models: A survey," arXiv:2312.10997, 2023.</w:t>
+        <w:t xml:space="preserve">[21] J. Wei, X. Wang, D. Schuurmans, M. Bosma, B. Ichter, F. Xia, E. Chi, Q. Le, and D. Zhou, "Chain-of-thought prompting elicits reasoning in large language models," in </w:t>
+      </w:r>
+      <w:r>
+        <w:rPr>
+          <w:i/>
+          <w:sz w:val="20"/>
+        </w:rPr>
+        <w:t>Advances in Neural Information Processing Systems (NeurIPS)</w:t>
+      </w:r>
+      <w:r>
+        <w:rPr>
+          <w:sz w:val="20"/>
+        </w:rPr>
+        <w:t>, vol. 35, 2022, pp. 24824–24837.</w:t>
       </w:r>
     </w:p>
     <w:p>
@@ -18487,20 +22394,20 @@
         <w:rPr>
           <w:sz w:val="20"/>
         </w:rPr>
-        <w:t xml:space="preserve">[21] Y. A. Malkov and D. A. Yashunin, "Efficient and robust approximate nearest neighbor search using hierarchical navigable small world graphs," </w:t>
+        <w:t xml:space="preserve">[22] P. Lewis et al., "Retrieval-augmented generation for knowledge-intensive NLP tasks," in </w:t>
       </w:r>
       <w:r>
         <w:rPr>
           <w:i/>
           <w:sz w:val="20"/>
         </w:rPr>
-        <w:t>IEEE Transactions on Pattern Analysis and Machine Intelligence</w:t>
+        <w:t>Advances in Neural Information Processing Systems (NeurIPS)</w:t>
       </w:r>
       <w:r>
         <w:rPr>
           <w:sz w:val="20"/>
         </w:rPr>
-        <w:t>, vol. 42, no. 4, pp. 824–836, 2020.</w:t>
+        <w:t>, vol. 33, 2020, pp. 9459–9474.</w:t>
       </w:r>
     </w:p>
     <w:p>
@@ -18512,7 +22419,7 @@
         <w:rPr>
           <w:sz w:val="20"/>
         </w:rPr>
-        <w:t>[22] P. Sahoo, A. K. Singh, S. Saha, V. Jain, S. Mondal, and A. Chadha, "A systematic survey of prompt engineering in large language models: Techniques and applications," arXiv:2402.07927, 2024.</w:t>
+        <w:t>[23] Y. Gao, Y. Xiong, X. Gao, K. Jia, J. Pan, Y. Bi, Y. Dai, J. Sun, Q. Guo, M. Wang, and H. Wang, "Retrieval-augmented generation for large language models: A survey," arXiv:2312.10997, 2023.</w:t>
       </w:r>
     </w:p>
     <w:p>
@@ -18524,20 +22431,20 @@
         <w:rPr>
           <w:sz w:val="20"/>
         </w:rPr>
-        <w:t xml:space="preserve">[23] L. Zheng et al., "Judging LLM-as-a-judge with MT-Bench and Chatbot Arena," in </w:t>
+        <w:t xml:space="preserve">[24] Y. A. Malkov and D. A. Yashunin, "Efficient and robust approximate nearest neighbor search using hierarchical navigable small world graphs," </w:t>
       </w:r>
       <w:r>
         <w:rPr>
           <w:i/>
           <w:sz w:val="20"/>
         </w:rPr>
-        <w:t>Advances in Neural Information Processing Systems (NeurIPS), Datasets and Benchmarks Track</w:t>
+        <w:t>IEEE Transactions on Pattern Analysis and Machine Intelligence</w:t>
       </w:r>
       <w:r>
         <w:rPr>
           <w:sz w:val="20"/>
         </w:rPr>
-        <w:t>, vol. 36, 2023.</w:t>
+        <w:t>, vol. 42, no. 4, pp. 824–836, 2020.</w:t>
       </w:r>
     </w:p>
     <w:p>
@@ -18549,20 +22456,32 @@
         <w:rPr>
           <w:sz w:val="20"/>
         </w:rPr>
-        <w:t xml:space="preserve">[24] Y. Liu, D. Iter, Y. Xu, S. Wang, R. Xu, and C. Zhu, "G-Eval: NLG evaluation using GPT-4 with better human alignment," in </w:t>
+        <w:t>[25] P. Sahoo, A. K. Singh, S. Saha, V. Jain, S. Mondal, and A. Chadha, "A systematic survey of prompt engineering in large language models: Techniques and applications," arXiv:2402.07927, 2024.</w:t>
+      </w:r>
+    </w:p>
+    <w:p>
+      <w:pPr>
+        <w:spacing w:after="120"/>
+        <w:ind w:left="648" w:hanging="648"/>
+      </w:pPr>
+      <w:r>
+        <w:rPr>
+          <w:sz w:val="20"/>
+        </w:rPr>
+        <w:t xml:space="preserve">[26] L. Zheng et al., "Judging LLM-as-a-judge with MT-Bench and Chatbot Arena," in </w:t>
       </w:r>
       <w:r>
         <w:rPr>
           <w:i/>
           <w:sz w:val="20"/>
         </w:rPr>
-        <w:t>Proc. Conference on Empirical Methods in Natural Language Processing (EMNLP)</w:t>
+        <w:t>Advances in Neural Information Processing Systems (NeurIPS), Datasets and Benchmarks Track</w:t>
       </w:r>
       <w:r>
         <w:rPr>
           <w:sz w:val="20"/>
         </w:rPr>
-        <w:t>, 2023, pp. 2511–2522.</w:t>
+        <w:t>, vol. 36, 2023.</w:t>
       </w:r>
     </w:p>
     <w:p>
@@ -18574,20 +22493,20 @@
         <w:rPr>
           <w:sz w:val="20"/>
         </w:rPr>
-        <w:t xml:space="preserve">[25] C.-H. Chiang and H.-Y. Lee, "Can large language models be an alternative to human evaluations?," in </w:t>
+        <w:t xml:space="preserve">[27] Y. Liu, D. Iter, Y. Xu, S. Wang, R. Xu, and C. Zhu, "G-Eval: NLG evaluation using GPT-4 with better human alignment," in </w:t>
       </w:r>
       <w:r>
         <w:rPr>
           <w:i/>
           <w:sz w:val="20"/>
         </w:rPr>
-        <w:t>Proc. 61st Annual Meeting of the Association for Computational Linguistics (ACL)</w:t>
+        <w:t>Proc. Conference on Empirical Methods in Natural Language Processing (EMNLP)</w:t>
       </w:r>
       <w:r>
         <w:rPr>
           <w:sz w:val="20"/>
         </w:rPr>
-        <w:t>, 2023, pp. 15607–15631.</w:t>
+        <w:t>, 2023, pp. 2511–2522.</w:t>
       </w:r>
     </w:p>
     <w:p>
@@ -18599,20 +22518,20 @@
         <w:rPr>
           <w:sz w:val="20"/>
         </w:rPr>
-        <w:t xml:space="preserve">[26] P. Wang, L. Li, L. Chen, Z. Cai, D. Zhu, B. Lin, Y. Cao, Q. Liu, T. Liu, and Z. Sui, "Large language models are not fair evaluators," in </w:t>
+        <w:t xml:space="preserve">[28] C.-H. Chiang and H.-Y. Lee, "Can large language models be an alternative to human evaluations?," in </w:t>
       </w:r>
       <w:r>
         <w:rPr>
           <w:i/>
           <w:sz w:val="20"/>
         </w:rPr>
-        <w:t>Proc. 62nd Annual Meeting of the Association for Computational Linguistics (ACL)</w:t>
+        <w:t>Proc. 61st Annual Meeting of the Association for Computational Linguistics (ACL)</w:t>
       </w:r>
       <w:r>
         <w:rPr>
           <w:sz w:val="20"/>
         </w:rPr>
-        <w:t>, 2024, pp. 9440–9450.</w:t>
+        <w:t>, 2023, pp. 15607–15631.</w:t>
       </w:r>
     </w:p>
     <w:p>
@@ -18624,20 +22543,20 @@
         <w:rPr>
           <w:sz w:val="20"/>
         </w:rPr>
-        <w:t xml:space="preserve">[27] A. Panickssery, S. R. Bowman, and S. Feng, "LLM evaluators recognize and favor their own generations," in </w:t>
+        <w:t xml:space="preserve">[29] P. Wang, L. Li, L. Chen, Z. Cai, D. Zhu, B. Lin, Y. Cao, Q. Liu, T. Liu, and Z. Sui, "Large language models are not fair evaluators," in </w:t>
       </w:r>
       <w:r>
         <w:rPr>
           <w:i/>
           <w:sz w:val="20"/>
         </w:rPr>
-        <w:t>Advances in Neural Information Processing Systems (NeurIPS)</w:t>
+        <w:t>Proc. 62nd Annual Meeting of the Association for Computational Linguistics (ACL)</w:t>
       </w:r>
       <w:r>
         <w:rPr>
           <w:sz w:val="20"/>
         </w:rPr>
-        <w:t>, vol. 37, 2024.</w:t>
+        <w:t>, 2024, pp. 9440–9450.</w:t>
       </w:r>
     </w:p>
     <w:p>
@@ -18649,20 +22568,20 @@
         <w:rPr>
           <w:sz w:val="20"/>
         </w:rPr>
-        <w:t xml:space="preserve">[28] Z. Ji, N. Lee, R. Frieske, T. Yu, D. Su, Y. Xu, E. Ishii, Y. J. Bang, A. Madotto, and P. Fung, "Survey of hallucination in natural language generation," </w:t>
+        <w:t xml:space="preserve">[30] A. Panickssery, S. R. Bowman, and S. Feng, "LLM evaluators recognize and favor their own generations," in </w:t>
       </w:r>
       <w:r>
         <w:rPr>
           <w:i/>
           <w:sz w:val="20"/>
         </w:rPr>
-        <w:t>ACM Computing Surveys</w:t>
+        <w:t>Advances in Neural Information Processing Systems (NeurIPS)</w:t>
       </w:r>
       <w:r>
         <w:rPr>
           <w:sz w:val="20"/>
         </w:rPr>
-        <w:t>, vol. 55, no. 12, pp. 1–38, 2023.</w:t>
+        <w:t>, vol. 37, 2024.</w:t>
       </w:r>
     </w:p>
     <w:p>
@@ -18674,20 +22593,20 @@
         <w:rPr>
           <w:sz w:val="20"/>
         </w:rPr>
-        <w:t xml:space="preserve">[29] F. Perez and I. Ribeiro, "Ignore previous prompt: Attack techniques for language models," in </w:t>
+        <w:t xml:space="preserve">[31] Z. Ji, N. Lee, R. Frieske, T. Yu, D. Su, Y. Xu, E. Ishii, Y. J. Bang, A. Madotto, and P. Fung, "Survey of hallucination in natural language generation," </w:t>
       </w:r>
       <w:r>
         <w:rPr>
           <w:i/>
           <w:sz w:val="20"/>
         </w:rPr>
-        <w:t>NeurIPS ML Safety Workshop</w:t>
+        <w:t>ACM Computing Surveys</w:t>
       </w:r>
       <w:r>
         <w:rPr>
           <w:sz w:val="20"/>
         </w:rPr>
-        <w:t>, 2022.</w:t>
+        <w:t>, vol. 55, no. 12, pp. 1–38, 2023.</w:t>
       </w:r>
     </w:p>
     <w:p>
@@ -18699,20 +22618,20 @@
         <w:rPr>
           <w:sz w:val="20"/>
         </w:rPr>
-        <w:t xml:space="preserve">[30] K. Greshake, S. Abdelnabi, S. Mishra, C. Endres, T. Holz, and M. Fritz, "Not what you've signed up for: Compromising real-world LLM-integrated applications with indirect prompt injection," in </w:t>
+        <w:t xml:space="preserve">[32] F. Perez and I. Ribeiro, "Ignore previous prompt: Attack techniques for language models," in </w:t>
       </w:r>
       <w:r>
         <w:rPr>
           <w:i/>
           <w:sz w:val="20"/>
         </w:rPr>
-        <w:t>Proc. 16th ACM Workshop on Artificial Intelligence and Security (AISec)</w:t>
+        <w:t>NeurIPS ML Safety Workshop</w:t>
       </w:r>
       <w:r>
         <w:rPr>
           <w:sz w:val="20"/>
         </w:rPr>
-        <w:t>, 2023, pp. 79–90.</w:t>
+        <w:t>, 2022.</w:t>
       </w:r>
     </w:p>
     <w:p>
@@ -18724,7 +22643,20 @@
         <w:rPr>
           <w:sz w:val="20"/>
         </w:rPr>
-        <w:t>[31] OWASP Foundation, "OWASP Top 10 for Large Language Model Applications." [Online]. Available: https://owasp.org/www-project-top-10-for-large-language-model-applications/</w:t>
+        <w:t xml:space="preserve">[33] K. Greshake, S. Abdelnabi, S. Mishra, C. Endres, T. Holz, and M. Fritz, "Not what you've signed up for: Compromising real-world LLM-integrated applications with indirect prompt injection," in </w:t>
+      </w:r>
+      <w:r>
+        <w:rPr>
+          <w:i/>
+          <w:sz w:val="20"/>
+        </w:rPr>
+        <w:t>Proc. 16th ACM Workshop on Artificial Intelligence and Security (AISec)</w:t>
+      </w:r>
+      <w:r>
+        <w:rPr>
+          <w:sz w:val="20"/>
+        </w:rPr>
+        <w:t>, 2023, pp. 79–90.</w:t>
       </w:r>
     </w:p>
     <w:p>
@@ -18736,7 +22668,19 @@
         <w:rPr>
           <w:sz w:val="20"/>
         </w:rPr>
-        <w:t xml:space="preserve">[32] J. Cohen, "A coefficient of agreement for nominal scales," </w:t>
+        <w:t>[34] OWASP Foundation, "OWASP Top 10 for Large Language Model Applications." [Online]. Available: https://owasp.org/www-project-top-10-for-large-language-model-applications/</w:t>
+      </w:r>
+    </w:p>
+    <w:p>
+      <w:pPr>
+        <w:spacing w:after="120"/>
+        <w:ind w:left="648" w:hanging="648"/>
+      </w:pPr>
+      <w:r>
+        <w:rPr>
+          <w:sz w:val="20"/>
+        </w:rPr>
+        <w:t xml:space="preserve">[35] J. Cohen, "A coefficient of agreement for nominal scales," </w:t>
       </w:r>
       <w:r>
         <w:rPr>
@@ -18761,7 +22705,7 @@
         <w:rPr>
           <w:sz w:val="20"/>
         </w:rPr>
-        <w:t xml:space="preserve">[33] J. R. Landis and G. G. Koch, "The measurement of observer agreement for categorical data," </w:t>
+        <w:t xml:space="preserve">[36] J. R. Landis and G. G. Koch, "The measurement of observer agreement for categorical data," </w:t>
       </w:r>
       <w:r>
         <w:rPr>
@@ -18786,7 +22730,7 @@
         <w:rPr>
           <w:sz w:val="20"/>
         </w:rPr>
-        <w:t xml:space="preserve">[34] G. Hofstede, </w:t>
+        <w:t xml:space="preserve">[37] G. Hofstede, </w:t>
       </w:r>
       <w:r>
         <w:rPr>
@@ -18811,7 +22755,7 @@
         <w:rPr>
           <w:sz w:val="20"/>
         </w:rPr>
-        <w:t xml:space="preserve">[35] R. J. House, P. J. Hanges, M. Javidan, P. W. Dorfman, and V. Gupta, Eds., </w:t>
+        <w:t xml:space="preserve">[38] R. J. House, P. J. Hanges, M. Javidan, P. W. Dorfman, and V. Gupta, Eds., </w:t>
       </w:r>
       <w:r>
         <w:rPr>
@@ -18836,7 +22780,7 @@
         <w:rPr>
           <w:sz w:val="20"/>
         </w:rPr>
-        <w:t xml:space="preserve">[36] P. Brewer and S. Venaik, "Individualism–collectivism in Hofstede and GLOBE," </w:t>
+        <w:t xml:space="preserve">[39] P. Brewer and S. Venaik, "Individualism–collectivism in Hofstede and GLOBE," </w:t>
       </w:r>
       <w:r>
         <w:rPr>
@@ -18861,7 +22805,7 @@
         <w:rPr>
           <w:sz w:val="20"/>
         </w:rPr>
-        <w:t xml:space="preserve">[37] A. Radford, J. W. Kim, T. Xu, G. Brockman, C. McLeavey, and I. Sutskever, "Robust speech recognition via large-scale weak supervision," in </w:t>
+        <w:t xml:space="preserve">[40] A. Radford, J. W. Kim, T. Xu, G. Brockman, C. McLeavey, and I. Sutskever, "Robust speech recognition via large-scale weak supervision," in </w:t>
       </w:r>
       <w:r>
         <w:rPr>
@@ -18886,20 +22830,20 @@
         <w:rPr>
           <w:sz w:val="20"/>
         </w:rPr>
-        <w:t xml:space="preserve">[38] OpenAI, "Prompt caching," </w:t>
+        <w:t xml:space="preserve">[41] E. M. Bender, T. Gebru, A. McMillan-Major, and S. Shmitchell, "On the dangers of stochastic parrots: Can language models be too big?," in </w:t>
       </w:r>
       <w:r>
         <w:rPr>
           <w:i/>
           <w:sz w:val="20"/>
         </w:rPr>
-        <w:t>OpenAI Platform Documentation</w:t>
+        <w:t>Proc. ACM Conference on Fairness, Accountability, and Transparency (FAccT)</w:t>
       </w:r>
       <w:r>
         <w:rPr>
           <w:sz w:val="20"/>
         </w:rPr>
-        <w:t>. [Online]. Available: https://platform.openai.com/docs/guides/prompt-caching</w:t>
+        <w:t>, 2021, pp. 610–623.</w:t>
       </w:r>
     </w:p>
     <w:p>
@@ -18911,7 +22855,7 @@
         <w:rPr>
           <w:sz w:val="20"/>
         </w:rPr>
-        <w:t xml:space="preserve">[39] OpenAI, "Embeddings," </w:t>
+        <w:t xml:space="preserve">[42] OpenAI, "Prompt caching," </w:t>
       </w:r>
       <w:r>
         <w:rPr>
@@ -18924,7 +22868,7 @@
         <w:rPr>
           <w:sz w:val="20"/>
         </w:rPr>
-        <w:t>. [Online]. Available: https://platform.openai.com/docs/guides/embeddings</w:t>
+        <w:t>. [Online]. Available: https://platform.openai.com/docs/guides/prompt-caching</w:t>
       </w:r>
     </w:p>
     <w:p>
@@ -18936,20 +22880,20 @@
         <w:rPr>
           <w:sz w:val="20"/>
         </w:rPr>
-        <w:t xml:space="preserve">[40] Microsoft, "Azure AI Speech documentation," </w:t>
+        <w:t xml:space="preserve">[43] OpenAI, "Embeddings," </w:t>
       </w:r>
       <w:r>
         <w:rPr>
           <w:i/>
           <w:sz w:val="20"/>
         </w:rPr>
-        <w:t>Microsoft Learn</w:t>
+        <w:t>OpenAI Platform Documentation</w:t>
       </w:r>
       <w:r>
         <w:rPr>
           <w:sz w:val="20"/>
         </w:rPr>
-        <w:t>. [Online]. Available: https://learn.microsoft.com/azure/ai-services/speech-service/</w:t>
+        <w:t>. [Online]. Available: https://platform.openai.com/docs/guides/embeddings</w:t>
       </w:r>
     </w:p>
     <w:p>
@@ -18961,7 +22905,20 @@
         <w:rPr>
           <w:sz w:val="20"/>
         </w:rPr>
-        <w:t>[41] pgvector contributors, "pgvector: Open-source vector similarity search for Postgres." [Online]. Available: https://github.com/pgvector/pgvector</w:t>
+        <w:t xml:space="preserve">[44] OpenAI, "Structured outputs," </w:t>
+      </w:r>
+      <w:r>
+        <w:rPr>
+          <w:i/>
+          <w:sz w:val="20"/>
+        </w:rPr>
+        <w:t>OpenAI Platform Documentation</w:t>
+      </w:r>
+      <w:r>
+        <w:rPr>
+          <w:sz w:val="20"/>
+        </w:rPr>
+        <w:t>. [Online]. Available: https://platform.openai.com/docs/guides/structured-outputs</w:t>
       </w:r>
     </w:p>
     <w:p>
@@ -18973,20 +22930,20 @@
         <w:rPr>
           <w:sz w:val="20"/>
         </w:rPr>
-        <w:t xml:space="preserve">[42] Supabase, "Row Level Security," </w:t>
+        <w:t xml:space="preserve">[45] Microsoft, "Azure AI Speech documentation," </w:t>
       </w:r>
       <w:r>
         <w:rPr>
           <w:i/>
           <w:sz w:val="20"/>
         </w:rPr>
-        <w:t>Supabase Documentation</w:t>
+        <w:t>Microsoft Learn</w:t>
       </w:r>
       <w:r>
         <w:rPr>
           <w:sz w:val="20"/>
         </w:rPr>
-        <w:t>. [Online]. Available: https://supabase.com/docs/guides/database/postgres/row-level-security</w:t>
+        <w:t>. [Online]. Available: https://learn.microsoft.com/azure/ai-services/speech-service/</w:t>
       </w:r>
     </w:p>
     <w:p>
@@ -18998,20 +22955,32 @@
         <w:rPr>
           <w:sz w:val="20"/>
         </w:rPr>
-        <w:t xml:space="preserve">[43] Vercel, "Next.js App Router," </w:t>
+        <w:t>[46] pgvector contributors, "pgvector: Open-source vector similarity search for Postgres." [Online]. Available: https://github.com/pgvector/pgvector</w:t>
+      </w:r>
+    </w:p>
+    <w:p>
+      <w:pPr>
+        <w:spacing w:after="120"/>
+        <w:ind w:left="648" w:hanging="648"/>
+      </w:pPr>
+      <w:r>
+        <w:rPr>
+          <w:sz w:val="20"/>
+        </w:rPr>
+        <w:t xml:space="preserve">[47] Supabase, "Row Level Security," </w:t>
       </w:r>
       <w:r>
         <w:rPr>
           <w:i/>
           <w:sz w:val="20"/>
         </w:rPr>
-        <w:t>Next.js Documentation</w:t>
+        <w:t>Supabase Documentation</w:t>
       </w:r>
       <w:r>
         <w:rPr>
           <w:sz w:val="20"/>
         </w:rPr>
-        <w:t>. [Online]. Available: https://nextjs.org/docs/app</w:t>
+        <w:t>. [Online]. Available: https://supabase.com/docs/guides/database/postgres/row-level-security</w:t>
       </w:r>
     </w:p>
     <w:p>
@@ -19023,45 +22992,20 @@
         <w:rPr>
           <w:sz w:val="20"/>
         </w:rPr>
-        <w:t xml:space="preserve">[44] E. M. Bender, T. Gebru, A. McMillan-Major, and S. Shmitchell, "On the dangers of stochastic parrots: Can language models be too big?," in </w:t>
+        <w:t xml:space="preserve">[48] Vercel, "Next.js App Router," </w:t>
       </w:r>
       <w:r>
         <w:rPr>
           <w:i/>
           <w:sz w:val="20"/>
         </w:rPr>
-        <w:t>Proc. ACM Conference on Fairness, Accountability, and Transparency (FAccT)</w:t>
+        <w:t>Next.js Documentation</w:t>
       </w:r>
       <w:r>
         <w:rPr>
           <w:sz w:val="20"/>
         </w:rPr>
-        <w:t>, 2021, pp. 610–623.</w:t>
-      </w:r>
-    </w:p>
-    <w:p>
-      <w:pPr>
-        <w:spacing w:after="120"/>
-        <w:ind w:left="648" w:hanging="648"/>
-      </w:pPr>
-      <w:r>
-        <w:rPr>
-          <w:sz w:val="20"/>
-        </w:rPr>
-        <w:t xml:space="preserve">[45] OpenAI, "Structured outputs," </w:t>
-      </w:r>
-      <w:r>
-        <w:rPr>
-          <w:i/>
-          <w:sz w:val="20"/>
-        </w:rPr>
-        <w:t>OpenAI Platform Documentation</w:t>
-      </w:r>
-      <w:r>
-        <w:rPr>
-          <w:sz w:val="20"/>
-        </w:rPr>
-        <w:t>. [Online]. Available: https://platform.openai.com/docs/guides/structured-outputs</w:t>
+        <w:t>. [Online]. Available: https://nextjs.org/docs/app</w:t>
       </w:r>
     </w:p>
     <w:p>
